--- a/Report_LTHTN.docx
+++ b/Report_LTHTN.docx
@@ -4448,7 +4448,7 @@
         <w:pStyle w:val="Heading1"/>
         <w:numPr>
           <w:ilvl w:val="0"/>
-          <w:numId w:val="8"/>
+          <w:numId w:val="1"/>
         </w:numPr>
         <w:rPr>
           <w:rFonts w:ascii="Times New Roman" w:hAnsi="Times New Roman" w:cs="Times New Roman"/>
@@ -4474,7 +4474,7 @@
         <w:pStyle w:val="Heading2"/>
         <w:numPr>
           <w:ilvl w:val="1"/>
-          <w:numId w:val="8"/>
+          <w:numId w:val="1"/>
         </w:numPr>
         <w:rPr>
           <w:rFonts w:ascii="Times New Roman" w:hAnsi="Times New Roman" w:cs="Times New Roman"/>
@@ -4543,7 +4543,7 @@
         <w:pStyle w:val="Heading2"/>
         <w:numPr>
           <w:ilvl w:val="1"/>
-          <w:numId w:val="8"/>
+          <w:numId w:val="1"/>
         </w:numPr>
         <w:rPr>
           <w:rFonts w:ascii="Times New Roman" w:hAnsi="Times New Roman" w:cs="Times New Roman"/>
@@ -4572,7 +4572,7 @@
         <w:pStyle w:val="ListParagraph"/>
         <w:numPr>
           <w:ilvl w:val="0"/>
-          <w:numId w:val="43"/>
+          <w:numId w:val="14"/>
         </w:numPr>
         <w:rPr>
           <w:rFonts w:cs="Times New Roman"/>
@@ -4620,7 +4620,7 @@
         <w:pStyle w:val="ListParagraph"/>
         <w:numPr>
           <w:ilvl w:val="0"/>
-          <w:numId w:val="43"/>
+          <w:numId w:val="14"/>
         </w:numPr>
         <w:rPr>
           <w:rFonts w:cs="Times New Roman"/>
@@ -4668,7 +4668,7 @@
         <w:pStyle w:val="ListParagraph"/>
         <w:numPr>
           <w:ilvl w:val="0"/>
-          <w:numId w:val="43"/>
+          <w:numId w:val="14"/>
         </w:numPr>
         <w:rPr>
           <w:rFonts w:cs="Times New Roman"/>
@@ -4708,7 +4708,7 @@
         <w:pStyle w:val="Heading1"/>
         <w:numPr>
           <w:ilvl w:val="0"/>
-          <w:numId w:val="8"/>
+          <w:numId w:val="1"/>
         </w:numPr>
         <w:rPr>
           <w:rFonts w:ascii="Times New Roman" w:hAnsi="Times New Roman" w:cs="Times New Roman"/>
@@ -5397,7 +5397,7 @@
         <w:pStyle w:val="ListParagraph"/>
         <w:numPr>
           <w:ilvl w:val="0"/>
-          <w:numId w:val="50"/>
+          <w:numId w:val="15"/>
         </w:numPr>
       </w:pPr>
       <w:r>
@@ -5427,7 +5427,7 @@
         <w:pStyle w:val="ListParagraph"/>
         <w:numPr>
           <w:ilvl w:val="0"/>
-          <w:numId w:val="50"/>
+          <w:numId w:val="15"/>
         </w:numPr>
       </w:pPr>
       <w:r>
@@ -5463,7 +5463,7 @@
         <w:pStyle w:val="ListParagraph"/>
         <w:numPr>
           <w:ilvl w:val="0"/>
-          <w:numId w:val="50"/>
+          <w:numId w:val="15"/>
         </w:numPr>
       </w:pPr>
       <w:r>
@@ -5531,7 +5531,7 @@
         <w:pStyle w:val="ListParagraph"/>
         <w:numPr>
           <w:ilvl w:val="0"/>
-          <w:numId w:val="53"/>
+          <w:numId w:val="17"/>
         </w:numPr>
       </w:pPr>
       <w:r>
@@ -5543,7 +5543,7 @@
         <w:pStyle w:val="ListParagraph"/>
         <w:numPr>
           <w:ilvl w:val="0"/>
-          <w:numId w:val="53"/>
+          <w:numId w:val="17"/>
         </w:numPr>
       </w:pPr>
       <w:r>
@@ -5555,7 +5555,7 @@
         <w:pStyle w:val="ListParagraph"/>
         <w:numPr>
           <w:ilvl w:val="0"/>
-          <w:numId w:val="53"/>
+          <w:numId w:val="17"/>
         </w:numPr>
       </w:pPr>
       <w:r>
@@ -5589,7 +5589,7 @@
         <w:pStyle w:val="ListParagraph"/>
         <w:numPr>
           <w:ilvl w:val="0"/>
-          <w:numId w:val="22"/>
+          <w:numId w:val="3"/>
         </w:numPr>
         <w:rPr>
           <w:rFonts w:cs="Times New Roman"/>
@@ -5674,7 +5674,7 @@
         <w:pStyle w:val="ListParagraph"/>
         <w:numPr>
           <w:ilvl w:val="0"/>
-          <w:numId w:val="51"/>
+          <w:numId w:val="16"/>
         </w:numPr>
       </w:pPr>
       <w:r>
@@ -5698,7 +5698,7 @@
         <w:pStyle w:val="ListParagraph"/>
         <w:numPr>
           <w:ilvl w:val="0"/>
-          <w:numId w:val="51"/>
+          <w:numId w:val="16"/>
         </w:numPr>
       </w:pPr>
       <w:r>
@@ -5722,7 +5722,7 @@
         <w:pStyle w:val="ListParagraph"/>
         <w:numPr>
           <w:ilvl w:val="0"/>
-          <w:numId w:val="51"/>
+          <w:numId w:val="16"/>
         </w:numPr>
       </w:pPr>
       <w:r>
@@ -5749,7 +5749,7 @@
         <w:pStyle w:val="ListParagraph"/>
         <w:numPr>
           <w:ilvl w:val="0"/>
-          <w:numId w:val="51"/>
+          <w:numId w:val="16"/>
         </w:numPr>
       </w:pPr>
       <w:r>
@@ -5807,7 +5807,7 @@
         <w:pStyle w:val="ListParagraph"/>
         <w:numPr>
           <w:ilvl w:val="0"/>
-          <w:numId w:val="22"/>
+          <w:numId w:val="3"/>
         </w:numPr>
         <w:rPr>
           <w:rFonts w:cs="Times New Roman"/>
@@ -5841,7 +5841,7 @@
         <w:pStyle w:val="Heading1"/>
         <w:numPr>
           <w:ilvl w:val="0"/>
-          <w:numId w:val="8"/>
+          <w:numId w:val="1"/>
         </w:numPr>
         <w:rPr>
           <w:rFonts w:ascii="Times New Roman" w:hAnsi="Times New Roman" w:cs="Times New Roman"/>
@@ -5917,7 +5917,7 @@
         <w:pStyle w:val="ListParagraph"/>
         <w:numPr>
           <w:ilvl w:val="0"/>
-          <w:numId w:val="41"/>
+          <w:numId w:val="12"/>
         </w:numPr>
         <w:rPr>
           <w:szCs w:val="26"/>
@@ -5935,7 +5935,7 @@
         <w:pStyle w:val="ListParagraph"/>
         <w:numPr>
           <w:ilvl w:val="0"/>
-          <w:numId w:val="41"/>
+          <w:numId w:val="12"/>
         </w:numPr>
         <w:rPr>
           <w:szCs w:val="26"/>
@@ -5953,7 +5953,7 @@
         <w:pStyle w:val="ListParagraph"/>
         <w:numPr>
           <w:ilvl w:val="0"/>
-          <w:numId w:val="41"/>
+          <w:numId w:val="12"/>
         </w:numPr>
         <w:rPr>
           <w:szCs w:val="26"/>
@@ -5971,7 +5971,7 @@
         <w:pStyle w:val="ListParagraph"/>
         <w:numPr>
           <w:ilvl w:val="0"/>
-          <w:numId w:val="41"/>
+          <w:numId w:val="12"/>
         </w:numPr>
         <w:rPr>
           <w:szCs w:val="26"/>
@@ -5989,7 +5989,7 @@
         <w:pStyle w:val="ListParagraph"/>
         <w:numPr>
           <w:ilvl w:val="0"/>
-          <w:numId w:val="41"/>
+          <w:numId w:val="12"/>
         </w:numPr>
         <w:rPr>
           <w:szCs w:val="26"/>
@@ -6007,7 +6007,7 @@
         <w:pStyle w:val="ListParagraph"/>
         <w:numPr>
           <w:ilvl w:val="0"/>
-          <w:numId w:val="41"/>
+          <w:numId w:val="12"/>
         </w:numPr>
         <w:rPr>
           <w:szCs w:val="26"/>
@@ -6047,7 +6047,7 @@
         <w:pStyle w:val="ListParagraph"/>
         <w:numPr>
           <w:ilvl w:val="0"/>
-          <w:numId w:val="41"/>
+          <w:numId w:val="12"/>
         </w:numPr>
         <w:spacing w:after="0"/>
         <w:rPr>
@@ -6093,7 +6093,7 @@
         <w:pStyle w:val="ListParagraph"/>
         <w:numPr>
           <w:ilvl w:val="0"/>
-          <w:numId w:val="24"/>
+          <w:numId w:val="4"/>
         </w:numPr>
         <w:rPr>
           <w:szCs w:val="26"/>
@@ -6169,7 +6169,7 @@
         <w:pStyle w:val="ListParagraph"/>
         <w:numPr>
           <w:ilvl w:val="0"/>
-          <w:numId w:val="24"/>
+          <w:numId w:val="4"/>
         </w:numPr>
         <w:rPr>
           <w:rFonts w:cs="Times New Roman"/>
@@ -6216,7 +6216,7 @@
         <w:pStyle w:val="ListParagraph"/>
         <w:numPr>
           <w:ilvl w:val="1"/>
-          <w:numId w:val="24"/>
+          <w:numId w:val="4"/>
         </w:numPr>
         <w:rPr>
           <w:rFonts w:cs="Times New Roman"/>
@@ -6236,7 +6236,7 @@
         <w:pStyle w:val="ListParagraph"/>
         <w:numPr>
           <w:ilvl w:val="1"/>
-          <w:numId w:val="24"/>
+          <w:numId w:val="4"/>
         </w:numPr>
         <w:rPr>
           <w:rFonts w:cs="Times New Roman"/>
@@ -6256,7 +6256,7 @@
         <w:pStyle w:val="ListParagraph"/>
         <w:numPr>
           <w:ilvl w:val="1"/>
-          <w:numId w:val="24"/>
+          <w:numId w:val="4"/>
         </w:numPr>
         <w:rPr>
           <w:rFonts w:cs="Times New Roman"/>
@@ -6290,7 +6290,7 @@
         <w:pStyle w:val="ListParagraph"/>
         <w:numPr>
           <w:ilvl w:val="1"/>
-          <w:numId w:val="24"/>
+          <w:numId w:val="4"/>
         </w:numPr>
         <w:rPr>
           <w:rFonts w:cs="Times New Roman"/>
@@ -6324,7 +6324,7 @@
         <w:pStyle w:val="ListParagraph"/>
         <w:numPr>
           <w:ilvl w:val="1"/>
-          <w:numId w:val="24"/>
+          <w:numId w:val="4"/>
         </w:numPr>
         <w:rPr>
           <w:rFonts w:cs="Times New Roman"/>
@@ -6344,7 +6344,7 @@
         <w:pStyle w:val="ListParagraph"/>
         <w:numPr>
           <w:ilvl w:val="0"/>
-          <w:numId w:val="24"/>
+          <w:numId w:val="4"/>
         </w:numPr>
         <w:rPr>
           <w:rFonts w:cs="Times New Roman"/>
@@ -6524,7 +6524,7 @@
         <w:pStyle w:val="ListParagraph"/>
         <w:numPr>
           <w:ilvl w:val="0"/>
-          <w:numId w:val="26"/>
+          <w:numId w:val="5"/>
         </w:numPr>
         <w:rPr>
           <w:rFonts w:cs="Times New Roman"/>
@@ -6567,7 +6567,7 @@
         <w:pStyle w:val="ListParagraph"/>
         <w:numPr>
           <w:ilvl w:val="0"/>
-          <w:numId w:val="42"/>
+          <w:numId w:val="13"/>
         </w:numPr>
         <w:rPr>
           <w:rFonts w:cs="Times New Roman"/>
@@ -6603,7 +6603,7 @@
         <w:pStyle w:val="ListParagraph"/>
         <w:numPr>
           <w:ilvl w:val="2"/>
-          <w:numId w:val="26"/>
+          <w:numId w:val="5"/>
         </w:numPr>
         <w:rPr>
           <w:rFonts w:cs="Times New Roman"/>
@@ -6671,7 +6671,7 @@
         <w:pStyle w:val="ListParagraph"/>
         <w:numPr>
           <w:ilvl w:val="2"/>
-          <w:numId w:val="26"/>
+          <w:numId w:val="5"/>
         </w:numPr>
         <w:rPr>
           <w:rFonts w:cs="Times New Roman"/>
@@ -6716,7 +6716,7 @@
         <w:pStyle w:val="ListParagraph"/>
         <w:numPr>
           <w:ilvl w:val="2"/>
-          <w:numId w:val="26"/>
+          <w:numId w:val="5"/>
         </w:numPr>
         <w:rPr>
           <w:rFonts w:cs="Times New Roman"/>
@@ -6752,7 +6752,7 @@
         <w:pStyle w:val="ListParagraph"/>
         <w:numPr>
           <w:ilvl w:val="2"/>
-          <w:numId w:val="26"/>
+          <w:numId w:val="5"/>
         </w:numPr>
         <w:rPr>
           <w:rFonts w:cs="Times New Roman"/>
@@ -6806,7 +6806,7 @@
         <w:pStyle w:val="ListParagraph"/>
         <w:numPr>
           <w:ilvl w:val="2"/>
-          <w:numId w:val="26"/>
+          <w:numId w:val="5"/>
         </w:numPr>
         <w:rPr>
           <w:rFonts w:cs="Times New Roman"/>
@@ -7026,7 +7026,7 @@
         <w:pStyle w:val="ListParagraph"/>
         <w:numPr>
           <w:ilvl w:val="0"/>
-          <w:numId w:val="26"/>
+          <w:numId w:val="5"/>
         </w:numPr>
       </w:pPr>
       <w:r>
@@ -7042,7 +7042,7 @@
         <w:pStyle w:val="ListParagraph"/>
         <w:numPr>
           <w:ilvl w:val="0"/>
-          <w:numId w:val="26"/>
+          <w:numId w:val="5"/>
         </w:numPr>
       </w:pPr>
       <w:r>
@@ -7070,7 +7070,7 @@
         <w:pStyle w:val="ListParagraph"/>
         <w:numPr>
           <w:ilvl w:val="0"/>
-          <w:numId w:val="26"/>
+          <w:numId w:val="5"/>
         </w:numPr>
       </w:pPr>
       <w:r>
@@ -7082,7 +7082,7 @@
         <w:pStyle w:val="ListParagraph"/>
         <w:numPr>
           <w:ilvl w:val="0"/>
-          <w:numId w:val="26"/>
+          <w:numId w:val="5"/>
         </w:numPr>
       </w:pPr>
       <w:r>
@@ -7107,7 +7107,7 @@
         <w:pStyle w:val="Heading1"/>
         <w:numPr>
           <w:ilvl w:val="0"/>
-          <w:numId w:val="8"/>
+          <w:numId w:val="1"/>
         </w:numPr>
         <w:rPr>
           <w:rFonts w:ascii="Times New Roman" w:hAnsi="Times New Roman" w:cs="Times New Roman"/>
@@ -7163,7 +7163,7 @@
         <w:pStyle w:val="ListParagraph"/>
         <w:numPr>
           <w:ilvl w:val="0"/>
-          <w:numId w:val="27"/>
+          <w:numId w:val="6"/>
         </w:numPr>
         <w:rPr>
           <w:rFonts w:cs="Times New Roman"/>
@@ -7206,7 +7206,7 @@
         <w:pStyle w:val="ListParagraph"/>
         <w:numPr>
           <w:ilvl w:val="0"/>
-          <w:numId w:val="27"/>
+          <w:numId w:val="6"/>
         </w:numPr>
         <w:rPr>
           <w:rFonts w:cs="Times New Roman"/>
@@ -7240,7 +7240,7 @@
         <w:pStyle w:val="ListParagraph"/>
         <w:numPr>
           <w:ilvl w:val="0"/>
-          <w:numId w:val="27"/>
+          <w:numId w:val="6"/>
         </w:numPr>
         <w:rPr>
           <w:rFonts w:cs="Times New Roman"/>
@@ -7267,7 +7267,7 @@
         <w:pStyle w:val="ListParagraph"/>
         <w:numPr>
           <w:ilvl w:val="0"/>
-          <w:numId w:val="27"/>
+          <w:numId w:val="6"/>
         </w:numPr>
         <w:rPr>
           <w:rFonts w:cs="Times New Roman"/>
@@ -7301,7 +7301,7 @@
         <w:pStyle w:val="ListParagraph"/>
         <w:numPr>
           <w:ilvl w:val="0"/>
-          <w:numId w:val="27"/>
+          <w:numId w:val="6"/>
         </w:numPr>
         <w:rPr>
           <w:rFonts w:cs="Times New Roman"/>
@@ -7350,7 +7350,7 @@
         <w:pStyle w:val="ListParagraph"/>
         <w:numPr>
           <w:ilvl w:val="0"/>
-          <w:numId w:val="29"/>
+          <w:numId w:val="7"/>
         </w:numPr>
         <w:rPr>
           <w:rFonts w:cs="Times New Roman"/>
@@ -7417,7 +7417,7 @@
         <w:pStyle w:val="ListParagraph"/>
         <w:numPr>
           <w:ilvl w:val="1"/>
-          <w:numId w:val="29"/>
+          <w:numId w:val="7"/>
         </w:numPr>
         <w:rPr>
           <w:rFonts w:cs="Times New Roman"/>
@@ -7444,7 +7444,7 @@
         <w:pStyle w:val="ListParagraph"/>
         <w:numPr>
           <w:ilvl w:val="1"/>
-          <w:numId w:val="29"/>
+          <w:numId w:val="7"/>
         </w:numPr>
         <w:rPr>
           <w:rFonts w:cs="Times New Roman"/>
@@ -7464,7 +7464,7 @@
         <w:pStyle w:val="ListParagraph"/>
         <w:numPr>
           <w:ilvl w:val="1"/>
-          <w:numId w:val="29"/>
+          <w:numId w:val="7"/>
         </w:numPr>
         <w:rPr>
           <w:rFonts w:cs="Times New Roman"/>
@@ -7681,7 +7681,7 @@
         <w:pStyle w:val="ListParagraph"/>
         <w:numPr>
           <w:ilvl w:val="0"/>
-          <w:numId w:val="29"/>
+          <w:numId w:val="7"/>
         </w:numPr>
         <w:spacing w:after="0"/>
         <w:rPr>
@@ -7750,7 +7750,7 @@
         <w:pStyle w:val="ListParagraph"/>
         <w:numPr>
           <w:ilvl w:val="0"/>
-          <w:numId w:val="37"/>
+          <w:numId w:val="11"/>
         </w:numPr>
         <w:rPr>
           <w:szCs w:val="26"/>
@@ -7838,7 +7838,7 @@
         <w:pStyle w:val="ListParagraph"/>
         <w:numPr>
           <w:ilvl w:val="0"/>
-          <w:numId w:val="37"/>
+          <w:numId w:val="11"/>
         </w:numPr>
         <w:rPr>
           <w:szCs w:val="26"/>
@@ -7856,7 +7856,7 @@
         <w:pStyle w:val="ListParagraph"/>
         <w:numPr>
           <w:ilvl w:val="0"/>
-          <w:numId w:val="37"/>
+          <w:numId w:val="11"/>
         </w:numPr>
         <w:rPr>
           <w:szCs w:val="26"/>
@@ -8018,7 +8018,7 @@
         <w:pStyle w:val="ListParagraph"/>
         <w:numPr>
           <w:ilvl w:val="0"/>
-          <w:numId w:val="29"/>
+          <w:numId w:val="7"/>
         </w:numPr>
         <w:spacing w:after="0"/>
         <w:rPr>
@@ -8061,63 +8061,6 @@
         </w:rPr>
         <w:t>Lưu đồ này mô tả quy trình nhận model mới từ Server sau khi training tăng cường dựa trên dữ liệu mới thông qua WIFI.</w:t>
       </w:r>
-    </w:p>
-    <w:p>
-      <w:pPr>
-        <w:pStyle w:val="ListParagraph"/>
-        <w:numPr>
-          <w:ilvl w:val="0"/>
-          <w:numId w:val="39"/>
-        </w:numPr>
-        <w:rPr>
-          <w:szCs w:val="26"/>
-        </w:rPr>
-      </w:pPr>
-      <w:r>
-        <w:rPr>
-          <w:szCs w:val="26"/>
-        </w:rPr>
-        <w:t xml:space="preserve">Duy trì kết nối </w:t>
-      </w:r>
-      <w:r>
-        <w:rPr>
-          <w:szCs w:val="26"/>
-        </w:rPr>
-        <w:t>MQTT: Đảm bảo dữ liệu được hiển thị liên tục trên Dashboard.</w:t>
-      </w:r>
-    </w:p>
-    <w:p>
-      <w:pPr>
-        <w:pStyle w:val="ListParagraph"/>
-        <w:numPr>
-          <w:ilvl w:val="0"/>
-          <w:numId w:val="39"/>
-        </w:numPr>
-        <w:rPr>
-          <w:szCs w:val="26"/>
-        </w:rPr>
-      </w:pPr>
-      <w:r>
-        <w:rPr>
-          <w:szCs w:val="26"/>
-        </w:rPr>
-        <w:t>OTA Update: Khi Server hoàn tất huấn luyện lại (Retraining) để giảm sai số MAE, mô hình mới sẽ được nạp "nóng" vào Flash mà không cần kết nối dây</w:t>
-      </w:r>
-      <w:r>
-        <w:rPr>
-          <w:szCs w:val="26"/>
-        </w:rPr>
-        <w:t>.</w:t>
-      </w:r>
-    </w:p>
-    <w:p>
-      <w:pPr>
-        <w:ind w:left="360"/>
-        <w:rPr>
-          <w:rFonts w:cs="Times New Roman"/>
-          <w:szCs w:val="26"/>
-        </w:rPr>
-      </w:pPr>
     </w:p>
     <w:p>
       <w:pPr>
@@ -8131,10 +8074,9 @@
           <w:noProof/>
           <w:szCs w:val="26"/>
         </w:rPr>
-        <w:lastRenderedPageBreak/>
         <w:drawing>
-          <wp:inline distT="0" distB="0" distL="0" distR="0" wp14:anchorId="302A54B2" wp14:editId="74B294E5">
-            <wp:extent cx="5078840" cy="8161020"/>
+          <wp:inline distT="0" distB="0" distL="0" distR="0" wp14:anchorId="302A54B2" wp14:editId="29F5CE56">
+            <wp:extent cx="4886221" cy="6830291"/>
             <wp:effectExtent l="0" t="0" r="0" b="0"/>
             <wp:docPr id="1474549666" name="Picture 1"/>
             <wp:cNvGraphicFramePr>
@@ -8155,7 +8097,7 @@
                   <pic:spPr bwMode="auto">
                     <a:xfrm>
                       <a:off x="0" y="0"/>
-                      <a:ext cx="5091870" cy="8181958"/>
+                      <a:ext cx="4917251" cy="6873667"/>
                     </a:xfrm>
                     <a:prstGeom prst="rect">
                       <a:avLst/>
@@ -8181,7 +8123,6 @@
         <w:pStyle w:val="Caption"/>
         <w:spacing w:line="360" w:lineRule="auto"/>
         <w:rPr>
-          <w:rFonts w:cs="Times New Roman"/>
           <w:i/>
           <w:iCs/>
           <w:sz w:val="26"/>
@@ -8256,25 +8197,346 @@
       <w:bookmarkEnd w:id="17"/>
     </w:p>
     <w:p>
+      <w:r>
+        <w:lastRenderedPageBreak/>
+        <w:tab/>
+        <w:t>Đây</w:t>
+      </w:r>
+      <w:r>
+        <w:t xml:space="preserve"> là bức tranh toàn cảnh về hành trình của một model mới, tính từ giây phút nó vừa được huấn luyện xong cho đến khi nó bắt đầu tự động dự đoán trên mạch RA6M5. Quá trình này hoàn toàn tự động (OTA - Over-The-Air) và được chia làm 3 chặng rõ rệt:</w:t>
+      </w:r>
+    </w:p>
+    <w:p>
+      <w:pPr>
+        <w:rPr>
+          <w:b/>
+          <w:bCs/>
+          <w:i/>
+          <w:iCs/>
+        </w:rPr>
+      </w:pPr>
+      <w:r>
+        <w:rPr>
+          <w:b/>
+          <w:bCs/>
+          <w:i/>
+          <w:iCs/>
+        </w:rPr>
+        <w:t>Chặng 1: Tại Server (Đóng gói &amp; Cung cấp)</w:t>
+      </w:r>
+    </w:p>
+    <w:p>
       <w:pPr>
         <w:pStyle w:val="ListParagraph"/>
         <w:numPr>
           <w:ilvl w:val="0"/>
-          <w:numId w:val="29"/>
+          <w:numId w:val="7"/>
         </w:numPr>
         <w:rPr>
           <w:b/>
           <w:bCs/>
-          <w:szCs w:val="26"/>
-        </w:rPr>
-      </w:pPr>
-      <w:r>
+          <w:i/>
+          <w:iCs/>
+        </w:rPr>
+      </w:pPr>
+      <w:r>
+        <w:t xml:space="preserve">Hoàn tất </w:t>
+      </w:r>
+      <w:r>
+        <w:t>h</w:t>
+      </w:r>
+      <w:r>
+        <w:t>uấn luyện: Khi thu thập đủ ngưỡng 500 mẫu mới, kịch bản retraining_script.py chạy xong hàm model.fit() và lưu cập nhật trọng số vào file Keras (.h5).</w:t>
+      </w:r>
+    </w:p>
+    <w:p>
+      <w:pPr>
+        <w:pStyle w:val="ListParagraph"/>
+        <w:numPr>
+          <w:ilvl w:val="0"/>
+          <w:numId w:val="7"/>
+        </w:numPr>
         <w:rPr>
           <w:b/>
           <w:bCs/>
-          <w:szCs w:val="26"/>
-        </w:rPr>
+          <w:i/>
+          <w:iCs/>
+        </w:rPr>
+      </w:pPr>
+      <w:r>
+        <w:t>Chuyển</w:t>
+      </w:r>
+      <w:r>
+        <w:t xml:space="preserve"> </w:t>
+      </w:r>
+      <w:r>
+        <w:t>đổi</w:t>
+      </w:r>
+      <w:r>
+        <w:t xml:space="preserve"> đ</w:t>
+      </w:r>
+      <w:r>
+        <w:t>ịnh</w:t>
+      </w:r>
+      <w:r>
+        <w:t xml:space="preserve"> </w:t>
+      </w:r>
+      <w:r>
+        <w:t>dạng (Quantization): Server tự động</w:t>
+      </w:r>
+      <w:r>
+        <w:t xml:space="preserve"> </w:t>
+      </w:r>
+      <w:r>
+        <w:t>gọi TFLiteConverter nén file Keras khổng lồ thành một tệp nhị phân siêu nhỏ bé tên là iaq_model.tflite (được tối ưu hóa bằng phương pháp lượng tử hóa để phù hợp với tài nguyên của vi điều khiển).</w:t>
+      </w:r>
+      <w:r>
+        <w:t xml:space="preserve"> </w:t>
+      </w:r>
+    </w:p>
+    <w:p>
+      <w:pPr>
+        <w:pStyle w:val="ListParagraph"/>
+        <w:numPr>
+          <w:ilvl w:val="0"/>
+          <w:numId w:val="7"/>
+        </w:numPr>
+      </w:pPr>
+      <w:r>
+        <w:t xml:space="preserve">Cập nhật </w:t>
+      </w:r>
+      <w:r>
+        <w:t>p</w:t>
+      </w:r>
+      <w:r>
+        <w:t>hiên bản: API GET /api/v1/model/version tự động lấy Thời gian chỉnh sửa file (Last Modified Time) của tệp .tflite vừa tạo ra để làm "Mã Version" mới. File nhị phân này giờ đây nằm chờ sẵn ở cổng GET /api/v1/model/latest.</w:t>
+      </w:r>
+    </w:p>
+    <w:p>
+      <w:pPr>
+        <w:rPr>
+          <w:b/>
+          <w:bCs/>
+          <w:i/>
+          <w:iCs/>
+        </w:rPr>
+      </w:pPr>
+      <w:r>
+        <w:rPr>
+          <w:b/>
+          <w:bCs/>
+          <w:i/>
+          <w:iCs/>
+        </w:rPr>
+        <w:t xml:space="preserve">Chặng 2: Tại ESP32-C6 </w:t>
+      </w:r>
+    </w:p>
+    <w:p>
+      <w:pPr>
+        <w:pStyle w:val="ListParagraph"/>
+        <w:numPr>
+          <w:ilvl w:val="0"/>
+          <w:numId w:val="18"/>
+        </w:numPr>
+      </w:pPr>
+      <w:r>
+        <w:t>Thăm dò (Polling): Theo định kỳ (chu kỳ 60 giây), một luồng (task) ẩn trên ESP32 sẽ hỏi Server: "Có version nào mới hơn version tôi đang giữ không?" thông qua API /version.</w:t>
+      </w:r>
+    </w:p>
+    <w:p>
+      <w:pPr>
+        <w:pStyle w:val="ListParagraph"/>
+        <w:numPr>
+          <w:ilvl w:val="0"/>
+          <w:numId w:val="18"/>
+        </w:numPr>
+      </w:pPr>
+      <w:r>
+        <w:t>Kéo dữ liệu về (HTTP Download): Khi phát hiện mốc thời gian của model đã thay đổi, ESP32 gọi API /latest để kéo toàn bộ luồng byte của file .tflite về và hứng vào một vùng nhớ đệm cấp phát động (RAM Buffer) của mình.</w:t>
+      </w:r>
+    </w:p>
+    <w:p>
+      <w:pPr>
+        <w:pStyle w:val="ListParagraph"/>
+        <w:numPr>
+          <w:ilvl w:val="0"/>
+          <w:numId w:val="18"/>
+        </w:numPr>
+      </w:pPr>
+      <w:r>
+        <w:t>Chia</w:t>
+      </w:r>
+      <w:r>
+        <w:t xml:space="preserve"> nhỏ &amp; Vận chuyển (UART): Vì băng thông UART có hạn, ESP32 không ném cục dữ liệu vài KB này sang RA6M5 cùng lúc, mà đóng gói theo quy trình:</w:t>
+      </w:r>
+    </w:p>
+    <w:p>
+      <w:pPr>
+        <w:pStyle w:val="ListParagraph"/>
+        <w:numPr>
+          <w:ilvl w:val="1"/>
+          <w:numId w:val="18"/>
+        </w:numPr>
+      </w:pPr>
+      <w:r>
+        <w:t>Gửi lệnh báo hiệu CMD_START kèm theo tổng kích thước file.</w:t>
+      </w:r>
+    </w:p>
+    <w:p>
+      <w:pPr>
+        <w:pStyle w:val="ListParagraph"/>
+        <w:numPr>
+          <w:ilvl w:val="1"/>
+          <w:numId w:val="18"/>
+        </w:numPr>
+      </w:pPr>
+      <w:r>
         <w:lastRenderedPageBreak/>
+        <w:t>Chia</w:t>
+      </w:r>
+      <w:r>
+        <w:t xml:space="preserve"> nhỏ luồng byte trong RAM thành từng khối (chunk) tối đa 128 bytes và gửi lần lượt sang RA6M5 bằng lệnh CMD_DATA. Đi kèm mỗi gói đều có mã kiểm tra lỗi CRC-16 để chống nhiễu loạn từ môi trường.</w:t>
+      </w:r>
+    </w:p>
+    <w:p>
+      <w:pPr>
+        <w:rPr>
+          <w:b/>
+          <w:bCs/>
+          <w:i/>
+          <w:iCs/>
+        </w:rPr>
+      </w:pPr>
+      <w:r>
+        <w:rPr>
+          <w:b/>
+          <w:bCs/>
+          <w:i/>
+          <w:iCs/>
+        </w:rPr>
+        <w:t>Chặng 3: Tại Kit RA6M5</w:t>
+      </w:r>
+    </w:p>
+    <w:p>
+      <w:pPr>
+        <w:pStyle w:val="ListParagraph"/>
+        <w:numPr>
+          <w:ilvl w:val="0"/>
+          <w:numId w:val="19"/>
+        </w:numPr>
+      </w:pPr>
+      <w:r>
+        <w:t>Capture</w:t>
+      </w:r>
+      <w:r>
+        <w:t xml:space="preserve"> &amp; Ghi Flash: Driver </w:t>
+      </w:r>
+      <w:r>
+        <w:rPr>
+          <w:i/>
+          <w:iCs/>
+        </w:rPr>
+        <w:t>fwupdate_receiver</w:t>
+      </w:r>
+      <w:r>
+        <w:t> trên RA6M5 đứng chờ ở cổng UART. Mỗi khi nhận đủ 1 khối 128 bytes và tính toán mã CRC trùng khớp, nó gửi trả chữ ACK (Đã nhận) cho ESP32. Sau đó, nó mở khóa và ghi thẳng 128 bytes nhị phân thô này vào Data Flash (bắt đầu từ địa chỉ cố định 0x08000000). Cứ lặp lại như vậy cho đến hết file.</w:t>
+      </w:r>
+    </w:p>
+    <w:p>
+      <w:pPr>
+        <w:pStyle w:val="ListParagraph"/>
+        <w:numPr>
+          <w:ilvl w:val="0"/>
+          <w:numId w:val="19"/>
+        </w:numPr>
+      </w:pPr>
+      <w:r>
+        <w:t>Chốt dữ liệu</w:t>
+      </w:r>
+      <w:r>
+        <w:t xml:space="preserve"> &amp; Kiểm tra chéo: Gửi xong gói cuối, ESP32 gửi lệnh CMD_END kèm theo mã kiểm tra chéo (CRC) của toàn bộ file. RA6M5 tự động đọc lại nguyên bộ nhớ Data Flash vừa ghi, tính toán lại từ đầu xem có khớp với mã của ESP32 không. Nếu khớp, nó chốt quá trình OTA thành công.</w:t>
+      </w:r>
+    </w:p>
+    <w:p>
+      <w:pPr>
+        <w:pStyle w:val="ListParagraph"/>
+        <w:numPr>
+          <w:ilvl w:val="0"/>
+          <w:numId w:val="19"/>
+        </w:numPr>
+      </w:pPr>
+      <w:r>
+        <w:t xml:space="preserve">Thực thi </w:t>
+      </w:r>
+      <w:r>
+        <w:t>m</w:t>
+      </w:r>
+      <w:r>
+        <w:t>ô hình mới: Khi vòng lặp suy luận AI tiếp theo diễn ra, thư viện TensorFlow Lite for Microcontrollers (TFLM) trên RA6M5 chỉ việc gán một con trỏ trỏ thẳng tới địa chỉ vùng Data Flash 0x08000000:</w:t>
+      </w:r>
+    </w:p>
+    <w:p>
+      <w:pPr>
+        <w:shd w:val="clear" w:color="auto" w:fill="F2F2F2" w:themeFill="background1" w:themeFillShade="F2"/>
+        <w:ind w:left="360"/>
+        <w:rPr>
+          <w:rFonts w:ascii="Consolas" w:hAnsi="Consolas"/>
+          <w:sz w:val="22"/>
+          <w:szCs w:val="20"/>
+        </w:rPr>
+      </w:pPr>
+      <w:r>
+        <w:rPr>
+          <w:rFonts w:ascii="Consolas" w:hAnsi="Consolas"/>
+          <w:sz w:val="22"/>
+          <w:szCs w:val="20"/>
+        </w:rPr>
+        <w:t>cpp</w:t>
+      </w:r>
+    </w:p>
+    <w:p>
+      <w:pPr>
+        <w:shd w:val="clear" w:color="auto" w:fill="F2F2F2" w:themeFill="background1" w:themeFillShade="F2"/>
+        <w:ind w:left="360"/>
+        <w:rPr>
+          <w:rFonts w:ascii="Consolas" w:hAnsi="Consolas"/>
+          <w:sz w:val="22"/>
+          <w:szCs w:val="20"/>
+        </w:rPr>
+      </w:pPr>
+      <w:r>
+        <w:rPr>
+          <w:rFonts w:ascii="Consolas" w:hAnsi="Consolas"/>
+          <w:sz w:val="22"/>
+          <w:szCs w:val="20"/>
+        </w:rPr>
+        <w:t>const tflite::Model* model = tflite::GetModel((const void*)0x08000000);</w:t>
+      </w:r>
+    </w:p>
+    <w:p>
+      <w:r>
+        <w:t xml:space="preserve">Ngay lập tức, Kit RA6M5 sẽ bắt đầu dự đoán chất lượng không khí bằng "bộ não" mới tinh vừa được Server truyền xuống. Không cần biên dịch lại Code, không cần Reset phần cứng. </w:t>
+      </w:r>
+    </w:p>
+    <w:p>
+      <w:pPr>
+        <w:pStyle w:val="ListParagraph"/>
+        <w:numPr>
+          <w:ilvl w:val="0"/>
+          <w:numId w:val="7"/>
+        </w:numPr>
+        <w:rPr>
+          <w:b/>
+          <w:bCs/>
+          <w:szCs w:val="26"/>
+        </w:rPr>
+      </w:pPr>
+      <w:r>
+        <w:rPr>
+          <w:b/>
+          <w:bCs/>
+          <w:szCs w:val="26"/>
+        </w:rPr>
         <w:t>Lưu đồ Data processing MQTT:</w:t>
       </w:r>
       <w:r>
@@ -8451,6 +8713,7 @@
           <w:sz w:val="21"/>
           <w:szCs w:val="21"/>
         </w:rPr>
+        <w:lastRenderedPageBreak/>
         <w:t>│  [548171 ms] [sensor:263] T=31.1 C  RH=46.9%                    │</w:t>
       </w:r>
     </w:p>
@@ -9561,7 +9824,6 @@
           <w:sz w:val="21"/>
           <w:szCs w:val="21"/>
         </w:rPr>
-        <w:lastRenderedPageBreak/>
         <w:t>│  Start Retraining   │   history       │  Dashboard shows:       │</w:t>
       </w:r>
     </w:p>
@@ -9858,6 +10120,7 @@
           <w:sz w:val="21"/>
           <w:szCs w:val="21"/>
         </w:rPr>
+        <w:lastRenderedPageBreak/>
         <w:t>│  • Extract data from database                                    │</w:t>
       </w:r>
     </w:p>
@@ -10051,7 +10314,7 @@
         <w:pStyle w:val="Heading1"/>
         <w:numPr>
           <w:ilvl w:val="0"/>
-          <w:numId w:val="8"/>
+          <w:numId w:val="1"/>
         </w:numPr>
         <w:rPr>
           <w:rFonts w:ascii="Times New Roman" w:hAnsi="Times New Roman" w:cs="Times New Roman"/>
@@ -10102,7 +10365,7 @@
         <w:pStyle w:val="ListParagraph"/>
         <w:numPr>
           <w:ilvl w:val="0"/>
-          <w:numId w:val="30"/>
+          <w:numId w:val="8"/>
         </w:numPr>
         <w:rPr>
           <w:rFonts w:cs="Times New Roman"/>
@@ -10136,7 +10399,7 @@
         <w:pStyle w:val="ListParagraph"/>
         <w:numPr>
           <w:ilvl w:val="0"/>
-          <w:numId w:val="30"/>
+          <w:numId w:val="8"/>
         </w:numPr>
         <w:rPr>
           <w:rFonts w:cs="Times New Roman"/>
@@ -10156,7 +10419,7 @@
         <w:pStyle w:val="ListParagraph"/>
         <w:numPr>
           <w:ilvl w:val="0"/>
-          <w:numId w:val="30"/>
+          <w:numId w:val="8"/>
         </w:numPr>
         <w:rPr>
           <w:rFonts w:cs="Times New Roman"/>
@@ -10190,7 +10453,7 @@
         <w:pStyle w:val="ListParagraph"/>
         <w:numPr>
           <w:ilvl w:val="0"/>
-          <w:numId w:val="30"/>
+          <w:numId w:val="8"/>
         </w:numPr>
         <w:rPr>
           <w:rFonts w:cs="Times New Roman"/>
@@ -10241,7 +10504,7 @@
         <w:pStyle w:val="ListParagraph"/>
         <w:numPr>
           <w:ilvl w:val="0"/>
-          <w:numId w:val="31"/>
+          <w:numId w:val="9"/>
         </w:numPr>
         <w:rPr>
           <w:rFonts w:cs="Times New Roman"/>
@@ -10296,7 +10559,7 @@
         <w:pStyle w:val="ListParagraph"/>
         <w:numPr>
           <w:ilvl w:val="0"/>
-          <w:numId w:val="31"/>
+          <w:numId w:val="9"/>
         </w:numPr>
         <w:rPr>
           <w:rFonts w:cs="Times New Roman"/>
@@ -10363,7 +10626,6 @@
                 <w:rFonts w:cs="Times New Roman"/>
                 <w:szCs w:val="26"/>
               </w:rPr>
-              <w:lastRenderedPageBreak/>
               <w:t>Chỉ số</w:t>
             </w:r>
           </w:p>
@@ -10570,6 +10832,7 @@
           <w:sz w:val="26"/>
           <w:szCs w:val="26"/>
         </w:rPr>
+        <w:lastRenderedPageBreak/>
         <w:t xml:space="preserve">Bảng </w:t>
       </w:r>
       <w:r>
@@ -11864,7 +12127,6 @@
                 <w:rFonts w:cs="Times New Roman"/>
                 <w:szCs w:val="26"/>
               </w:rPr>
-              <w:lastRenderedPageBreak/>
               <w:t>3</w:t>
             </w:r>
           </w:p>
@@ -12315,6 +12577,7 @@
           <w:noProof/>
           <w:szCs w:val="26"/>
         </w:rPr>
+        <w:lastRenderedPageBreak/>
         <w:drawing>
           <wp:inline distT="0" distB="0" distL="0" distR="0" wp14:anchorId="5F3CBC8A" wp14:editId="53B96FA4">
             <wp:extent cx="5732145" cy="2128520"/>
@@ -12471,7 +12734,6 @@
           <w:noProof/>
           <w:szCs w:val="26"/>
         </w:rPr>
-        <w:lastRenderedPageBreak/>
         <w:drawing>
           <wp:inline distT="0" distB="0" distL="0" distR="0" wp14:anchorId="30382061" wp14:editId="7D2056A3">
             <wp:extent cx="5732145" cy="2271395"/>
@@ -12614,7 +12876,15 @@
           <w:rFonts w:cs="Times New Roman"/>
           <w:szCs w:val="26"/>
         </w:rPr>
-        <w:t xml:space="preserve"> Mô hình đã dự đoán khá sát so với chỉ số IAQ thực tế, với đa dạng các levels, không bị giới hạn bởi các chỉ số trung bình ở giữa. Điều này thể hiện Model có thể thích ứng nhanh nếu Chất lượng không khí có sự biến đổi mạnh, hoặc có lượng dữ liệu bất thường thu được từ cảm biến cục bộ.</w:t>
+        <w:t xml:space="preserve"> Mô hình đã dự đoán khá sát so với chỉ số IAQ thực tế, với đa dạng các levels, không bị giới hạn bởi các chỉ số trung bình ở giữa. Điều này thể hiện Model có </w:t>
+      </w:r>
+      <w:r>
+        <w:rPr>
+          <w:rFonts w:cs="Times New Roman"/>
+          <w:szCs w:val="26"/>
+        </w:rPr>
+        <w:lastRenderedPageBreak/>
+        <w:t>thể thích ứng nhanh nếu Chất lượng không khí có sự biến đổi mạnh, hoặc có lượng dữ liệu bất thường thu được từ cảm biến cục bộ.</w:t>
       </w:r>
     </w:p>
     <w:p>
@@ -12748,7 +13018,7 @@
         <w:pStyle w:val="Heading1"/>
         <w:numPr>
           <w:ilvl w:val="0"/>
-          <w:numId w:val="8"/>
+          <w:numId w:val="1"/>
         </w:numPr>
         <w:rPr>
           <w:rFonts w:ascii="Times New Roman" w:hAnsi="Times New Roman" w:cs="Times New Roman"/>
@@ -12763,7 +13033,6 @@
           <w:sz w:val="26"/>
           <w:szCs w:val="26"/>
         </w:rPr>
-        <w:lastRenderedPageBreak/>
         <w:t>KẾT LUẬN VÀ HƯỚNG PHÁT TRIỂN</w:t>
       </w:r>
       <w:bookmarkEnd w:id="27"/>
@@ -12773,7 +13042,7 @@
         <w:pStyle w:val="Heading2"/>
         <w:numPr>
           <w:ilvl w:val="1"/>
-          <w:numId w:val="8"/>
+          <w:numId w:val="1"/>
         </w:numPr>
         <w:rPr>
           <w:rFonts w:ascii="Times New Roman" w:hAnsi="Times New Roman" w:cs="Times New Roman"/>
@@ -12795,7 +13064,7 @@
         <w:pStyle w:val="ListParagraph"/>
         <w:numPr>
           <w:ilvl w:val="0"/>
-          <w:numId w:val="31"/>
+          <w:numId w:val="9"/>
         </w:numPr>
         <w:rPr>
           <w:rFonts w:cs="Times New Roman"/>
@@ -12815,7 +13084,7 @@
         <w:pStyle w:val="ListParagraph"/>
         <w:numPr>
           <w:ilvl w:val="0"/>
-          <w:numId w:val="31"/>
+          <w:numId w:val="9"/>
         </w:numPr>
         <w:rPr>
           <w:rFonts w:cs="Times New Roman"/>
@@ -12835,7 +13104,7 @@
         <w:pStyle w:val="ListParagraph"/>
         <w:numPr>
           <w:ilvl w:val="0"/>
-          <w:numId w:val="31"/>
+          <w:numId w:val="9"/>
         </w:numPr>
         <w:rPr>
           <w:rFonts w:cs="Times New Roman"/>
@@ -12855,7 +13124,7 @@
         <w:pStyle w:val="Heading2"/>
         <w:numPr>
           <w:ilvl w:val="1"/>
-          <w:numId w:val="8"/>
+          <w:numId w:val="1"/>
         </w:numPr>
         <w:rPr>
           <w:rFonts w:ascii="Times New Roman" w:hAnsi="Times New Roman" w:cs="Times New Roman"/>
@@ -12891,7 +13160,7 @@
         <w:pStyle w:val="NormalWeb"/>
         <w:numPr>
           <w:ilvl w:val="0"/>
-          <w:numId w:val="35"/>
+          <w:numId w:val="10"/>
         </w:numPr>
         <w:spacing w:line="360" w:lineRule="auto"/>
         <w:rPr>
@@ -12929,7 +13198,7 @@
         <w:pStyle w:val="NormalWeb"/>
         <w:numPr>
           <w:ilvl w:val="0"/>
-          <w:numId w:val="35"/>
+          <w:numId w:val="10"/>
         </w:numPr>
         <w:spacing w:line="360" w:lineRule="auto"/>
         <w:rPr>
@@ -12960,7 +13229,7 @@
         <w:pStyle w:val="NormalWeb"/>
         <w:numPr>
           <w:ilvl w:val="0"/>
-          <w:numId w:val="35"/>
+          <w:numId w:val="10"/>
         </w:numPr>
         <w:spacing w:line="360" w:lineRule="auto"/>
         <w:rPr>
@@ -12971,6 +13240,7 @@
         <w:rPr>
           <w:szCs w:val="26"/>
         </w:rPr>
+        <w:lastRenderedPageBreak/>
         <w:t>Tích hợp thêm các bộ Actuator để tự động hóa các quy trình xử lý, đối phó khi IAQ đạt ngưỡng cảnh báo hoặc nguy hiểm.</w:t>
       </w:r>
     </w:p>
@@ -12979,7 +13249,7 @@
         <w:pStyle w:val="Heading1"/>
         <w:numPr>
           <w:ilvl w:val="0"/>
-          <w:numId w:val="8"/>
+          <w:numId w:val="1"/>
         </w:numPr>
         <w:rPr>
           <w:rFonts w:ascii="Times New Roman" w:hAnsi="Times New Roman" w:cs="Times New Roman"/>
@@ -13162,7 +13432,7 @@
         <w:pStyle w:val="Heading1"/>
         <w:numPr>
           <w:ilvl w:val="0"/>
-          <w:numId w:val="8"/>
+          <w:numId w:val="1"/>
         </w:numPr>
         <w:rPr>
           <w:rFonts w:ascii="Times New Roman" w:hAnsi="Times New Roman" w:cs="Times New Roman"/>
@@ -14582,7 +14852,7 @@
         <w:pStyle w:val="ListParagraph"/>
         <w:numPr>
           <w:ilvl w:val="0"/>
-          <w:numId w:val="19"/>
+          <w:numId w:val="2"/>
         </w:numPr>
         <w:ind w:left="709"/>
         <w:rPr>
@@ -14645,7 +14915,7 @@
         <w:pStyle w:val="ListParagraph"/>
         <w:numPr>
           <w:ilvl w:val="0"/>
-          <w:numId w:val="19"/>
+          <w:numId w:val="2"/>
         </w:numPr>
         <w:ind w:left="709"/>
         <w:rPr>
@@ -14668,7 +14938,7 @@
         <w:pStyle w:val="ListParagraph"/>
         <w:numPr>
           <w:ilvl w:val="0"/>
-          <w:numId w:val="19"/>
+          <w:numId w:val="2"/>
         </w:numPr>
         <w:ind w:left="709"/>
         <w:rPr>
@@ -14958,30 +15228,822 @@
 <file path=word/numbering.xml><?xml version="1.0" encoding="utf-8"?>
 <w:numbering xmlns:wpc="http://schemas.microsoft.com/office/word/2010/wordprocessingCanvas" xmlns:cx="http://schemas.microsoft.com/office/drawing/2014/chartex" xmlns:cx1="http://schemas.microsoft.com/office/drawing/2015/9/8/chartex" xmlns:cx2="http://schemas.microsoft.com/office/drawing/2015/10/21/chartex" xmlns:cx3="http://schemas.microsoft.com/office/drawing/2016/5/9/chartex" xmlns:cx4="http://schemas.microsoft.com/office/drawing/2016/5/10/chartex" xmlns:cx5="http://schemas.microsoft.com/office/drawing/2016/5/11/chartex" xmlns:cx6="http://schemas.microsoft.com/office/drawing/2016/5/12/chartex" xmlns:cx7="http://schemas.microsoft.com/office/drawing/2016/5/13/chartex" xmlns:cx8="http://schemas.microsoft.com/office/drawing/2016/5/14/chartex" xmlns:mc="http://schemas.openxmlformats.org/markup-compatibility/2006" xmlns:aink="http://schemas.microsoft.com/office/drawing/2016/ink" xmlns:am3d="http://schemas.microsoft.com/office/drawing/2017/model3d" xmlns:o="urn:schemas-microsoft-com:office:office" xmlns:oel="http://schemas.microsoft.com/office/2019/extlst" xmlns:r="http://schemas.openxmlformats.org/officeDocument/2006/relationships" xmlns:m="http://schemas.openxmlformats.org/officeDocument/2006/math" xmlns:v="urn:schemas-microsoft-com:vml" xmlns:wp14="http://schemas.microsoft.com/office/word/2010/wordprocessingDrawing" xmlns:wp="http://schemas.openxmlformats.org/drawingml/2006/wordprocessingDrawing" xmlns:w10="urn:schemas-microsoft-com:office:word" xmlns:w="http://schemas.openxmlformats.org/wordprocessingml/2006/main" xmlns:w14="http://schemas.microsoft.com/office/word/2010/wordml" xmlns:w15="http://schemas.microsoft.com/office/word/2012/wordml" xmlns:w16cex="http://schemas.microsoft.com/office/word/2018/wordml/cex" xmlns:w16cid="http://schemas.microsoft.com/office/word/2016/wordml/cid" xmlns:w16="http://schemas.microsoft.com/office/word/2018/wordml" xmlns:w16du="http://schemas.microsoft.com/office/word/2023/wordml/word16du" xmlns:w16sdtdh="http://schemas.microsoft.com/office/word/2020/wordml/sdtdatahash" xmlns:w16se="http://schemas.microsoft.com/office/word/2015/wordml/symex" xmlns:wpg="http://schemas.microsoft.com/office/word/2010/wordprocessingGroup" xmlns:wpi="http://schemas.microsoft.com/office/word/2010/wordprocessingInk" xmlns:wne="http://schemas.microsoft.com/office/word/2006/wordml" xmlns:wps="http://schemas.microsoft.com/office/word/2010/wordprocessingShape" mc:Ignorable="w14 w15 w16se w16cid w16 w16cex w16sdtdh w16du wp14">
   <w:abstractNum w:abstractNumId="0" w15:restartNumberingAfterBreak="0">
-    <w:nsid w:val="031037F4"/>
+    <w:nsid w:val="045A1882"/>
     <w:multiLevelType w:val="hybridMultilevel"/>
-    <w:tmpl w:val="FA8C77F0"/>
-    <w:lvl w:ilvl="0" w:tplc="FFFFFFFF">
-      <w:numFmt w:val="bullet"/>
-      <w:lvlText w:val="-"/>
-      <w:lvlJc w:val="left"/>
-      <w:pPr>
-        <w:ind w:left="1080" w:hanging="360"/>
-      </w:pPr>
-      <w:rPr>
-        <w:rFonts w:ascii="Times New Roman" w:eastAsiaTheme="minorHAnsi" w:hAnsi="Times New Roman" w:cs="Times New Roman" w:hint="default"/>
-      </w:rPr>
-    </w:lvl>
-    <w:lvl w:ilvl="1" w:tplc="0C090001">
+    <w:tmpl w:val="F92464FC"/>
+    <w:lvl w:ilvl="0" w:tplc="04090001">
       <w:start w:val="1"/>
       <w:numFmt w:val="bullet"/>
       <w:lvlText w:val=""/>
       <w:lvlJc w:val="left"/>
       <w:pPr>
-        <w:ind w:left="1800" w:hanging="360"/>
+        <w:ind w:left="720" w:hanging="360"/>
       </w:pPr>
       <w:rPr>
         <w:rFonts w:ascii="Symbol" w:hAnsi="Symbol" w:hint="default"/>
+      </w:rPr>
+    </w:lvl>
+    <w:lvl w:ilvl="1" w:tplc="04090003" w:tentative="1">
+      <w:start w:val="1"/>
+      <w:numFmt w:val="bullet"/>
+      <w:lvlText w:val="o"/>
+      <w:lvlJc w:val="left"/>
+      <w:pPr>
+        <w:ind w:left="1440" w:hanging="360"/>
+      </w:pPr>
+      <w:rPr>
+        <w:rFonts w:ascii="Courier New" w:hAnsi="Courier New" w:cs="Courier New" w:hint="default"/>
+      </w:rPr>
+    </w:lvl>
+    <w:lvl w:ilvl="2" w:tplc="04090005" w:tentative="1">
+      <w:start w:val="1"/>
+      <w:numFmt w:val="bullet"/>
+      <w:lvlText w:val=""/>
+      <w:lvlJc w:val="left"/>
+      <w:pPr>
+        <w:ind w:left="2160" w:hanging="360"/>
+      </w:pPr>
+      <w:rPr>
+        <w:rFonts w:ascii="Wingdings" w:hAnsi="Wingdings" w:hint="default"/>
+      </w:rPr>
+    </w:lvl>
+    <w:lvl w:ilvl="3" w:tplc="04090001" w:tentative="1">
+      <w:start w:val="1"/>
+      <w:numFmt w:val="bullet"/>
+      <w:lvlText w:val=""/>
+      <w:lvlJc w:val="left"/>
+      <w:pPr>
+        <w:ind w:left="2880" w:hanging="360"/>
+      </w:pPr>
+      <w:rPr>
+        <w:rFonts w:ascii="Symbol" w:hAnsi="Symbol" w:hint="default"/>
+      </w:rPr>
+    </w:lvl>
+    <w:lvl w:ilvl="4" w:tplc="04090003" w:tentative="1">
+      <w:start w:val="1"/>
+      <w:numFmt w:val="bullet"/>
+      <w:lvlText w:val="o"/>
+      <w:lvlJc w:val="left"/>
+      <w:pPr>
+        <w:ind w:left="3600" w:hanging="360"/>
+      </w:pPr>
+      <w:rPr>
+        <w:rFonts w:ascii="Courier New" w:hAnsi="Courier New" w:cs="Courier New" w:hint="default"/>
+      </w:rPr>
+    </w:lvl>
+    <w:lvl w:ilvl="5" w:tplc="04090005" w:tentative="1">
+      <w:start w:val="1"/>
+      <w:numFmt w:val="bullet"/>
+      <w:lvlText w:val=""/>
+      <w:lvlJc w:val="left"/>
+      <w:pPr>
+        <w:ind w:left="4320" w:hanging="360"/>
+      </w:pPr>
+      <w:rPr>
+        <w:rFonts w:ascii="Wingdings" w:hAnsi="Wingdings" w:hint="default"/>
+      </w:rPr>
+    </w:lvl>
+    <w:lvl w:ilvl="6" w:tplc="04090001" w:tentative="1">
+      <w:start w:val="1"/>
+      <w:numFmt w:val="bullet"/>
+      <w:lvlText w:val=""/>
+      <w:lvlJc w:val="left"/>
+      <w:pPr>
+        <w:ind w:left="5040" w:hanging="360"/>
+      </w:pPr>
+      <w:rPr>
+        <w:rFonts w:ascii="Symbol" w:hAnsi="Symbol" w:hint="default"/>
+      </w:rPr>
+    </w:lvl>
+    <w:lvl w:ilvl="7" w:tplc="04090003" w:tentative="1">
+      <w:start w:val="1"/>
+      <w:numFmt w:val="bullet"/>
+      <w:lvlText w:val="o"/>
+      <w:lvlJc w:val="left"/>
+      <w:pPr>
+        <w:ind w:left="5760" w:hanging="360"/>
+      </w:pPr>
+      <w:rPr>
+        <w:rFonts w:ascii="Courier New" w:hAnsi="Courier New" w:cs="Courier New" w:hint="default"/>
+      </w:rPr>
+    </w:lvl>
+    <w:lvl w:ilvl="8" w:tplc="04090005" w:tentative="1">
+      <w:start w:val="1"/>
+      <w:numFmt w:val="bullet"/>
+      <w:lvlText w:val=""/>
+      <w:lvlJc w:val="left"/>
+      <w:pPr>
+        <w:ind w:left="6480" w:hanging="360"/>
+      </w:pPr>
+      <w:rPr>
+        <w:rFonts w:ascii="Wingdings" w:hAnsi="Wingdings" w:hint="default"/>
+      </w:rPr>
+    </w:lvl>
+  </w:abstractNum>
+  <w:abstractNum w:abstractNumId="1" w15:restartNumberingAfterBreak="0">
+    <w:nsid w:val="11941242"/>
+    <w:multiLevelType w:val="hybridMultilevel"/>
+    <w:tmpl w:val="9FDE90B2"/>
+    <w:lvl w:ilvl="0" w:tplc="04090001">
+      <w:start w:val="1"/>
+      <w:numFmt w:val="bullet"/>
+      <w:lvlText w:val=""/>
+      <w:lvlJc w:val="left"/>
+      <w:pPr>
+        <w:ind w:left="720" w:hanging="360"/>
+      </w:pPr>
+      <w:rPr>
+        <w:rFonts w:ascii="Symbol" w:hAnsi="Symbol" w:hint="default"/>
+      </w:rPr>
+    </w:lvl>
+    <w:lvl w:ilvl="1" w:tplc="04090003" w:tentative="1">
+      <w:start w:val="1"/>
+      <w:numFmt w:val="bullet"/>
+      <w:lvlText w:val="o"/>
+      <w:lvlJc w:val="left"/>
+      <w:pPr>
+        <w:ind w:left="1440" w:hanging="360"/>
+      </w:pPr>
+      <w:rPr>
+        <w:rFonts w:ascii="Courier New" w:hAnsi="Courier New" w:cs="Courier New" w:hint="default"/>
+      </w:rPr>
+    </w:lvl>
+    <w:lvl w:ilvl="2" w:tplc="04090005" w:tentative="1">
+      <w:start w:val="1"/>
+      <w:numFmt w:val="bullet"/>
+      <w:lvlText w:val=""/>
+      <w:lvlJc w:val="left"/>
+      <w:pPr>
+        <w:ind w:left="2160" w:hanging="360"/>
+      </w:pPr>
+      <w:rPr>
+        <w:rFonts w:ascii="Wingdings" w:hAnsi="Wingdings" w:hint="default"/>
+      </w:rPr>
+    </w:lvl>
+    <w:lvl w:ilvl="3" w:tplc="04090001" w:tentative="1">
+      <w:start w:val="1"/>
+      <w:numFmt w:val="bullet"/>
+      <w:lvlText w:val=""/>
+      <w:lvlJc w:val="left"/>
+      <w:pPr>
+        <w:ind w:left="2880" w:hanging="360"/>
+      </w:pPr>
+      <w:rPr>
+        <w:rFonts w:ascii="Symbol" w:hAnsi="Symbol" w:hint="default"/>
+      </w:rPr>
+    </w:lvl>
+    <w:lvl w:ilvl="4" w:tplc="04090003" w:tentative="1">
+      <w:start w:val="1"/>
+      <w:numFmt w:val="bullet"/>
+      <w:lvlText w:val="o"/>
+      <w:lvlJc w:val="left"/>
+      <w:pPr>
+        <w:ind w:left="3600" w:hanging="360"/>
+      </w:pPr>
+      <w:rPr>
+        <w:rFonts w:ascii="Courier New" w:hAnsi="Courier New" w:cs="Courier New" w:hint="default"/>
+      </w:rPr>
+    </w:lvl>
+    <w:lvl w:ilvl="5" w:tplc="04090005" w:tentative="1">
+      <w:start w:val="1"/>
+      <w:numFmt w:val="bullet"/>
+      <w:lvlText w:val=""/>
+      <w:lvlJc w:val="left"/>
+      <w:pPr>
+        <w:ind w:left="4320" w:hanging="360"/>
+      </w:pPr>
+      <w:rPr>
+        <w:rFonts w:ascii="Wingdings" w:hAnsi="Wingdings" w:hint="default"/>
+      </w:rPr>
+    </w:lvl>
+    <w:lvl w:ilvl="6" w:tplc="04090001" w:tentative="1">
+      <w:start w:val="1"/>
+      <w:numFmt w:val="bullet"/>
+      <w:lvlText w:val=""/>
+      <w:lvlJc w:val="left"/>
+      <w:pPr>
+        <w:ind w:left="5040" w:hanging="360"/>
+      </w:pPr>
+      <w:rPr>
+        <w:rFonts w:ascii="Symbol" w:hAnsi="Symbol" w:hint="default"/>
+      </w:rPr>
+    </w:lvl>
+    <w:lvl w:ilvl="7" w:tplc="04090003" w:tentative="1">
+      <w:start w:val="1"/>
+      <w:numFmt w:val="bullet"/>
+      <w:lvlText w:val="o"/>
+      <w:lvlJc w:val="left"/>
+      <w:pPr>
+        <w:ind w:left="5760" w:hanging="360"/>
+      </w:pPr>
+      <w:rPr>
+        <w:rFonts w:ascii="Courier New" w:hAnsi="Courier New" w:cs="Courier New" w:hint="default"/>
+      </w:rPr>
+    </w:lvl>
+    <w:lvl w:ilvl="8" w:tplc="04090005" w:tentative="1">
+      <w:start w:val="1"/>
+      <w:numFmt w:val="bullet"/>
+      <w:lvlText w:val=""/>
+      <w:lvlJc w:val="left"/>
+      <w:pPr>
+        <w:ind w:left="6480" w:hanging="360"/>
+      </w:pPr>
+      <w:rPr>
+        <w:rFonts w:ascii="Wingdings" w:hAnsi="Wingdings" w:hint="default"/>
+      </w:rPr>
+    </w:lvl>
+  </w:abstractNum>
+  <w:abstractNum w:abstractNumId="2" w15:restartNumberingAfterBreak="0">
+    <w:nsid w:val="17CC1B00"/>
+    <w:multiLevelType w:val="hybridMultilevel"/>
+    <w:tmpl w:val="1E947EE2"/>
+    <w:lvl w:ilvl="0" w:tplc="04090001">
+      <w:start w:val="1"/>
+      <w:numFmt w:val="bullet"/>
+      <w:lvlText w:val=""/>
+      <w:lvlJc w:val="left"/>
+      <w:pPr>
+        <w:ind w:left="720" w:hanging="360"/>
+      </w:pPr>
+      <w:rPr>
+        <w:rFonts w:ascii="Symbol" w:hAnsi="Symbol" w:hint="default"/>
+      </w:rPr>
+    </w:lvl>
+    <w:lvl w:ilvl="1" w:tplc="04090003" w:tentative="1">
+      <w:start w:val="1"/>
+      <w:numFmt w:val="bullet"/>
+      <w:lvlText w:val="o"/>
+      <w:lvlJc w:val="left"/>
+      <w:pPr>
+        <w:ind w:left="1440" w:hanging="360"/>
+      </w:pPr>
+      <w:rPr>
+        <w:rFonts w:ascii="Courier New" w:hAnsi="Courier New" w:cs="Courier New" w:hint="default"/>
+      </w:rPr>
+    </w:lvl>
+    <w:lvl w:ilvl="2" w:tplc="04090005" w:tentative="1">
+      <w:start w:val="1"/>
+      <w:numFmt w:val="bullet"/>
+      <w:lvlText w:val=""/>
+      <w:lvlJc w:val="left"/>
+      <w:pPr>
+        <w:ind w:left="2160" w:hanging="360"/>
+      </w:pPr>
+      <w:rPr>
+        <w:rFonts w:ascii="Wingdings" w:hAnsi="Wingdings" w:hint="default"/>
+      </w:rPr>
+    </w:lvl>
+    <w:lvl w:ilvl="3" w:tplc="04090001" w:tentative="1">
+      <w:start w:val="1"/>
+      <w:numFmt w:val="bullet"/>
+      <w:lvlText w:val=""/>
+      <w:lvlJc w:val="left"/>
+      <w:pPr>
+        <w:ind w:left="2880" w:hanging="360"/>
+      </w:pPr>
+      <w:rPr>
+        <w:rFonts w:ascii="Symbol" w:hAnsi="Symbol" w:hint="default"/>
+      </w:rPr>
+    </w:lvl>
+    <w:lvl w:ilvl="4" w:tplc="04090003" w:tentative="1">
+      <w:start w:val="1"/>
+      <w:numFmt w:val="bullet"/>
+      <w:lvlText w:val="o"/>
+      <w:lvlJc w:val="left"/>
+      <w:pPr>
+        <w:ind w:left="3600" w:hanging="360"/>
+      </w:pPr>
+      <w:rPr>
+        <w:rFonts w:ascii="Courier New" w:hAnsi="Courier New" w:cs="Courier New" w:hint="default"/>
+      </w:rPr>
+    </w:lvl>
+    <w:lvl w:ilvl="5" w:tplc="04090005" w:tentative="1">
+      <w:start w:val="1"/>
+      <w:numFmt w:val="bullet"/>
+      <w:lvlText w:val=""/>
+      <w:lvlJc w:val="left"/>
+      <w:pPr>
+        <w:ind w:left="4320" w:hanging="360"/>
+      </w:pPr>
+      <w:rPr>
+        <w:rFonts w:ascii="Wingdings" w:hAnsi="Wingdings" w:hint="default"/>
+      </w:rPr>
+    </w:lvl>
+    <w:lvl w:ilvl="6" w:tplc="04090001" w:tentative="1">
+      <w:start w:val="1"/>
+      <w:numFmt w:val="bullet"/>
+      <w:lvlText w:val=""/>
+      <w:lvlJc w:val="left"/>
+      <w:pPr>
+        <w:ind w:left="5040" w:hanging="360"/>
+      </w:pPr>
+      <w:rPr>
+        <w:rFonts w:ascii="Symbol" w:hAnsi="Symbol" w:hint="default"/>
+      </w:rPr>
+    </w:lvl>
+    <w:lvl w:ilvl="7" w:tplc="04090003" w:tentative="1">
+      <w:start w:val="1"/>
+      <w:numFmt w:val="bullet"/>
+      <w:lvlText w:val="o"/>
+      <w:lvlJc w:val="left"/>
+      <w:pPr>
+        <w:ind w:left="5760" w:hanging="360"/>
+      </w:pPr>
+      <w:rPr>
+        <w:rFonts w:ascii="Courier New" w:hAnsi="Courier New" w:cs="Courier New" w:hint="default"/>
+      </w:rPr>
+    </w:lvl>
+    <w:lvl w:ilvl="8" w:tplc="04090005" w:tentative="1">
+      <w:start w:val="1"/>
+      <w:numFmt w:val="bullet"/>
+      <w:lvlText w:val=""/>
+      <w:lvlJc w:val="left"/>
+      <w:pPr>
+        <w:ind w:left="6480" w:hanging="360"/>
+      </w:pPr>
+      <w:rPr>
+        <w:rFonts w:ascii="Wingdings" w:hAnsi="Wingdings" w:hint="default"/>
+      </w:rPr>
+    </w:lvl>
+  </w:abstractNum>
+  <w:abstractNum w:abstractNumId="3" w15:restartNumberingAfterBreak="0">
+    <w:nsid w:val="18361781"/>
+    <w:multiLevelType w:val="hybridMultilevel"/>
+    <w:tmpl w:val="EE469D90"/>
+    <w:lvl w:ilvl="0" w:tplc="04090001">
+      <w:start w:val="1"/>
+      <w:numFmt w:val="bullet"/>
+      <w:lvlText w:val=""/>
+      <w:lvlJc w:val="left"/>
+      <w:pPr>
+        <w:ind w:left="1080" w:hanging="360"/>
+      </w:pPr>
+      <w:rPr>
+        <w:rFonts w:ascii="Symbol" w:hAnsi="Symbol" w:hint="default"/>
+      </w:rPr>
+    </w:lvl>
+    <w:lvl w:ilvl="1" w:tplc="04090003">
+      <w:start w:val="1"/>
+      <w:numFmt w:val="bullet"/>
+      <w:lvlText w:val="o"/>
+      <w:lvlJc w:val="left"/>
+      <w:pPr>
+        <w:ind w:left="1800" w:hanging="360"/>
+      </w:pPr>
+      <w:rPr>
+        <w:rFonts w:ascii="Courier New" w:hAnsi="Courier New" w:cs="Courier New" w:hint="default"/>
+      </w:rPr>
+    </w:lvl>
+    <w:lvl w:ilvl="2" w:tplc="04090005" w:tentative="1">
+      <w:start w:val="1"/>
+      <w:numFmt w:val="bullet"/>
+      <w:lvlText w:val=""/>
+      <w:lvlJc w:val="left"/>
+      <w:pPr>
+        <w:ind w:left="2520" w:hanging="360"/>
+      </w:pPr>
+      <w:rPr>
+        <w:rFonts w:ascii="Wingdings" w:hAnsi="Wingdings" w:hint="default"/>
+      </w:rPr>
+    </w:lvl>
+    <w:lvl w:ilvl="3" w:tplc="04090001" w:tentative="1">
+      <w:start w:val="1"/>
+      <w:numFmt w:val="bullet"/>
+      <w:lvlText w:val=""/>
+      <w:lvlJc w:val="left"/>
+      <w:pPr>
+        <w:ind w:left="3240" w:hanging="360"/>
+      </w:pPr>
+      <w:rPr>
+        <w:rFonts w:ascii="Symbol" w:hAnsi="Symbol" w:hint="default"/>
+      </w:rPr>
+    </w:lvl>
+    <w:lvl w:ilvl="4" w:tplc="04090003" w:tentative="1">
+      <w:start w:val="1"/>
+      <w:numFmt w:val="bullet"/>
+      <w:lvlText w:val="o"/>
+      <w:lvlJc w:val="left"/>
+      <w:pPr>
+        <w:ind w:left="3960" w:hanging="360"/>
+      </w:pPr>
+      <w:rPr>
+        <w:rFonts w:ascii="Courier New" w:hAnsi="Courier New" w:cs="Courier New" w:hint="default"/>
+      </w:rPr>
+    </w:lvl>
+    <w:lvl w:ilvl="5" w:tplc="04090005" w:tentative="1">
+      <w:start w:val="1"/>
+      <w:numFmt w:val="bullet"/>
+      <w:lvlText w:val=""/>
+      <w:lvlJc w:val="left"/>
+      <w:pPr>
+        <w:ind w:left="4680" w:hanging="360"/>
+      </w:pPr>
+      <w:rPr>
+        <w:rFonts w:ascii="Wingdings" w:hAnsi="Wingdings" w:hint="default"/>
+      </w:rPr>
+    </w:lvl>
+    <w:lvl w:ilvl="6" w:tplc="04090001" w:tentative="1">
+      <w:start w:val="1"/>
+      <w:numFmt w:val="bullet"/>
+      <w:lvlText w:val=""/>
+      <w:lvlJc w:val="left"/>
+      <w:pPr>
+        <w:ind w:left="5400" w:hanging="360"/>
+      </w:pPr>
+      <w:rPr>
+        <w:rFonts w:ascii="Symbol" w:hAnsi="Symbol" w:hint="default"/>
+      </w:rPr>
+    </w:lvl>
+    <w:lvl w:ilvl="7" w:tplc="04090003" w:tentative="1">
+      <w:start w:val="1"/>
+      <w:numFmt w:val="bullet"/>
+      <w:lvlText w:val="o"/>
+      <w:lvlJc w:val="left"/>
+      <w:pPr>
+        <w:ind w:left="6120" w:hanging="360"/>
+      </w:pPr>
+      <w:rPr>
+        <w:rFonts w:ascii="Courier New" w:hAnsi="Courier New" w:cs="Courier New" w:hint="default"/>
+      </w:rPr>
+    </w:lvl>
+    <w:lvl w:ilvl="8" w:tplc="04090005" w:tentative="1">
+      <w:start w:val="1"/>
+      <w:numFmt w:val="bullet"/>
+      <w:lvlText w:val=""/>
+      <w:lvlJc w:val="left"/>
+      <w:pPr>
+        <w:ind w:left="6840" w:hanging="360"/>
+      </w:pPr>
+      <w:rPr>
+        <w:rFonts w:ascii="Wingdings" w:hAnsi="Wingdings" w:hint="default"/>
+      </w:rPr>
+    </w:lvl>
+  </w:abstractNum>
+  <w:abstractNum w:abstractNumId="4" w15:restartNumberingAfterBreak="0">
+    <w:nsid w:val="210456A9"/>
+    <w:multiLevelType w:val="hybridMultilevel"/>
+    <w:tmpl w:val="5B3A2E4A"/>
+    <w:lvl w:ilvl="0" w:tplc="04090001">
+      <w:start w:val="1"/>
+      <w:numFmt w:val="bullet"/>
+      <w:lvlText w:val=""/>
+      <w:lvlJc w:val="left"/>
+      <w:pPr>
+        <w:ind w:left="1080" w:hanging="360"/>
+      </w:pPr>
+      <w:rPr>
+        <w:rFonts w:ascii="Symbol" w:hAnsi="Symbol" w:hint="default"/>
+      </w:rPr>
+    </w:lvl>
+    <w:lvl w:ilvl="1" w:tplc="04090003">
+      <w:start w:val="1"/>
+      <w:numFmt w:val="bullet"/>
+      <w:lvlText w:val="o"/>
+      <w:lvlJc w:val="left"/>
+      <w:pPr>
+        <w:ind w:left="720" w:hanging="360"/>
+      </w:pPr>
+      <w:rPr>
+        <w:rFonts w:ascii="Courier New" w:hAnsi="Courier New" w:cs="Courier New" w:hint="default"/>
+      </w:rPr>
+    </w:lvl>
+    <w:lvl w:ilvl="2" w:tplc="04090003">
+      <w:start w:val="1"/>
+      <w:numFmt w:val="bullet"/>
+      <w:lvlText w:val="o"/>
+      <w:lvlJc w:val="left"/>
+      <w:pPr>
+        <w:ind w:left="1800" w:hanging="360"/>
+      </w:pPr>
+      <w:rPr>
+        <w:rFonts w:ascii="Courier New" w:hAnsi="Courier New" w:cs="Courier New" w:hint="default"/>
+      </w:rPr>
+    </w:lvl>
+    <w:lvl w:ilvl="3" w:tplc="04090001" w:tentative="1">
+      <w:start w:val="1"/>
+      <w:numFmt w:val="bullet"/>
+      <w:lvlText w:val=""/>
+      <w:lvlJc w:val="left"/>
+      <w:pPr>
+        <w:ind w:left="2160" w:hanging="360"/>
+      </w:pPr>
+      <w:rPr>
+        <w:rFonts w:ascii="Symbol" w:hAnsi="Symbol" w:hint="default"/>
+      </w:rPr>
+    </w:lvl>
+    <w:lvl w:ilvl="4" w:tplc="04090003" w:tentative="1">
+      <w:start w:val="1"/>
+      <w:numFmt w:val="bullet"/>
+      <w:lvlText w:val="o"/>
+      <w:lvlJc w:val="left"/>
+      <w:pPr>
+        <w:ind w:left="2880" w:hanging="360"/>
+      </w:pPr>
+      <w:rPr>
+        <w:rFonts w:ascii="Courier New" w:hAnsi="Courier New" w:cs="Courier New" w:hint="default"/>
+      </w:rPr>
+    </w:lvl>
+    <w:lvl w:ilvl="5" w:tplc="04090005" w:tentative="1">
+      <w:start w:val="1"/>
+      <w:numFmt w:val="bullet"/>
+      <w:lvlText w:val=""/>
+      <w:lvlJc w:val="left"/>
+      <w:pPr>
+        <w:ind w:left="3600" w:hanging="360"/>
+      </w:pPr>
+      <w:rPr>
+        <w:rFonts w:ascii="Wingdings" w:hAnsi="Wingdings" w:hint="default"/>
+      </w:rPr>
+    </w:lvl>
+    <w:lvl w:ilvl="6" w:tplc="04090001" w:tentative="1">
+      <w:start w:val="1"/>
+      <w:numFmt w:val="bullet"/>
+      <w:lvlText w:val=""/>
+      <w:lvlJc w:val="left"/>
+      <w:pPr>
+        <w:ind w:left="4320" w:hanging="360"/>
+      </w:pPr>
+      <w:rPr>
+        <w:rFonts w:ascii="Symbol" w:hAnsi="Symbol" w:hint="default"/>
+      </w:rPr>
+    </w:lvl>
+    <w:lvl w:ilvl="7" w:tplc="04090003" w:tentative="1">
+      <w:start w:val="1"/>
+      <w:numFmt w:val="bullet"/>
+      <w:lvlText w:val="o"/>
+      <w:lvlJc w:val="left"/>
+      <w:pPr>
+        <w:ind w:left="5040" w:hanging="360"/>
+      </w:pPr>
+      <w:rPr>
+        <w:rFonts w:ascii="Courier New" w:hAnsi="Courier New" w:cs="Courier New" w:hint="default"/>
+      </w:rPr>
+    </w:lvl>
+    <w:lvl w:ilvl="8" w:tplc="04090005" w:tentative="1">
+      <w:start w:val="1"/>
+      <w:numFmt w:val="bullet"/>
+      <w:lvlText w:val=""/>
+      <w:lvlJc w:val="left"/>
+      <w:pPr>
+        <w:ind w:left="5760" w:hanging="360"/>
+      </w:pPr>
+      <w:rPr>
+        <w:rFonts w:ascii="Wingdings" w:hAnsi="Wingdings" w:hint="default"/>
+      </w:rPr>
+    </w:lvl>
+  </w:abstractNum>
+  <w:abstractNum w:abstractNumId="5" w15:restartNumberingAfterBreak="0">
+    <w:nsid w:val="27BE6F1F"/>
+    <w:multiLevelType w:val="hybridMultilevel"/>
+    <w:tmpl w:val="413024F0"/>
+    <w:lvl w:ilvl="0" w:tplc="04090001">
+      <w:start w:val="1"/>
+      <w:numFmt w:val="bullet"/>
+      <w:lvlText w:val=""/>
+      <w:lvlJc w:val="left"/>
+      <w:pPr>
+        <w:ind w:left="1080" w:hanging="360"/>
+      </w:pPr>
+      <w:rPr>
+        <w:rFonts w:ascii="Symbol" w:hAnsi="Symbol" w:hint="default"/>
+      </w:rPr>
+    </w:lvl>
+    <w:lvl w:ilvl="1" w:tplc="04090003">
+      <w:start w:val="1"/>
+      <w:numFmt w:val="bullet"/>
+      <w:lvlText w:val="o"/>
+      <w:lvlJc w:val="left"/>
+      <w:pPr>
+        <w:ind w:left="1800" w:hanging="360"/>
+      </w:pPr>
+      <w:rPr>
+        <w:rFonts w:ascii="Courier New" w:hAnsi="Courier New" w:cs="Courier New" w:hint="default"/>
+      </w:rPr>
+    </w:lvl>
+    <w:lvl w:ilvl="2" w:tplc="04090005" w:tentative="1">
+      <w:start w:val="1"/>
+      <w:numFmt w:val="bullet"/>
+      <w:lvlText w:val=""/>
+      <w:lvlJc w:val="left"/>
+      <w:pPr>
+        <w:ind w:left="2520" w:hanging="360"/>
+      </w:pPr>
+      <w:rPr>
+        <w:rFonts w:ascii="Wingdings" w:hAnsi="Wingdings" w:hint="default"/>
+      </w:rPr>
+    </w:lvl>
+    <w:lvl w:ilvl="3" w:tplc="04090001" w:tentative="1">
+      <w:start w:val="1"/>
+      <w:numFmt w:val="bullet"/>
+      <w:lvlText w:val=""/>
+      <w:lvlJc w:val="left"/>
+      <w:pPr>
+        <w:ind w:left="3240" w:hanging="360"/>
+      </w:pPr>
+      <w:rPr>
+        <w:rFonts w:ascii="Symbol" w:hAnsi="Symbol" w:hint="default"/>
+      </w:rPr>
+    </w:lvl>
+    <w:lvl w:ilvl="4" w:tplc="04090003" w:tentative="1">
+      <w:start w:val="1"/>
+      <w:numFmt w:val="bullet"/>
+      <w:lvlText w:val="o"/>
+      <w:lvlJc w:val="left"/>
+      <w:pPr>
+        <w:ind w:left="3960" w:hanging="360"/>
+      </w:pPr>
+      <w:rPr>
+        <w:rFonts w:ascii="Courier New" w:hAnsi="Courier New" w:cs="Courier New" w:hint="default"/>
+      </w:rPr>
+    </w:lvl>
+    <w:lvl w:ilvl="5" w:tplc="04090005" w:tentative="1">
+      <w:start w:val="1"/>
+      <w:numFmt w:val="bullet"/>
+      <w:lvlText w:val=""/>
+      <w:lvlJc w:val="left"/>
+      <w:pPr>
+        <w:ind w:left="4680" w:hanging="360"/>
+      </w:pPr>
+      <w:rPr>
+        <w:rFonts w:ascii="Wingdings" w:hAnsi="Wingdings" w:hint="default"/>
+      </w:rPr>
+    </w:lvl>
+    <w:lvl w:ilvl="6" w:tplc="04090001" w:tentative="1">
+      <w:start w:val="1"/>
+      <w:numFmt w:val="bullet"/>
+      <w:lvlText w:val=""/>
+      <w:lvlJc w:val="left"/>
+      <w:pPr>
+        <w:ind w:left="5400" w:hanging="360"/>
+      </w:pPr>
+      <w:rPr>
+        <w:rFonts w:ascii="Symbol" w:hAnsi="Symbol" w:hint="default"/>
+      </w:rPr>
+    </w:lvl>
+    <w:lvl w:ilvl="7" w:tplc="04090003" w:tentative="1">
+      <w:start w:val="1"/>
+      <w:numFmt w:val="bullet"/>
+      <w:lvlText w:val="o"/>
+      <w:lvlJc w:val="left"/>
+      <w:pPr>
+        <w:ind w:left="6120" w:hanging="360"/>
+      </w:pPr>
+      <w:rPr>
+        <w:rFonts w:ascii="Courier New" w:hAnsi="Courier New" w:cs="Courier New" w:hint="default"/>
+      </w:rPr>
+    </w:lvl>
+    <w:lvl w:ilvl="8" w:tplc="04090005" w:tentative="1">
+      <w:start w:val="1"/>
+      <w:numFmt w:val="bullet"/>
+      <w:lvlText w:val=""/>
+      <w:lvlJc w:val="left"/>
+      <w:pPr>
+        <w:ind w:left="6840" w:hanging="360"/>
+      </w:pPr>
+      <w:rPr>
+        <w:rFonts w:ascii="Wingdings" w:hAnsi="Wingdings" w:hint="default"/>
+      </w:rPr>
+    </w:lvl>
+  </w:abstractNum>
+  <w:abstractNum w:abstractNumId="6" w15:restartNumberingAfterBreak="0">
+    <w:nsid w:val="28696D97"/>
+    <w:multiLevelType w:val="hybridMultilevel"/>
+    <w:tmpl w:val="EEC0F994"/>
+    <w:lvl w:ilvl="0" w:tplc="04090001">
+      <w:start w:val="1"/>
+      <w:numFmt w:val="bullet"/>
+      <w:lvlText w:val=""/>
+      <w:lvlJc w:val="left"/>
+      <w:pPr>
+        <w:ind w:left="1080" w:hanging="360"/>
+      </w:pPr>
+      <w:rPr>
+        <w:rFonts w:ascii="Symbol" w:hAnsi="Symbol" w:hint="default"/>
+      </w:rPr>
+    </w:lvl>
+    <w:lvl w:ilvl="1" w:tplc="04090003" w:tentative="1">
+      <w:start w:val="1"/>
+      <w:numFmt w:val="bullet"/>
+      <w:lvlText w:val="o"/>
+      <w:lvlJc w:val="left"/>
+      <w:pPr>
+        <w:ind w:left="1800" w:hanging="360"/>
+      </w:pPr>
+      <w:rPr>
+        <w:rFonts w:ascii="Courier New" w:hAnsi="Courier New" w:cs="Courier New" w:hint="default"/>
+      </w:rPr>
+    </w:lvl>
+    <w:lvl w:ilvl="2" w:tplc="04090005" w:tentative="1">
+      <w:start w:val="1"/>
+      <w:numFmt w:val="bullet"/>
+      <w:lvlText w:val=""/>
+      <w:lvlJc w:val="left"/>
+      <w:pPr>
+        <w:ind w:left="2520" w:hanging="360"/>
+      </w:pPr>
+      <w:rPr>
+        <w:rFonts w:ascii="Wingdings" w:hAnsi="Wingdings" w:hint="default"/>
+      </w:rPr>
+    </w:lvl>
+    <w:lvl w:ilvl="3" w:tplc="04090001" w:tentative="1">
+      <w:start w:val="1"/>
+      <w:numFmt w:val="bullet"/>
+      <w:lvlText w:val=""/>
+      <w:lvlJc w:val="left"/>
+      <w:pPr>
+        <w:ind w:left="3240" w:hanging="360"/>
+      </w:pPr>
+      <w:rPr>
+        <w:rFonts w:ascii="Symbol" w:hAnsi="Symbol" w:hint="default"/>
+      </w:rPr>
+    </w:lvl>
+    <w:lvl w:ilvl="4" w:tplc="04090003" w:tentative="1">
+      <w:start w:val="1"/>
+      <w:numFmt w:val="bullet"/>
+      <w:lvlText w:val="o"/>
+      <w:lvlJc w:val="left"/>
+      <w:pPr>
+        <w:ind w:left="3960" w:hanging="360"/>
+      </w:pPr>
+      <w:rPr>
+        <w:rFonts w:ascii="Courier New" w:hAnsi="Courier New" w:cs="Courier New" w:hint="default"/>
+      </w:rPr>
+    </w:lvl>
+    <w:lvl w:ilvl="5" w:tplc="04090005" w:tentative="1">
+      <w:start w:val="1"/>
+      <w:numFmt w:val="bullet"/>
+      <w:lvlText w:val=""/>
+      <w:lvlJc w:val="left"/>
+      <w:pPr>
+        <w:ind w:left="4680" w:hanging="360"/>
+      </w:pPr>
+      <w:rPr>
+        <w:rFonts w:ascii="Wingdings" w:hAnsi="Wingdings" w:hint="default"/>
+      </w:rPr>
+    </w:lvl>
+    <w:lvl w:ilvl="6" w:tplc="04090001" w:tentative="1">
+      <w:start w:val="1"/>
+      <w:numFmt w:val="bullet"/>
+      <w:lvlText w:val=""/>
+      <w:lvlJc w:val="left"/>
+      <w:pPr>
+        <w:ind w:left="5400" w:hanging="360"/>
+      </w:pPr>
+      <w:rPr>
+        <w:rFonts w:ascii="Symbol" w:hAnsi="Symbol" w:hint="default"/>
+      </w:rPr>
+    </w:lvl>
+    <w:lvl w:ilvl="7" w:tplc="04090003" w:tentative="1">
+      <w:start w:val="1"/>
+      <w:numFmt w:val="bullet"/>
+      <w:lvlText w:val="o"/>
+      <w:lvlJc w:val="left"/>
+      <w:pPr>
+        <w:ind w:left="6120" w:hanging="360"/>
+      </w:pPr>
+      <w:rPr>
+        <w:rFonts w:ascii="Courier New" w:hAnsi="Courier New" w:cs="Courier New" w:hint="default"/>
+      </w:rPr>
+    </w:lvl>
+    <w:lvl w:ilvl="8" w:tplc="04090005" w:tentative="1">
+      <w:start w:val="1"/>
+      <w:numFmt w:val="bullet"/>
+      <w:lvlText w:val=""/>
+      <w:lvlJc w:val="left"/>
+      <w:pPr>
+        <w:ind w:left="6840" w:hanging="360"/>
+      </w:pPr>
+      <w:rPr>
+        <w:rFonts w:ascii="Wingdings" w:hAnsi="Wingdings" w:hint="default"/>
+      </w:rPr>
+    </w:lvl>
+  </w:abstractNum>
+  <w:abstractNum w:abstractNumId="7" w15:restartNumberingAfterBreak="0">
+    <w:nsid w:val="2A6F28A6"/>
+    <w:multiLevelType w:val="hybridMultilevel"/>
+    <w:tmpl w:val="6090CA0C"/>
+    <w:lvl w:ilvl="0" w:tplc="04090001">
+      <w:start w:val="1"/>
+      <w:numFmt w:val="bullet"/>
+      <w:lvlText w:val=""/>
+      <w:lvlJc w:val="left"/>
+      <w:pPr>
+        <w:ind w:left="1080" w:hanging="360"/>
+      </w:pPr>
+      <w:rPr>
+        <w:rFonts w:ascii="Symbol" w:hAnsi="Symbol" w:hint="default"/>
+      </w:rPr>
+    </w:lvl>
+    <w:lvl w:ilvl="1" w:tplc="FFFFFFFF" w:tentative="1">
+      <w:start w:val="1"/>
+      <w:numFmt w:val="bullet"/>
+      <w:lvlText w:val="o"/>
+      <w:lvlJc w:val="left"/>
+      <w:pPr>
+        <w:ind w:left="1800" w:hanging="360"/>
+      </w:pPr>
+      <w:rPr>
+        <w:rFonts w:ascii="Courier New" w:hAnsi="Courier New" w:cs="Courier New" w:hint="default"/>
       </w:rPr>
     </w:lvl>
     <w:lvl w:ilvl="2" w:tplc="FFFFFFFF" w:tentative="1">
@@ -15069,10 +16131,10 @@
       </w:rPr>
     </w:lvl>
   </w:abstractNum>
-  <w:abstractNum w:abstractNumId="1" w15:restartNumberingAfterBreak="0">
-    <w:nsid w:val="045A1882"/>
+  <w:abstractNum w:abstractNumId="8" w15:restartNumberingAfterBreak="0">
+    <w:nsid w:val="2A8271E9"/>
     <w:multiLevelType w:val="hybridMultilevel"/>
-    <w:tmpl w:val="F92464FC"/>
+    <w:tmpl w:val="E1482576"/>
     <w:lvl w:ilvl="0" w:tplc="04090001">
       <w:start w:val="1"/>
       <w:numFmt w:val="bullet"/>
@@ -15182,169 +16244,20 @@
       </w:rPr>
     </w:lvl>
   </w:abstractNum>
-  <w:abstractNum w:abstractNumId="2" w15:restartNumberingAfterBreak="0">
-    <w:nsid w:val="047525BE"/>
+  <w:abstractNum w:abstractNumId="9" w15:restartNumberingAfterBreak="0">
+    <w:nsid w:val="2B6C0CB6"/>
     <w:multiLevelType w:val="multilevel"/>
-    <w:tmpl w:val="24A64D0E"/>
+    <w:tmpl w:val="7102FD3A"/>
     <w:lvl w:ilvl="0">
       <w:start w:val="1"/>
-      <w:numFmt w:val="bullet"/>
-      <w:lvlText w:val=""/>
+      <w:numFmt w:val="decimal"/>
+      <w:lvlText w:val="%1."/>
       <w:lvlJc w:val="left"/>
       <w:pPr>
-        <w:tabs>
-          <w:tab w:val="num" w:pos="720"/>
-        </w:tabs>
         <w:ind w:left="720" w:hanging="360"/>
       </w:pPr>
       <w:rPr>
-        <w:rFonts w:ascii="Symbol" w:hAnsi="Symbol" w:hint="default"/>
-        <w:sz w:val="20"/>
-      </w:rPr>
-    </w:lvl>
-    <w:lvl w:ilvl="1" w:tentative="1">
-      <w:start w:val="1"/>
-      <w:numFmt w:val="bullet"/>
-      <w:lvlText w:val="o"/>
-      <w:lvlJc w:val="left"/>
-      <w:pPr>
-        <w:tabs>
-          <w:tab w:val="num" w:pos="1440"/>
-        </w:tabs>
-        <w:ind w:left="1440" w:hanging="360"/>
-      </w:pPr>
-      <w:rPr>
-        <w:rFonts w:ascii="Courier New" w:hAnsi="Courier New" w:hint="default"/>
-        <w:sz w:val="20"/>
-      </w:rPr>
-    </w:lvl>
-    <w:lvl w:ilvl="2" w:tentative="1">
-      <w:start w:val="1"/>
-      <w:numFmt w:val="bullet"/>
-      <w:lvlText w:val=""/>
-      <w:lvlJc w:val="left"/>
-      <w:pPr>
-        <w:tabs>
-          <w:tab w:val="num" w:pos="2160"/>
-        </w:tabs>
-        <w:ind w:left="2160" w:hanging="360"/>
-      </w:pPr>
-      <w:rPr>
-        <w:rFonts w:ascii="Wingdings" w:hAnsi="Wingdings" w:hint="default"/>
-        <w:sz w:val="20"/>
-      </w:rPr>
-    </w:lvl>
-    <w:lvl w:ilvl="3" w:tentative="1">
-      <w:start w:val="1"/>
-      <w:numFmt w:val="bullet"/>
-      <w:lvlText w:val=""/>
-      <w:lvlJc w:val="left"/>
-      <w:pPr>
-        <w:tabs>
-          <w:tab w:val="num" w:pos="2880"/>
-        </w:tabs>
-        <w:ind w:left="2880" w:hanging="360"/>
-      </w:pPr>
-      <w:rPr>
-        <w:rFonts w:ascii="Wingdings" w:hAnsi="Wingdings" w:hint="default"/>
-        <w:sz w:val="20"/>
-      </w:rPr>
-    </w:lvl>
-    <w:lvl w:ilvl="4" w:tentative="1">
-      <w:start w:val="1"/>
-      <w:numFmt w:val="bullet"/>
-      <w:lvlText w:val=""/>
-      <w:lvlJc w:val="left"/>
-      <w:pPr>
-        <w:tabs>
-          <w:tab w:val="num" w:pos="3600"/>
-        </w:tabs>
-        <w:ind w:left="3600" w:hanging="360"/>
-      </w:pPr>
-      <w:rPr>
-        <w:rFonts w:ascii="Wingdings" w:hAnsi="Wingdings" w:hint="default"/>
-        <w:sz w:val="20"/>
-      </w:rPr>
-    </w:lvl>
-    <w:lvl w:ilvl="5" w:tentative="1">
-      <w:start w:val="1"/>
-      <w:numFmt w:val="bullet"/>
-      <w:lvlText w:val=""/>
-      <w:lvlJc w:val="left"/>
-      <w:pPr>
-        <w:tabs>
-          <w:tab w:val="num" w:pos="4320"/>
-        </w:tabs>
-        <w:ind w:left="4320" w:hanging="360"/>
-      </w:pPr>
-      <w:rPr>
-        <w:rFonts w:ascii="Wingdings" w:hAnsi="Wingdings" w:hint="default"/>
-        <w:sz w:val="20"/>
-      </w:rPr>
-    </w:lvl>
-    <w:lvl w:ilvl="6" w:tentative="1">
-      <w:start w:val="1"/>
-      <w:numFmt w:val="bullet"/>
-      <w:lvlText w:val=""/>
-      <w:lvlJc w:val="left"/>
-      <w:pPr>
-        <w:tabs>
-          <w:tab w:val="num" w:pos="5040"/>
-        </w:tabs>
-        <w:ind w:left="5040" w:hanging="360"/>
-      </w:pPr>
-      <w:rPr>
-        <w:rFonts w:ascii="Wingdings" w:hAnsi="Wingdings" w:hint="default"/>
-        <w:sz w:val="20"/>
-      </w:rPr>
-    </w:lvl>
-    <w:lvl w:ilvl="7" w:tentative="1">
-      <w:start w:val="1"/>
-      <w:numFmt w:val="bullet"/>
-      <w:lvlText w:val=""/>
-      <w:lvlJc w:val="left"/>
-      <w:pPr>
-        <w:tabs>
-          <w:tab w:val="num" w:pos="5760"/>
-        </w:tabs>
-        <w:ind w:left="5760" w:hanging="360"/>
-      </w:pPr>
-      <w:rPr>
-        <w:rFonts w:ascii="Wingdings" w:hAnsi="Wingdings" w:hint="default"/>
-        <w:sz w:val="20"/>
-      </w:rPr>
-    </w:lvl>
-    <w:lvl w:ilvl="8" w:tentative="1">
-      <w:start w:val="1"/>
-      <w:numFmt w:val="bullet"/>
-      <w:lvlText w:val=""/>
-      <w:lvlJc w:val="left"/>
-      <w:pPr>
-        <w:tabs>
-          <w:tab w:val="num" w:pos="6480"/>
-        </w:tabs>
-        <w:ind w:left="6480" w:hanging="360"/>
-      </w:pPr>
-      <w:rPr>
-        <w:rFonts w:ascii="Wingdings" w:hAnsi="Wingdings" w:hint="default"/>
-        <w:sz w:val="20"/>
-      </w:rPr>
-    </w:lvl>
-  </w:abstractNum>
-  <w:abstractNum w:abstractNumId="3" w15:restartNumberingAfterBreak="0">
-    <w:nsid w:val="09A417C9"/>
-    <w:multiLevelType w:val="multilevel"/>
-    <w:tmpl w:val="30106322"/>
-    <w:lvl w:ilvl="0">
-      <w:start w:val="1"/>
-      <w:numFmt w:val="bullet"/>
-      <w:lvlText w:val=""/>
-      <w:lvlJc w:val="left"/>
-      <w:pPr>
-        <w:ind w:left="720" w:hanging="360"/>
-      </w:pPr>
-      <w:rPr>
-        <w:rFonts w:ascii="Symbol" w:hAnsi="Symbol" w:hint="default"/>
+        <w:rFonts w:hint="default"/>
       </w:rPr>
     </w:lvl>
     <w:lvl w:ilvl="1">
@@ -15452,131 +16365,349 @@
       </w:rPr>
     </w:lvl>
   </w:abstractNum>
-  <w:abstractNum w:abstractNumId="4" w15:restartNumberingAfterBreak="0">
-    <w:nsid w:val="0F126398"/>
-    <w:multiLevelType w:val="multilevel"/>
-    <w:tmpl w:val="30106322"/>
-    <w:lvl w:ilvl="0">
+  <w:abstractNum w:abstractNumId="10" w15:restartNumberingAfterBreak="0">
+    <w:nsid w:val="340A1632"/>
+    <w:multiLevelType w:val="hybridMultilevel"/>
+    <w:tmpl w:val="88F46026"/>
+    <w:lvl w:ilvl="0" w:tplc="04090003">
+      <w:start w:val="1"/>
+      <w:numFmt w:val="bullet"/>
+      <w:lvlText w:val="o"/>
+      <w:lvlJc w:val="left"/>
+      <w:pPr>
+        <w:ind w:left="1440" w:hanging="360"/>
+      </w:pPr>
+      <w:rPr>
+        <w:rFonts w:ascii="Courier New" w:hAnsi="Courier New" w:cs="Courier New" w:hint="default"/>
+      </w:rPr>
+    </w:lvl>
+    <w:lvl w:ilvl="1" w:tplc="FFFFFFFF" w:tentative="1">
+      <w:start w:val="1"/>
+      <w:numFmt w:val="bullet"/>
+      <w:lvlText w:val="o"/>
+      <w:lvlJc w:val="left"/>
+      <w:pPr>
+        <w:ind w:left="2160" w:hanging="360"/>
+      </w:pPr>
+      <w:rPr>
+        <w:rFonts w:ascii="Courier New" w:hAnsi="Courier New" w:cs="Courier New" w:hint="default"/>
+      </w:rPr>
+    </w:lvl>
+    <w:lvl w:ilvl="2" w:tplc="FFFFFFFF" w:tentative="1">
+      <w:start w:val="1"/>
+      <w:numFmt w:val="bullet"/>
+      <w:lvlText w:val=""/>
+      <w:lvlJc w:val="left"/>
+      <w:pPr>
+        <w:ind w:left="2880" w:hanging="360"/>
+      </w:pPr>
+      <w:rPr>
+        <w:rFonts w:ascii="Wingdings" w:hAnsi="Wingdings" w:hint="default"/>
+      </w:rPr>
+    </w:lvl>
+    <w:lvl w:ilvl="3" w:tplc="FFFFFFFF" w:tentative="1">
       <w:start w:val="1"/>
       <w:numFmt w:val="bullet"/>
       <w:lvlText w:val=""/>
       <w:lvlJc w:val="left"/>
       <w:pPr>
-        <w:ind w:left="720" w:hanging="360"/>
+        <w:ind w:left="3600" w:hanging="360"/>
       </w:pPr>
       <w:rPr>
         <w:rFonts w:ascii="Symbol" w:hAnsi="Symbol" w:hint="default"/>
       </w:rPr>
     </w:lvl>
-    <w:lvl w:ilvl="1">
+    <w:lvl w:ilvl="4" w:tplc="FFFFFFFF" w:tentative="1">
       <w:start w:val="1"/>
-      <w:numFmt w:val="decimal"/>
-      <w:isLgl/>
-      <w:lvlText w:val="%1.%2"/>
+      <w:numFmt w:val="bullet"/>
+      <w:lvlText w:val="o"/>
       <w:lvlJc w:val="left"/>
       <w:pPr>
-        <w:ind w:left="1095" w:hanging="375"/>
+        <w:ind w:left="4320" w:hanging="360"/>
       </w:pPr>
       <w:rPr>
-        <w:rFonts w:hint="default"/>
+        <w:rFonts w:ascii="Courier New" w:hAnsi="Courier New" w:cs="Courier New" w:hint="default"/>
       </w:rPr>
     </w:lvl>
-    <w:lvl w:ilvl="2">
+    <w:lvl w:ilvl="5" w:tplc="FFFFFFFF" w:tentative="1">
       <w:start w:val="1"/>
-      <w:numFmt w:val="decimal"/>
-      <w:isLgl/>
-      <w:lvlText w:val="%1.%2.%3"/>
+      <w:numFmt w:val="bullet"/>
+      <w:lvlText w:val=""/>
       <w:lvlJc w:val="left"/>
       <w:pPr>
-        <w:ind w:left="1800" w:hanging="720"/>
+        <w:ind w:left="5040" w:hanging="360"/>
       </w:pPr>
       <w:rPr>
-        <w:rFonts w:hint="default"/>
+        <w:rFonts w:ascii="Wingdings" w:hAnsi="Wingdings" w:hint="default"/>
       </w:rPr>
     </w:lvl>
-    <w:lvl w:ilvl="3">
+    <w:lvl w:ilvl="6" w:tplc="FFFFFFFF" w:tentative="1">
       <w:start w:val="1"/>
-      <w:numFmt w:val="decimal"/>
-      <w:isLgl/>
-      <w:lvlText w:val="%1.%2.%3.%4"/>
+      <w:numFmt w:val="bullet"/>
+      <w:lvlText w:val=""/>
       <w:lvlJc w:val="left"/>
       <w:pPr>
-        <w:ind w:left="2160" w:hanging="720"/>
+        <w:ind w:left="5760" w:hanging="360"/>
       </w:pPr>
       <w:rPr>
-        <w:rFonts w:hint="default"/>
+        <w:rFonts w:ascii="Symbol" w:hAnsi="Symbol" w:hint="default"/>
       </w:rPr>
     </w:lvl>
-    <w:lvl w:ilvl="4">
+    <w:lvl w:ilvl="7" w:tplc="FFFFFFFF" w:tentative="1">
       <w:start w:val="1"/>
-      <w:numFmt w:val="decimal"/>
-      <w:isLgl/>
-      <w:lvlText w:val="%1.%2.%3.%4.%5"/>
+      <w:numFmt w:val="bullet"/>
+      <w:lvlText w:val="o"/>
       <w:lvlJc w:val="left"/>
       <w:pPr>
-        <w:ind w:left="2880" w:hanging="1080"/>
+        <w:ind w:left="6480" w:hanging="360"/>
       </w:pPr>
       <w:rPr>
-        <w:rFonts w:hint="default"/>
+        <w:rFonts w:ascii="Courier New" w:hAnsi="Courier New" w:cs="Courier New" w:hint="default"/>
       </w:rPr>
     </w:lvl>
-    <w:lvl w:ilvl="5">
+    <w:lvl w:ilvl="8" w:tplc="FFFFFFFF" w:tentative="1">
       <w:start w:val="1"/>
-      <w:numFmt w:val="decimal"/>
-      <w:isLgl/>
-      <w:lvlText w:val="%1.%2.%3.%4.%5.%6"/>
+      <w:numFmt w:val="bullet"/>
+      <w:lvlText w:val=""/>
       <w:lvlJc w:val="left"/>
       <w:pPr>
-        <w:ind w:left="3600" w:hanging="1440"/>
+        <w:ind w:left="7200" w:hanging="360"/>
       </w:pPr>
       <w:rPr>
-        <w:rFonts w:hint="default"/>
-      </w:rPr>
-    </w:lvl>
-    <w:lvl w:ilvl="6">
-      <w:start w:val="1"/>
-      <w:numFmt w:val="decimal"/>
-      <w:isLgl/>
-      <w:lvlText w:val="%1.%2.%3.%4.%5.%6.%7"/>
-      <w:lvlJc w:val="left"/>
-      <w:pPr>
-        <w:ind w:left="3960" w:hanging="1440"/>
-      </w:pPr>
-      <w:rPr>
-        <w:rFonts w:hint="default"/>
-      </w:rPr>
-    </w:lvl>
-    <w:lvl w:ilvl="7">
-      <w:start w:val="1"/>
-      <w:numFmt w:val="decimal"/>
-      <w:isLgl/>
-      <w:lvlText w:val="%1.%2.%3.%4.%5.%6.%7.%8"/>
-      <w:lvlJc w:val="left"/>
-      <w:pPr>
-        <w:ind w:left="4680" w:hanging="1800"/>
-      </w:pPr>
-      <w:rPr>
-        <w:rFonts w:hint="default"/>
-      </w:rPr>
-    </w:lvl>
-    <w:lvl w:ilvl="8">
-      <w:start w:val="1"/>
-      <w:numFmt w:val="decimal"/>
-      <w:isLgl/>
-      <w:lvlText w:val="%1.%2.%3.%4.%5.%6.%7.%8.%9"/>
-      <w:lvlJc w:val="left"/>
-      <w:pPr>
-        <w:ind w:left="5040" w:hanging="1800"/>
-      </w:pPr>
-      <w:rPr>
-        <w:rFonts w:hint="default"/>
+        <w:rFonts w:ascii="Wingdings" w:hAnsi="Wingdings" w:hint="default"/>
       </w:rPr>
     </w:lvl>
   </w:abstractNum>
-  <w:abstractNum w:abstractNumId="5" w15:restartNumberingAfterBreak="0">
-    <w:nsid w:val="11941242"/>
+  <w:abstractNum w:abstractNumId="11" w15:restartNumberingAfterBreak="0">
+    <w:nsid w:val="493363DF"/>
     <w:multiLevelType w:val="hybridMultilevel"/>
-    <w:tmpl w:val="9FDE90B2"/>
+    <w:tmpl w:val="5AAAC12E"/>
+    <w:lvl w:ilvl="0" w:tplc="04090003">
+      <w:start w:val="1"/>
+      <w:numFmt w:val="bullet"/>
+      <w:lvlText w:val="o"/>
+      <w:lvlJc w:val="left"/>
+      <w:pPr>
+        <w:ind w:left="1800" w:hanging="360"/>
+      </w:pPr>
+      <w:rPr>
+        <w:rFonts w:ascii="Courier New" w:hAnsi="Courier New" w:cs="Courier New" w:hint="default"/>
+      </w:rPr>
+    </w:lvl>
+    <w:lvl w:ilvl="1" w:tplc="04090003" w:tentative="1">
+      <w:start w:val="1"/>
+      <w:numFmt w:val="bullet"/>
+      <w:lvlText w:val="o"/>
+      <w:lvlJc w:val="left"/>
+      <w:pPr>
+        <w:ind w:left="2520" w:hanging="360"/>
+      </w:pPr>
+      <w:rPr>
+        <w:rFonts w:ascii="Courier New" w:hAnsi="Courier New" w:cs="Courier New" w:hint="default"/>
+      </w:rPr>
+    </w:lvl>
+    <w:lvl w:ilvl="2" w:tplc="04090005" w:tentative="1">
+      <w:start w:val="1"/>
+      <w:numFmt w:val="bullet"/>
+      <w:lvlText w:val=""/>
+      <w:lvlJc w:val="left"/>
+      <w:pPr>
+        <w:ind w:left="3240" w:hanging="360"/>
+      </w:pPr>
+      <w:rPr>
+        <w:rFonts w:ascii="Wingdings" w:hAnsi="Wingdings" w:hint="default"/>
+      </w:rPr>
+    </w:lvl>
+    <w:lvl w:ilvl="3" w:tplc="04090001" w:tentative="1">
+      <w:start w:val="1"/>
+      <w:numFmt w:val="bullet"/>
+      <w:lvlText w:val=""/>
+      <w:lvlJc w:val="left"/>
+      <w:pPr>
+        <w:ind w:left="3960" w:hanging="360"/>
+      </w:pPr>
+      <w:rPr>
+        <w:rFonts w:ascii="Symbol" w:hAnsi="Symbol" w:hint="default"/>
+      </w:rPr>
+    </w:lvl>
+    <w:lvl w:ilvl="4" w:tplc="04090003" w:tentative="1">
+      <w:start w:val="1"/>
+      <w:numFmt w:val="bullet"/>
+      <w:lvlText w:val="o"/>
+      <w:lvlJc w:val="left"/>
+      <w:pPr>
+        <w:ind w:left="4680" w:hanging="360"/>
+      </w:pPr>
+      <w:rPr>
+        <w:rFonts w:ascii="Courier New" w:hAnsi="Courier New" w:cs="Courier New" w:hint="default"/>
+      </w:rPr>
+    </w:lvl>
+    <w:lvl w:ilvl="5" w:tplc="04090005" w:tentative="1">
+      <w:start w:val="1"/>
+      <w:numFmt w:val="bullet"/>
+      <w:lvlText w:val=""/>
+      <w:lvlJc w:val="left"/>
+      <w:pPr>
+        <w:ind w:left="5400" w:hanging="360"/>
+      </w:pPr>
+      <w:rPr>
+        <w:rFonts w:ascii="Wingdings" w:hAnsi="Wingdings" w:hint="default"/>
+      </w:rPr>
+    </w:lvl>
+    <w:lvl w:ilvl="6" w:tplc="04090001" w:tentative="1">
+      <w:start w:val="1"/>
+      <w:numFmt w:val="bullet"/>
+      <w:lvlText w:val=""/>
+      <w:lvlJc w:val="left"/>
+      <w:pPr>
+        <w:ind w:left="6120" w:hanging="360"/>
+      </w:pPr>
+      <w:rPr>
+        <w:rFonts w:ascii="Symbol" w:hAnsi="Symbol" w:hint="default"/>
+      </w:rPr>
+    </w:lvl>
+    <w:lvl w:ilvl="7" w:tplc="04090003" w:tentative="1">
+      <w:start w:val="1"/>
+      <w:numFmt w:val="bullet"/>
+      <w:lvlText w:val="o"/>
+      <w:lvlJc w:val="left"/>
+      <w:pPr>
+        <w:ind w:left="6840" w:hanging="360"/>
+      </w:pPr>
+      <w:rPr>
+        <w:rFonts w:ascii="Courier New" w:hAnsi="Courier New" w:cs="Courier New" w:hint="default"/>
+      </w:rPr>
+    </w:lvl>
+    <w:lvl w:ilvl="8" w:tplc="04090005" w:tentative="1">
+      <w:start w:val="1"/>
+      <w:numFmt w:val="bullet"/>
+      <w:lvlText w:val=""/>
+      <w:lvlJc w:val="left"/>
+      <w:pPr>
+        <w:ind w:left="7560" w:hanging="360"/>
+      </w:pPr>
+      <w:rPr>
+        <w:rFonts w:ascii="Wingdings" w:hAnsi="Wingdings" w:hint="default"/>
+      </w:rPr>
+    </w:lvl>
+  </w:abstractNum>
+  <w:abstractNum w:abstractNumId="12" w15:restartNumberingAfterBreak="0">
+    <w:nsid w:val="4A5E2A54"/>
+    <w:multiLevelType w:val="hybridMultilevel"/>
+    <w:tmpl w:val="424825EC"/>
+    <w:lvl w:ilvl="0" w:tplc="04090001">
+      <w:start w:val="1"/>
+      <w:numFmt w:val="bullet"/>
+      <w:lvlText w:val=""/>
+      <w:lvlJc w:val="left"/>
+      <w:pPr>
+        <w:ind w:left="1080" w:hanging="360"/>
+      </w:pPr>
+      <w:rPr>
+        <w:rFonts w:ascii="Symbol" w:hAnsi="Symbol" w:hint="default"/>
+      </w:rPr>
+    </w:lvl>
+    <w:lvl w:ilvl="1" w:tplc="04090003">
+      <w:start w:val="1"/>
+      <w:numFmt w:val="bullet"/>
+      <w:lvlText w:val="o"/>
+      <w:lvlJc w:val="left"/>
+      <w:pPr>
+        <w:ind w:left="1800" w:hanging="360"/>
+      </w:pPr>
+      <w:rPr>
+        <w:rFonts w:ascii="Courier New" w:hAnsi="Courier New" w:cs="Courier New" w:hint="default"/>
+      </w:rPr>
+    </w:lvl>
+    <w:lvl w:ilvl="2" w:tplc="04090005" w:tentative="1">
+      <w:start w:val="1"/>
+      <w:numFmt w:val="bullet"/>
+      <w:lvlText w:val=""/>
+      <w:lvlJc w:val="left"/>
+      <w:pPr>
+        <w:ind w:left="2520" w:hanging="360"/>
+      </w:pPr>
+      <w:rPr>
+        <w:rFonts w:ascii="Wingdings" w:hAnsi="Wingdings" w:hint="default"/>
+      </w:rPr>
+    </w:lvl>
+    <w:lvl w:ilvl="3" w:tplc="04090001" w:tentative="1">
+      <w:start w:val="1"/>
+      <w:numFmt w:val="bullet"/>
+      <w:lvlText w:val=""/>
+      <w:lvlJc w:val="left"/>
+      <w:pPr>
+        <w:ind w:left="3240" w:hanging="360"/>
+      </w:pPr>
+      <w:rPr>
+        <w:rFonts w:ascii="Symbol" w:hAnsi="Symbol" w:hint="default"/>
+      </w:rPr>
+    </w:lvl>
+    <w:lvl w:ilvl="4" w:tplc="04090003" w:tentative="1">
+      <w:start w:val="1"/>
+      <w:numFmt w:val="bullet"/>
+      <w:lvlText w:val="o"/>
+      <w:lvlJc w:val="left"/>
+      <w:pPr>
+        <w:ind w:left="3960" w:hanging="360"/>
+      </w:pPr>
+      <w:rPr>
+        <w:rFonts w:ascii="Courier New" w:hAnsi="Courier New" w:cs="Courier New" w:hint="default"/>
+      </w:rPr>
+    </w:lvl>
+    <w:lvl w:ilvl="5" w:tplc="04090005" w:tentative="1">
+      <w:start w:val="1"/>
+      <w:numFmt w:val="bullet"/>
+      <w:lvlText w:val=""/>
+      <w:lvlJc w:val="left"/>
+      <w:pPr>
+        <w:ind w:left="4680" w:hanging="360"/>
+      </w:pPr>
+      <w:rPr>
+        <w:rFonts w:ascii="Wingdings" w:hAnsi="Wingdings" w:hint="default"/>
+      </w:rPr>
+    </w:lvl>
+    <w:lvl w:ilvl="6" w:tplc="04090001" w:tentative="1">
+      <w:start w:val="1"/>
+      <w:numFmt w:val="bullet"/>
+      <w:lvlText w:val=""/>
+      <w:lvlJc w:val="left"/>
+      <w:pPr>
+        <w:ind w:left="5400" w:hanging="360"/>
+      </w:pPr>
+      <w:rPr>
+        <w:rFonts w:ascii="Symbol" w:hAnsi="Symbol" w:hint="default"/>
+      </w:rPr>
+    </w:lvl>
+    <w:lvl w:ilvl="7" w:tplc="04090003" w:tentative="1">
+      <w:start w:val="1"/>
+      <w:numFmt w:val="bullet"/>
+      <w:lvlText w:val="o"/>
+      <w:lvlJc w:val="left"/>
+      <w:pPr>
+        <w:ind w:left="6120" w:hanging="360"/>
+      </w:pPr>
+      <w:rPr>
+        <w:rFonts w:ascii="Courier New" w:hAnsi="Courier New" w:cs="Courier New" w:hint="default"/>
+      </w:rPr>
+    </w:lvl>
+    <w:lvl w:ilvl="8" w:tplc="04090005" w:tentative="1">
+      <w:start w:val="1"/>
+      <w:numFmt w:val="bullet"/>
+      <w:lvlText w:val=""/>
+      <w:lvlJc w:val="left"/>
+      <w:pPr>
+        <w:ind w:left="6840" w:hanging="360"/>
+      </w:pPr>
+      <w:rPr>
+        <w:rFonts w:ascii="Wingdings" w:hAnsi="Wingdings" w:hint="default"/>
+      </w:rPr>
+    </w:lvl>
+  </w:abstractNum>
+  <w:abstractNum w:abstractNumId="13" w15:restartNumberingAfterBreak="0">
+    <w:nsid w:val="4EA25D08"/>
+    <w:multiLevelType w:val="hybridMultilevel"/>
+    <w:tmpl w:val="3BF209C0"/>
     <w:lvl w:ilvl="0" w:tplc="04090001">
       <w:start w:val="1"/>
       <w:numFmt w:val="bullet"/>
@@ -15686,271 +16817,10 @@
       </w:rPr>
     </w:lvl>
   </w:abstractNum>
-  <w:abstractNum w:abstractNumId="6" w15:restartNumberingAfterBreak="0">
-    <w:nsid w:val="154C4895"/>
+  <w:abstractNum w:abstractNumId="14" w15:restartNumberingAfterBreak="0">
+    <w:nsid w:val="50EF36B0"/>
     <w:multiLevelType w:val="hybridMultilevel"/>
-    <w:tmpl w:val="32B48F10"/>
-    <w:lvl w:ilvl="0" w:tplc="FFFFFFFF">
-      <w:numFmt w:val="bullet"/>
-      <w:lvlText w:val="-"/>
-      <w:lvlJc w:val="left"/>
-      <w:pPr>
-        <w:ind w:left="1080" w:hanging="360"/>
-      </w:pPr>
-      <w:rPr>
-        <w:rFonts w:ascii="Times New Roman" w:eastAsiaTheme="minorHAnsi" w:hAnsi="Times New Roman" w:cs="Times New Roman" w:hint="default"/>
-      </w:rPr>
-    </w:lvl>
-    <w:lvl w:ilvl="1" w:tplc="0C090001">
-      <w:start w:val="1"/>
-      <w:numFmt w:val="bullet"/>
-      <w:lvlText w:val=""/>
-      <w:lvlJc w:val="left"/>
-      <w:pPr>
-        <w:ind w:left="1800" w:hanging="360"/>
-      </w:pPr>
-      <w:rPr>
-        <w:rFonts w:ascii="Symbol" w:hAnsi="Symbol" w:hint="default"/>
-      </w:rPr>
-    </w:lvl>
-    <w:lvl w:ilvl="2" w:tplc="FFFFFFFF" w:tentative="1">
-      <w:start w:val="1"/>
-      <w:numFmt w:val="bullet"/>
-      <w:lvlText w:val=""/>
-      <w:lvlJc w:val="left"/>
-      <w:pPr>
-        <w:ind w:left="2520" w:hanging="360"/>
-      </w:pPr>
-      <w:rPr>
-        <w:rFonts w:ascii="Wingdings" w:hAnsi="Wingdings" w:hint="default"/>
-      </w:rPr>
-    </w:lvl>
-    <w:lvl w:ilvl="3" w:tplc="FFFFFFFF" w:tentative="1">
-      <w:start w:val="1"/>
-      <w:numFmt w:val="bullet"/>
-      <w:lvlText w:val=""/>
-      <w:lvlJc w:val="left"/>
-      <w:pPr>
-        <w:ind w:left="3240" w:hanging="360"/>
-      </w:pPr>
-      <w:rPr>
-        <w:rFonts w:ascii="Symbol" w:hAnsi="Symbol" w:hint="default"/>
-      </w:rPr>
-    </w:lvl>
-    <w:lvl w:ilvl="4" w:tplc="FFFFFFFF" w:tentative="1">
-      <w:start w:val="1"/>
-      <w:numFmt w:val="bullet"/>
-      <w:lvlText w:val="o"/>
-      <w:lvlJc w:val="left"/>
-      <w:pPr>
-        <w:ind w:left="3960" w:hanging="360"/>
-      </w:pPr>
-      <w:rPr>
-        <w:rFonts w:ascii="Courier New" w:hAnsi="Courier New" w:cs="Courier New" w:hint="default"/>
-      </w:rPr>
-    </w:lvl>
-    <w:lvl w:ilvl="5" w:tplc="FFFFFFFF" w:tentative="1">
-      <w:start w:val="1"/>
-      <w:numFmt w:val="bullet"/>
-      <w:lvlText w:val=""/>
-      <w:lvlJc w:val="left"/>
-      <w:pPr>
-        <w:ind w:left="4680" w:hanging="360"/>
-      </w:pPr>
-      <w:rPr>
-        <w:rFonts w:ascii="Wingdings" w:hAnsi="Wingdings" w:hint="default"/>
-      </w:rPr>
-    </w:lvl>
-    <w:lvl w:ilvl="6" w:tplc="FFFFFFFF" w:tentative="1">
-      <w:start w:val="1"/>
-      <w:numFmt w:val="bullet"/>
-      <w:lvlText w:val=""/>
-      <w:lvlJc w:val="left"/>
-      <w:pPr>
-        <w:ind w:left="5400" w:hanging="360"/>
-      </w:pPr>
-      <w:rPr>
-        <w:rFonts w:ascii="Symbol" w:hAnsi="Symbol" w:hint="default"/>
-      </w:rPr>
-    </w:lvl>
-    <w:lvl w:ilvl="7" w:tplc="FFFFFFFF" w:tentative="1">
-      <w:start w:val="1"/>
-      <w:numFmt w:val="bullet"/>
-      <w:lvlText w:val="o"/>
-      <w:lvlJc w:val="left"/>
-      <w:pPr>
-        <w:ind w:left="6120" w:hanging="360"/>
-      </w:pPr>
-      <w:rPr>
-        <w:rFonts w:ascii="Courier New" w:hAnsi="Courier New" w:cs="Courier New" w:hint="default"/>
-      </w:rPr>
-    </w:lvl>
-    <w:lvl w:ilvl="8" w:tplc="FFFFFFFF" w:tentative="1">
-      <w:start w:val="1"/>
-      <w:numFmt w:val="bullet"/>
-      <w:lvlText w:val=""/>
-      <w:lvlJc w:val="left"/>
-      <w:pPr>
-        <w:ind w:left="6840" w:hanging="360"/>
-      </w:pPr>
-      <w:rPr>
-        <w:rFonts w:ascii="Wingdings" w:hAnsi="Wingdings" w:hint="default"/>
-      </w:rPr>
-    </w:lvl>
-  </w:abstractNum>
-  <w:abstractNum w:abstractNumId="7" w15:restartNumberingAfterBreak="0">
-    <w:nsid w:val="161B4F9F"/>
-    <w:multiLevelType w:val="multilevel"/>
-    <w:tmpl w:val="767A95D0"/>
-    <w:lvl w:ilvl="0">
-      <w:start w:val="1"/>
-      <w:numFmt w:val="bullet"/>
-      <w:lvlText w:val=""/>
-      <w:lvlJc w:val="left"/>
-      <w:pPr>
-        <w:tabs>
-          <w:tab w:val="num" w:pos="720"/>
-        </w:tabs>
-        <w:ind w:left="720" w:hanging="360"/>
-      </w:pPr>
-      <w:rPr>
-        <w:rFonts w:ascii="Symbol" w:hAnsi="Symbol" w:hint="default"/>
-        <w:sz w:val="20"/>
-      </w:rPr>
-    </w:lvl>
-    <w:lvl w:ilvl="1" w:tentative="1">
-      <w:start w:val="1"/>
-      <w:numFmt w:val="bullet"/>
-      <w:lvlText w:val="o"/>
-      <w:lvlJc w:val="left"/>
-      <w:pPr>
-        <w:tabs>
-          <w:tab w:val="num" w:pos="1440"/>
-        </w:tabs>
-        <w:ind w:left="1440" w:hanging="360"/>
-      </w:pPr>
-      <w:rPr>
-        <w:rFonts w:ascii="Courier New" w:hAnsi="Courier New" w:hint="default"/>
-        <w:sz w:val="20"/>
-      </w:rPr>
-    </w:lvl>
-    <w:lvl w:ilvl="2" w:tentative="1">
-      <w:start w:val="1"/>
-      <w:numFmt w:val="bullet"/>
-      <w:lvlText w:val=""/>
-      <w:lvlJc w:val="left"/>
-      <w:pPr>
-        <w:tabs>
-          <w:tab w:val="num" w:pos="2160"/>
-        </w:tabs>
-        <w:ind w:left="2160" w:hanging="360"/>
-      </w:pPr>
-      <w:rPr>
-        <w:rFonts w:ascii="Wingdings" w:hAnsi="Wingdings" w:hint="default"/>
-        <w:sz w:val="20"/>
-      </w:rPr>
-    </w:lvl>
-    <w:lvl w:ilvl="3" w:tentative="1">
-      <w:start w:val="1"/>
-      <w:numFmt w:val="bullet"/>
-      <w:lvlText w:val=""/>
-      <w:lvlJc w:val="left"/>
-      <w:pPr>
-        <w:tabs>
-          <w:tab w:val="num" w:pos="2880"/>
-        </w:tabs>
-        <w:ind w:left="2880" w:hanging="360"/>
-      </w:pPr>
-      <w:rPr>
-        <w:rFonts w:ascii="Wingdings" w:hAnsi="Wingdings" w:hint="default"/>
-        <w:sz w:val="20"/>
-      </w:rPr>
-    </w:lvl>
-    <w:lvl w:ilvl="4" w:tentative="1">
-      <w:start w:val="1"/>
-      <w:numFmt w:val="bullet"/>
-      <w:lvlText w:val=""/>
-      <w:lvlJc w:val="left"/>
-      <w:pPr>
-        <w:tabs>
-          <w:tab w:val="num" w:pos="3600"/>
-        </w:tabs>
-        <w:ind w:left="3600" w:hanging="360"/>
-      </w:pPr>
-      <w:rPr>
-        <w:rFonts w:ascii="Wingdings" w:hAnsi="Wingdings" w:hint="default"/>
-        <w:sz w:val="20"/>
-      </w:rPr>
-    </w:lvl>
-    <w:lvl w:ilvl="5" w:tentative="1">
-      <w:start w:val="1"/>
-      <w:numFmt w:val="bullet"/>
-      <w:lvlText w:val=""/>
-      <w:lvlJc w:val="left"/>
-      <w:pPr>
-        <w:tabs>
-          <w:tab w:val="num" w:pos="4320"/>
-        </w:tabs>
-        <w:ind w:left="4320" w:hanging="360"/>
-      </w:pPr>
-      <w:rPr>
-        <w:rFonts w:ascii="Wingdings" w:hAnsi="Wingdings" w:hint="default"/>
-        <w:sz w:val="20"/>
-      </w:rPr>
-    </w:lvl>
-    <w:lvl w:ilvl="6" w:tentative="1">
-      <w:start w:val="1"/>
-      <w:numFmt w:val="bullet"/>
-      <w:lvlText w:val=""/>
-      <w:lvlJc w:val="left"/>
-      <w:pPr>
-        <w:tabs>
-          <w:tab w:val="num" w:pos="5040"/>
-        </w:tabs>
-        <w:ind w:left="5040" w:hanging="360"/>
-      </w:pPr>
-      <w:rPr>
-        <w:rFonts w:ascii="Wingdings" w:hAnsi="Wingdings" w:hint="default"/>
-        <w:sz w:val="20"/>
-      </w:rPr>
-    </w:lvl>
-    <w:lvl w:ilvl="7" w:tentative="1">
-      <w:start w:val="1"/>
-      <w:numFmt w:val="bullet"/>
-      <w:lvlText w:val=""/>
-      <w:lvlJc w:val="left"/>
-      <w:pPr>
-        <w:tabs>
-          <w:tab w:val="num" w:pos="5760"/>
-        </w:tabs>
-        <w:ind w:left="5760" w:hanging="360"/>
-      </w:pPr>
-      <w:rPr>
-        <w:rFonts w:ascii="Wingdings" w:hAnsi="Wingdings" w:hint="default"/>
-        <w:sz w:val="20"/>
-      </w:rPr>
-    </w:lvl>
-    <w:lvl w:ilvl="8" w:tentative="1">
-      <w:start w:val="1"/>
-      <w:numFmt w:val="bullet"/>
-      <w:lvlText w:val=""/>
-      <w:lvlJc w:val="left"/>
-      <w:pPr>
-        <w:tabs>
-          <w:tab w:val="num" w:pos="6480"/>
-        </w:tabs>
-        <w:ind w:left="6480" w:hanging="360"/>
-      </w:pPr>
-      <w:rPr>
-        <w:rFonts w:ascii="Wingdings" w:hAnsi="Wingdings" w:hint="default"/>
-        <w:sz w:val="20"/>
-      </w:rPr>
-    </w:lvl>
-  </w:abstractNum>
-  <w:abstractNum w:abstractNumId="8" w15:restartNumberingAfterBreak="0">
-    <w:nsid w:val="18361781"/>
-    <w:multiLevelType w:val="hybridMultilevel"/>
-    <w:tmpl w:val="E9E0EC3E"/>
+    <w:tmpl w:val="8D241F18"/>
     <w:lvl w:ilvl="0" w:tplc="04090001">
       <w:start w:val="1"/>
       <w:numFmt w:val="bullet"/>
@@ -15963,7 +16833,7 @@
         <w:rFonts w:ascii="Symbol" w:hAnsi="Symbol" w:hint="default"/>
       </w:rPr>
     </w:lvl>
-    <w:lvl w:ilvl="1" w:tplc="04090003">
+    <w:lvl w:ilvl="1" w:tplc="04090003" w:tentative="1">
       <w:start w:val="1"/>
       <w:numFmt w:val="bullet"/>
       <w:lvlText w:val="o"/>
@@ -16060,251 +16930,17 @@
       </w:rPr>
     </w:lvl>
   </w:abstractNum>
-  <w:abstractNum w:abstractNumId="9" w15:restartNumberingAfterBreak="0">
-    <w:nsid w:val="19FD3E1D"/>
+  <w:abstractNum w:abstractNumId="15" w15:restartNumberingAfterBreak="0">
+    <w:nsid w:val="56D56F5D"/>
     <w:multiLevelType w:val="hybridMultilevel"/>
-    <w:tmpl w:val="3AB46B12"/>
-    <w:lvl w:ilvl="0" w:tplc="0409000F">
-      <w:start w:val="1"/>
-      <w:numFmt w:val="decimal"/>
-      <w:lvlText w:val="%1."/>
-      <w:lvlJc w:val="left"/>
-      <w:pPr>
-        <w:ind w:left="720" w:hanging="360"/>
-      </w:pPr>
-    </w:lvl>
-    <w:lvl w:ilvl="1" w:tplc="04090019" w:tentative="1">
-      <w:start w:val="1"/>
-      <w:numFmt w:val="lowerLetter"/>
-      <w:lvlText w:val="%2."/>
-      <w:lvlJc w:val="left"/>
-      <w:pPr>
-        <w:ind w:left="1440" w:hanging="360"/>
-      </w:pPr>
-    </w:lvl>
-    <w:lvl w:ilvl="2" w:tplc="0409001B" w:tentative="1">
-      <w:start w:val="1"/>
-      <w:numFmt w:val="lowerRoman"/>
-      <w:lvlText w:val="%3."/>
-      <w:lvlJc w:val="right"/>
-      <w:pPr>
-        <w:ind w:left="2160" w:hanging="180"/>
-      </w:pPr>
-    </w:lvl>
-    <w:lvl w:ilvl="3" w:tplc="0409000F" w:tentative="1">
-      <w:start w:val="1"/>
-      <w:numFmt w:val="decimal"/>
-      <w:lvlText w:val="%4."/>
-      <w:lvlJc w:val="left"/>
-      <w:pPr>
-        <w:ind w:left="2880" w:hanging="360"/>
-      </w:pPr>
-    </w:lvl>
-    <w:lvl w:ilvl="4" w:tplc="04090019" w:tentative="1">
-      <w:start w:val="1"/>
-      <w:numFmt w:val="lowerLetter"/>
-      <w:lvlText w:val="%5."/>
-      <w:lvlJc w:val="left"/>
-      <w:pPr>
-        <w:ind w:left="3600" w:hanging="360"/>
-      </w:pPr>
-    </w:lvl>
-    <w:lvl w:ilvl="5" w:tplc="0409001B" w:tentative="1">
-      <w:start w:val="1"/>
-      <w:numFmt w:val="lowerRoman"/>
-      <w:lvlText w:val="%6."/>
-      <w:lvlJc w:val="right"/>
-      <w:pPr>
-        <w:ind w:left="4320" w:hanging="180"/>
-      </w:pPr>
-    </w:lvl>
-    <w:lvl w:ilvl="6" w:tplc="0409000F" w:tentative="1">
-      <w:start w:val="1"/>
-      <w:numFmt w:val="decimal"/>
-      <w:lvlText w:val="%7."/>
-      <w:lvlJc w:val="left"/>
-      <w:pPr>
-        <w:ind w:left="5040" w:hanging="360"/>
-      </w:pPr>
-    </w:lvl>
-    <w:lvl w:ilvl="7" w:tplc="04090019" w:tentative="1">
-      <w:start w:val="1"/>
-      <w:numFmt w:val="lowerLetter"/>
-      <w:lvlText w:val="%8."/>
-      <w:lvlJc w:val="left"/>
-      <w:pPr>
-        <w:ind w:left="5760" w:hanging="360"/>
-      </w:pPr>
-    </w:lvl>
-    <w:lvl w:ilvl="8" w:tplc="0409001B" w:tentative="1">
-      <w:start w:val="1"/>
-      <w:numFmt w:val="lowerRoman"/>
-      <w:lvlText w:val="%9."/>
-      <w:lvlJc w:val="right"/>
-      <w:pPr>
-        <w:ind w:left="6480" w:hanging="180"/>
-      </w:pPr>
-    </w:lvl>
-  </w:abstractNum>
-  <w:abstractNum w:abstractNumId="10" w15:restartNumberingAfterBreak="0">
-    <w:nsid w:val="1B303D6D"/>
-    <w:multiLevelType w:val="multilevel"/>
-    <w:tmpl w:val="A0464A42"/>
-    <w:lvl w:ilvl="0">
-      <w:numFmt w:val="bullet"/>
-      <w:lvlText w:val="-"/>
-      <w:lvlJc w:val="left"/>
-      <w:pPr>
-        <w:tabs>
-          <w:tab w:val="num" w:pos="1080"/>
-        </w:tabs>
-        <w:ind w:left="1080" w:hanging="360"/>
-      </w:pPr>
-      <w:rPr>
-        <w:rFonts w:ascii="Times New Roman" w:eastAsiaTheme="minorHAnsi" w:hAnsi="Times New Roman" w:cs="Times New Roman" w:hint="default"/>
-        <w:sz w:val="20"/>
-      </w:rPr>
-    </w:lvl>
-    <w:lvl w:ilvl="1" w:tentative="1">
-      <w:start w:val="1"/>
-      <w:numFmt w:val="bullet"/>
-      <w:lvlText w:val="o"/>
-      <w:lvlJc w:val="left"/>
-      <w:pPr>
-        <w:tabs>
-          <w:tab w:val="num" w:pos="1800"/>
-        </w:tabs>
-        <w:ind w:left="1800" w:hanging="360"/>
-      </w:pPr>
-      <w:rPr>
-        <w:rFonts w:ascii="Courier New" w:hAnsi="Courier New" w:hint="default"/>
-        <w:sz w:val="20"/>
-      </w:rPr>
-    </w:lvl>
-    <w:lvl w:ilvl="2" w:tentative="1">
-      <w:start w:val="1"/>
-      <w:numFmt w:val="bullet"/>
-      <w:lvlText w:val=""/>
-      <w:lvlJc w:val="left"/>
-      <w:pPr>
-        <w:tabs>
-          <w:tab w:val="num" w:pos="2520"/>
-        </w:tabs>
-        <w:ind w:left="2520" w:hanging="360"/>
-      </w:pPr>
-      <w:rPr>
-        <w:rFonts w:ascii="Wingdings" w:hAnsi="Wingdings" w:hint="default"/>
-        <w:sz w:val="20"/>
-      </w:rPr>
-    </w:lvl>
-    <w:lvl w:ilvl="3" w:tentative="1">
-      <w:start w:val="1"/>
-      <w:numFmt w:val="bullet"/>
-      <w:lvlText w:val=""/>
-      <w:lvlJc w:val="left"/>
-      <w:pPr>
-        <w:tabs>
-          <w:tab w:val="num" w:pos="3240"/>
-        </w:tabs>
-        <w:ind w:left="3240" w:hanging="360"/>
-      </w:pPr>
-      <w:rPr>
-        <w:rFonts w:ascii="Wingdings" w:hAnsi="Wingdings" w:hint="default"/>
-        <w:sz w:val="20"/>
-      </w:rPr>
-    </w:lvl>
-    <w:lvl w:ilvl="4" w:tentative="1">
-      <w:start w:val="1"/>
-      <w:numFmt w:val="bullet"/>
-      <w:lvlText w:val=""/>
-      <w:lvlJc w:val="left"/>
-      <w:pPr>
-        <w:tabs>
-          <w:tab w:val="num" w:pos="3960"/>
-        </w:tabs>
-        <w:ind w:left="3960" w:hanging="360"/>
-      </w:pPr>
-      <w:rPr>
-        <w:rFonts w:ascii="Wingdings" w:hAnsi="Wingdings" w:hint="default"/>
-        <w:sz w:val="20"/>
-      </w:rPr>
-    </w:lvl>
-    <w:lvl w:ilvl="5" w:tentative="1">
-      <w:start w:val="1"/>
-      <w:numFmt w:val="bullet"/>
-      <w:lvlText w:val=""/>
-      <w:lvlJc w:val="left"/>
-      <w:pPr>
-        <w:tabs>
-          <w:tab w:val="num" w:pos="4680"/>
-        </w:tabs>
-        <w:ind w:left="4680" w:hanging="360"/>
-      </w:pPr>
-      <w:rPr>
-        <w:rFonts w:ascii="Wingdings" w:hAnsi="Wingdings" w:hint="default"/>
-        <w:sz w:val="20"/>
-      </w:rPr>
-    </w:lvl>
-    <w:lvl w:ilvl="6" w:tentative="1">
-      <w:start w:val="1"/>
-      <w:numFmt w:val="bullet"/>
-      <w:lvlText w:val=""/>
-      <w:lvlJc w:val="left"/>
-      <w:pPr>
-        <w:tabs>
-          <w:tab w:val="num" w:pos="5400"/>
-        </w:tabs>
-        <w:ind w:left="5400" w:hanging="360"/>
-      </w:pPr>
-      <w:rPr>
-        <w:rFonts w:ascii="Wingdings" w:hAnsi="Wingdings" w:hint="default"/>
-        <w:sz w:val="20"/>
-      </w:rPr>
-    </w:lvl>
-    <w:lvl w:ilvl="7" w:tentative="1">
-      <w:start w:val="1"/>
-      <w:numFmt w:val="bullet"/>
-      <w:lvlText w:val=""/>
-      <w:lvlJc w:val="left"/>
-      <w:pPr>
-        <w:tabs>
-          <w:tab w:val="num" w:pos="6120"/>
-        </w:tabs>
-        <w:ind w:left="6120" w:hanging="360"/>
-      </w:pPr>
-      <w:rPr>
-        <w:rFonts w:ascii="Wingdings" w:hAnsi="Wingdings" w:hint="default"/>
-        <w:sz w:val="20"/>
-      </w:rPr>
-    </w:lvl>
-    <w:lvl w:ilvl="8" w:tentative="1">
-      <w:start w:val="1"/>
-      <w:numFmt w:val="bullet"/>
-      <w:lvlText w:val=""/>
-      <w:lvlJc w:val="left"/>
-      <w:pPr>
-        <w:tabs>
-          <w:tab w:val="num" w:pos="6840"/>
-        </w:tabs>
-        <w:ind w:left="6840" w:hanging="360"/>
-      </w:pPr>
-      <w:rPr>
-        <w:rFonts w:ascii="Wingdings" w:hAnsi="Wingdings" w:hint="default"/>
-        <w:sz w:val="20"/>
-      </w:rPr>
-    </w:lvl>
-  </w:abstractNum>
-  <w:abstractNum w:abstractNumId="11" w15:restartNumberingAfterBreak="0">
-    <w:nsid w:val="1CB92D78"/>
-    <w:multiLevelType w:val="hybridMultilevel"/>
-    <w:tmpl w:val="266AF754"/>
+    <w:tmpl w:val="41E09896"/>
     <w:lvl w:ilvl="0" w:tplc="04090001">
       <w:start w:val="1"/>
       <w:numFmt w:val="bullet"/>
       <w:lvlText w:val=""/>
       <w:lvlJc w:val="left"/>
       <w:pPr>
-        <w:ind w:left="1440" w:hanging="360"/>
+        <w:ind w:left="720" w:hanging="360"/>
       </w:pPr>
       <w:rPr>
         <w:rFonts w:ascii="Symbol" w:hAnsi="Symbol" w:hint="default"/>
@@ -16316,7 +16952,7 @@
       <w:lvlText w:val="o"/>
       <w:lvlJc w:val="left"/>
       <w:pPr>
-        <w:ind w:left="2160" w:hanging="360"/>
+        <w:ind w:left="1440" w:hanging="360"/>
       </w:pPr>
       <w:rPr>
         <w:rFonts w:ascii="Courier New" w:hAnsi="Courier New" w:cs="Courier New" w:hint="default"/>
@@ -16328,7 +16964,7 @@
       <w:lvlText w:val=""/>
       <w:lvlJc w:val="left"/>
       <w:pPr>
-        <w:ind w:left="2880" w:hanging="360"/>
+        <w:ind w:left="2160" w:hanging="360"/>
       </w:pPr>
       <w:rPr>
         <w:rFonts w:ascii="Wingdings" w:hAnsi="Wingdings" w:hint="default"/>
@@ -16340,7 +16976,7 @@
       <w:lvlText w:val=""/>
       <w:lvlJc w:val="left"/>
       <w:pPr>
-        <w:ind w:left="3600" w:hanging="360"/>
+        <w:ind w:left="2880" w:hanging="360"/>
       </w:pPr>
       <w:rPr>
         <w:rFonts w:ascii="Symbol" w:hAnsi="Symbol" w:hint="default"/>
@@ -16352,7 +16988,7 @@
       <w:lvlText w:val="o"/>
       <w:lvlJc w:val="left"/>
       <w:pPr>
-        <w:ind w:left="4320" w:hanging="360"/>
+        <w:ind w:left="3600" w:hanging="360"/>
       </w:pPr>
       <w:rPr>
         <w:rFonts w:ascii="Courier New" w:hAnsi="Courier New" w:cs="Courier New" w:hint="default"/>
@@ -16364,7 +17000,7 @@
       <w:lvlText w:val=""/>
       <w:lvlJc w:val="left"/>
       <w:pPr>
-        <w:ind w:left="5040" w:hanging="360"/>
+        <w:ind w:left="4320" w:hanging="360"/>
       </w:pPr>
       <w:rPr>
         <w:rFonts w:ascii="Wingdings" w:hAnsi="Wingdings" w:hint="default"/>
@@ -16376,7 +17012,7 @@
       <w:lvlText w:val=""/>
       <w:lvlJc w:val="left"/>
       <w:pPr>
-        <w:ind w:left="5760" w:hanging="360"/>
+        <w:ind w:left="5040" w:hanging="360"/>
       </w:pPr>
       <w:rPr>
         <w:rFonts w:ascii="Symbol" w:hAnsi="Symbol" w:hint="default"/>
@@ -16388,7 +17024,7 @@
       <w:lvlText w:val="o"/>
       <w:lvlJc w:val="left"/>
       <w:pPr>
-        <w:ind w:left="6480" w:hanging="360"/>
+        <w:ind w:left="5760" w:hanging="360"/>
       </w:pPr>
       <w:rPr>
         <w:rFonts w:ascii="Courier New" w:hAnsi="Courier New" w:cs="Courier New" w:hint="default"/>
@@ -16400,172 +17036,51 @@
       <w:lvlText w:val=""/>
       <w:lvlJc w:val="left"/>
       <w:pPr>
-        <w:ind w:left="7200" w:hanging="360"/>
+        <w:ind w:left="6480" w:hanging="360"/>
       </w:pPr>
       <w:rPr>
         <w:rFonts w:ascii="Wingdings" w:hAnsi="Wingdings" w:hint="default"/>
       </w:rPr>
     </w:lvl>
   </w:abstractNum>
-  <w:abstractNum w:abstractNumId="12" w15:restartNumberingAfterBreak="0">
-    <w:nsid w:val="1D8D7360"/>
-    <w:multiLevelType w:val="multilevel"/>
-    <w:tmpl w:val="7102FD3A"/>
-    <w:lvl w:ilvl="0">
-      <w:start w:val="1"/>
-      <w:numFmt w:val="decimal"/>
-      <w:lvlText w:val="%1."/>
-      <w:lvlJc w:val="left"/>
-      <w:pPr>
-        <w:ind w:left="720" w:hanging="360"/>
-      </w:pPr>
-      <w:rPr>
-        <w:rFonts w:hint="default"/>
-      </w:rPr>
-    </w:lvl>
-    <w:lvl w:ilvl="1">
-      <w:start w:val="1"/>
-      <w:numFmt w:val="decimal"/>
-      <w:isLgl/>
-      <w:lvlText w:val="%1.%2"/>
-      <w:lvlJc w:val="left"/>
-      <w:pPr>
-        <w:ind w:left="1095" w:hanging="375"/>
-      </w:pPr>
-      <w:rPr>
-        <w:rFonts w:hint="default"/>
-      </w:rPr>
-    </w:lvl>
-    <w:lvl w:ilvl="2">
-      <w:start w:val="1"/>
-      <w:numFmt w:val="decimal"/>
-      <w:isLgl/>
-      <w:lvlText w:val="%1.%2.%3"/>
-      <w:lvlJc w:val="left"/>
-      <w:pPr>
-        <w:ind w:left="1800" w:hanging="720"/>
-      </w:pPr>
-      <w:rPr>
-        <w:rFonts w:hint="default"/>
-      </w:rPr>
-    </w:lvl>
-    <w:lvl w:ilvl="3">
-      <w:start w:val="1"/>
-      <w:numFmt w:val="decimal"/>
-      <w:isLgl/>
-      <w:lvlText w:val="%1.%2.%3.%4"/>
-      <w:lvlJc w:val="left"/>
-      <w:pPr>
-        <w:ind w:left="2160" w:hanging="720"/>
-      </w:pPr>
-      <w:rPr>
-        <w:rFonts w:hint="default"/>
-      </w:rPr>
-    </w:lvl>
-    <w:lvl w:ilvl="4">
-      <w:start w:val="1"/>
-      <w:numFmt w:val="decimal"/>
-      <w:isLgl/>
-      <w:lvlText w:val="%1.%2.%3.%4.%5"/>
-      <w:lvlJc w:val="left"/>
-      <w:pPr>
-        <w:ind w:left="2880" w:hanging="1080"/>
-      </w:pPr>
-      <w:rPr>
-        <w:rFonts w:hint="default"/>
-      </w:rPr>
-    </w:lvl>
-    <w:lvl w:ilvl="5">
-      <w:start w:val="1"/>
-      <w:numFmt w:val="decimal"/>
-      <w:isLgl/>
-      <w:lvlText w:val="%1.%2.%3.%4.%5.%6"/>
-      <w:lvlJc w:val="left"/>
-      <w:pPr>
-        <w:ind w:left="3600" w:hanging="1440"/>
-      </w:pPr>
-      <w:rPr>
-        <w:rFonts w:hint="default"/>
-      </w:rPr>
-    </w:lvl>
-    <w:lvl w:ilvl="6">
-      <w:start w:val="1"/>
-      <w:numFmt w:val="decimal"/>
-      <w:isLgl/>
-      <w:lvlText w:val="%1.%2.%3.%4.%5.%6.%7"/>
-      <w:lvlJc w:val="left"/>
-      <w:pPr>
-        <w:ind w:left="3960" w:hanging="1440"/>
-      </w:pPr>
-      <w:rPr>
-        <w:rFonts w:hint="default"/>
-      </w:rPr>
-    </w:lvl>
-    <w:lvl w:ilvl="7">
-      <w:start w:val="1"/>
-      <w:numFmt w:val="decimal"/>
-      <w:isLgl/>
-      <w:lvlText w:val="%1.%2.%3.%4.%5.%6.%7.%8"/>
-      <w:lvlJc w:val="left"/>
-      <w:pPr>
-        <w:ind w:left="4680" w:hanging="1800"/>
-      </w:pPr>
-      <w:rPr>
-        <w:rFonts w:hint="default"/>
-      </w:rPr>
-    </w:lvl>
-    <w:lvl w:ilvl="8">
-      <w:start w:val="1"/>
-      <w:numFmt w:val="decimal"/>
-      <w:isLgl/>
-      <w:lvlText w:val="%1.%2.%3.%4.%5.%6.%7.%8.%9"/>
-      <w:lvlJc w:val="left"/>
-      <w:pPr>
-        <w:ind w:left="5040" w:hanging="1800"/>
-      </w:pPr>
-      <w:rPr>
-        <w:rFonts w:hint="default"/>
-      </w:rPr>
-    </w:lvl>
-  </w:abstractNum>
-  <w:abstractNum w:abstractNumId="13" w15:restartNumberingAfterBreak="0">
-    <w:nsid w:val="210456A9"/>
+  <w:abstractNum w:abstractNumId="16" w15:restartNumberingAfterBreak="0">
+    <w:nsid w:val="5CDB06E7"/>
     <w:multiLevelType w:val="hybridMultilevel"/>
-    <w:tmpl w:val="5B3A2E4A"/>
+    <w:tmpl w:val="FA8696B4"/>
     <w:lvl w:ilvl="0" w:tplc="04090001">
       <w:start w:val="1"/>
       <w:numFmt w:val="bullet"/>
       <w:lvlText w:val=""/>
       <w:lvlJc w:val="left"/>
       <w:pPr>
-        <w:ind w:left="1080" w:hanging="360"/>
+        <w:ind w:left="1440" w:hanging="360"/>
       </w:pPr>
       <w:rPr>
         <w:rFonts w:ascii="Symbol" w:hAnsi="Symbol" w:hint="default"/>
       </w:rPr>
     </w:lvl>
-    <w:lvl w:ilvl="1" w:tplc="04090003">
+    <w:lvl w:ilvl="1" w:tplc="04090003" w:tentative="1">
       <w:start w:val="1"/>
       <w:numFmt w:val="bullet"/>
       <w:lvlText w:val="o"/>
       <w:lvlJc w:val="left"/>
       <w:pPr>
-        <w:ind w:left="720" w:hanging="360"/>
+        <w:ind w:left="2160" w:hanging="360"/>
       </w:pPr>
       <w:rPr>
         <w:rFonts w:ascii="Courier New" w:hAnsi="Courier New" w:cs="Courier New" w:hint="default"/>
       </w:rPr>
     </w:lvl>
-    <w:lvl w:ilvl="2" w:tplc="04090003">
+    <w:lvl w:ilvl="2" w:tplc="04090005" w:tentative="1">
       <w:start w:val="1"/>
       <w:numFmt w:val="bullet"/>
-      <w:lvlText w:val="o"/>
+      <w:lvlText w:val=""/>
       <w:lvlJc w:val="left"/>
       <w:pPr>
-        <w:ind w:left="1800" w:hanging="360"/>
+        <w:ind w:left="2880" w:hanging="360"/>
       </w:pPr>
       <w:rPr>
-        <w:rFonts w:ascii="Courier New" w:hAnsi="Courier New" w:cs="Courier New" w:hint="default"/>
+        <w:rFonts w:ascii="Wingdings" w:hAnsi="Wingdings" w:hint="default"/>
       </w:rPr>
     </w:lvl>
     <w:lvl w:ilvl="3" w:tplc="04090001" w:tentative="1">
@@ -16574,7 +17089,7 @@
       <w:lvlText w:val=""/>
       <w:lvlJc w:val="left"/>
       <w:pPr>
-        <w:ind w:left="2160" w:hanging="360"/>
+        <w:ind w:left="3600" w:hanging="360"/>
       </w:pPr>
       <w:rPr>
         <w:rFonts w:ascii="Symbol" w:hAnsi="Symbol" w:hint="default"/>
@@ -16586,7 +17101,7 @@
       <w:lvlText w:val="o"/>
       <w:lvlJc w:val="left"/>
       <w:pPr>
-        <w:ind w:left="2880" w:hanging="360"/>
+        <w:ind w:left="4320" w:hanging="360"/>
       </w:pPr>
       <w:rPr>
         <w:rFonts w:ascii="Courier New" w:hAnsi="Courier New" w:cs="Courier New" w:hint="default"/>
@@ -16598,7 +17113,7 @@
       <w:lvlText w:val=""/>
       <w:lvlJc w:val="left"/>
       <w:pPr>
-        <w:ind w:left="3600" w:hanging="360"/>
+        <w:ind w:left="5040" w:hanging="360"/>
       </w:pPr>
       <w:rPr>
         <w:rFonts w:ascii="Wingdings" w:hAnsi="Wingdings" w:hint="default"/>
@@ -16610,7 +17125,7 @@
       <w:lvlText w:val=""/>
       <w:lvlJc w:val="left"/>
       <w:pPr>
-        <w:ind w:left="4320" w:hanging="360"/>
+        <w:ind w:left="5760" w:hanging="360"/>
       </w:pPr>
       <w:rPr>
         <w:rFonts w:ascii="Symbol" w:hAnsi="Symbol" w:hint="default"/>
@@ -16622,7 +17137,7 @@
       <w:lvlText w:val="o"/>
       <w:lvlJc w:val="left"/>
       <w:pPr>
-        <w:ind w:left="5040" w:hanging="360"/>
+        <w:ind w:left="6480" w:hanging="360"/>
       </w:pPr>
       <w:rPr>
         <w:rFonts w:ascii="Courier New" w:hAnsi="Courier New" w:cs="Courier New" w:hint="default"/>
@@ -16634,129 +17149,17 @@
       <w:lvlText w:val=""/>
       <w:lvlJc w:val="left"/>
       <w:pPr>
-        <w:ind w:left="5760" w:hanging="360"/>
+        <w:ind w:left="7200" w:hanging="360"/>
       </w:pPr>
       <w:rPr>
         <w:rFonts w:ascii="Wingdings" w:hAnsi="Wingdings" w:hint="default"/>
       </w:rPr>
     </w:lvl>
   </w:abstractNum>
-  <w:abstractNum w:abstractNumId="14" w15:restartNumberingAfterBreak="0">
-    <w:nsid w:val="226A760C"/>
+  <w:abstractNum w:abstractNumId="17" w15:restartNumberingAfterBreak="0">
+    <w:nsid w:val="78971B8B"/>
     <w:multiLevelType w:val="hybridMultilevel"/>
-    <w:tmpl w:val="EA58B09A"/>
-    <w:lvl w:ilvl="0" w:tplc="6E6C7D4E">
-      <w:numFmt w:val="bullet"/>
-      <w:lvlText w:val="-"/>
-      <w:lvlJc w:val="left"/>
-      <w:pPr>
-        <w:ind w:left="1080" w:hanging="360"/>
-      </w:pPr>
-      <w:rPr>
-        <w:rFonts w:ascii="Times New Roman" w:eastAsiaTheme="minorHAnsi" w:hAnsi="Times New Roman" w:cs="Times New Roman" w:hint="default"/>
-      </w:rPr>
-    </w:lvl>
-    <w:lvl w:ilvl="1" w:tplc="0C090003">
-      <w:start w:val="1"/>
-      <w:numFmt w:val="bullet"/>
-      <w:lvlText w:val="o"/>
-      <w:lvlJc w:val="left"/>
-      <w:pPr>
-        <w:ind w:left="1800" w:hanging="360"/>
-      </w:pPr>
-      <w:rPr>
-        <w:rFonts w:ascii="Courier New" w:hAnsi="Courier New" w:cs="Courier New" w:hint="default"/>
-      </w:rPr>
-    </w:lvl>
-    <w:lvl w:ilvl="2" w:tplc="0C090005" w:tentative="1">
-      <w:start w:val="1"/>
-      <w:numFmt w:val="bullet"/>
-      <w:lvlText w:val=""/>
-      <w:lvlJc w:val="left"/>
-      <w:pPr>
-        <w:ind w:left="2520" w:hanging="360"/>
-      </w:pPr>
-      <w:rPr>
-        <w:rFonts w:ascii="Wingdings" w:hAnsi="Wingdings" w:hint="default"/>
-      </w:rPr>
-    </w:lvl>
-    <w:lvl w:ilvl="3" w:tplc="0C090001" w:tentative="1">
-      <w:start w:val="1"/>
-      <w:numFmt w:val="bullet"/>
-      <w:lvlText w:val=""/>
-      <w:lvlJc w:val="left"/>
-      <w:pPr>
-        <w:ind w:left="3240" w:hanging="360"/>
-      </w:pPr>
-      <w:rPr>
-        <w:rFonts w:ascii="Symbol" w:hAnsi="Symbol" w:hint="default"/>
-      </w:rPr>
-    </w:lvl>
-    <w:lvl w:ilvl="4" w:tplc="0C090003" w:tentative="1">
-      <w:start w:val="1"/>
-      <w:numFmt w:val="bullet"/>
-      <w:lvlText w:val="o"/>
-      <w:lvlJc w:val="left"/>
-      <w:pPr>
-        <w:ind w:left="3960" w:hanging="360"/>
-      </w:pPr>
-      <w:rPr>
-        <w:rFonts w:ascii="Courier New" w:hAnsi="Courier New" w:cs="Courier New" w:hint="default"/>
-      </w:rPr>
-    </w:lvl>
-    <w:lvl w:ilvl="5" w:tplc="0C090005" w:tentative="1">
-      <w:start w:val="1"/>
-      <w:numFmt w:val="bullet"/>
-      <w:lvlText w:val=""/>
-      <w:lvlJc w:val="left"/>
-      <w:pPr>
-        <w:ind w:left="4680" w:hanging="360"/>
-      </w:pPr>
-      <w:rPr>
-        <w:rFonts w:ascii="Wingdings" w:hAnsi="Wingdings" w:hint="default"/>
-      </w:rPr>
-    </w:lvl>
-    <w:lvl w:ilvl="6" w:tplc="0C090001" w:tentative="1">
-      <w:start w:val="1"/>
-      <w:numFmt w:val="bullet"/>
-      <w:lvlText w:val=""/>
-      <w:lvlJc w:val="left"/>
-      <w:pPr>
-        <w:ind w:left="5400" w:hanging="360"/>
-      </w:pPr>
-      <w:rPr>
-        <w:rFonts w:ascii="Symbol" w:hAnsi="Symbol" w:hint="default"/>
-      </w:rPr>
-    </w:lvl>
-    <w:lvl w:ilvl="7" w:tplc="0C090003" w:tentative="1">
-      <w:start w:val="1"/>
-      <w:numFmt w:val="bullet"/>
-      <w:lvlText w:val="o"/>
-      <w:lvlJc w:val="left"/>
-      <w:pPr>
-        <w:ind w:left="6120" w:hanging="360"/>
-      </w:pPr>
-      <w:rPr>
-        <w:rFonts w:ascii="Courier New" w:hAnsi="Courier New" w:cs="Courier New" w:hint="default"/>
-      </w:rPr>
-    </w:lvl>
-    <w:lvl w:ilvl="8" w:tplc="0C090005" w:tentative="1">
-      <w:start w:val="1"/>
-      <w:numFmt w:val="bullet"/>
-      <w:lvlText w:val=""/>
-      <w:lvlJc w:val="left"/>
-      <w:pPr>
-        <w:ind w:left="6840" w:hanging="360"/>
-      </w:pPr>
-      <w:rPr>
-        <w:rFonts w:ascii="Wingdings" w:hAnsi="Wingdings" w:hint="default"/>
-      </w:rPr>
-    </w:lvl>
-  </w:abstractNum>
-  <w:abstractNum w:abstractNumId="15" w15:restartNumberingAfterBreak="0">
-    <w:nsid w:val="26BB1FD1"/>
-    <w:multiLevelType w:val="hybridMultilevel"/>
-    <w:tmpl w:val="90D49598"/>
+    <w:tmpl w:val="AA561A0A"/>
     <w:lvl w:ilvl="0" w:tplc="04090001">
       <w:start w:val="1"/>
       <w:numFmt w:val="bullet"/>
@@ -16866,29 +17269,29 @@
       </w:rPr>
     </w:lvl>
   </w:abstractNum>
-  <w:abstractNum w:abstractNumId="16" w15:restartNumberingAfterBreak="0">
-    <w:nsid w:val="27BE6F1F"/>
+  <w:abstractNum w:abstractNumId="18" w15:restartNumberingAfterBreak="0">
+    <w:nsid w:val="7C7D2BBC"/>
     <w:multiLevelType w:val="hybridMultilevel"/>
-    <w:tmpl w:val="413024F0"/>
+    <w:tmpl w:val="D1621E6A"/>
     <w:lvl w:ilvl="0" w:tplc="04090001">
       <w:start w:val="1"/>
       <w:numFmt w:val="bullet"/>
       <w:lvlText w:val=""/>
       <w:lvlJc w:val="left"/>
       <w:pPr>
-        <w:ind w:left="1080" w:hanging="360"/>
+        <w:ind w:left="720" w:hanging="360"/>
       </w:pPr>
       <w:rPr>
         <w:rFonts w:ascii="Symbol" w:hAnsi="Symbol" w:hint="default"/>
       </w:rPr>
     </w:lvl>
-    <w:lvl w:ilvl="1" w:tplc="04090003">
+    <w:lvl w:ilvl="1" w:tplc="04090003" w:tentative="1">
       <w:start w:val="1"/>
       <w:numFmt w:val="bullet"/>
       <w:lvlText w:val="o"/>
       <w:lvlJc w:val="left"/>
       <w:pPr>
-        <w:ind w:left="1800" w:hanging="360"/>
+        <w:ind w:left="1440" w:hanging="360"/>
       </w:pPr>
       <w:rPr>
         <w:rFonts w:ascii="Courier New" w:hAnsi="Courier New" w:cs="Courier New" w:hint="default"/>
@@ -16900,7 +17303,7 @@
       <w:lvlText w:val=""/>
       <w:lvlJc w:val="left"/>
       <w:pPr>
-        <w:ind w:left="2520" w:hanging="360"/>
+        <w:ind w:left="2160" w:hanging="360"/>
       </w:pPr>
       <w:rPr>
         <w:rFonts w:ascii="Wingdings" w:hAnsi="Wingdings" w:hint="default"/>
@@ -16912,7 +17315,7 @@
       <w:lvlText w:val=""/>
       <w:lvlJc w:val="left"/>
       <w:pPr>
-        <w:ind w:left="3240" w:hanging="360"/>
+        <w:ind w:left="2880" w:hanging="360"/>
       </w:pPr>
       <w:rPr>
         <w:rFonts w:ascii="Symbol" w:hAnsi="Symbol" w:hint="default"/>
@@ -16924,7 +17327,7 @@
       <w:lvlText w:val="o"/>
       <w:lvlJc w:val="left"/>
       <w:pPr>
-        <w:ind w:left="3960" w:hanging="360"/>
+        <w:ind w:left="3600" w:hanging="360"/>
       </w:pPr>
       <w:rPr>
         <w:rFonts w:ascii="Courier New" w:hAnsi="Courier New" w:cs="Courier New" w:hint="default"/>
@@ -16936,7 +17339,7 @@
       <w:lvlText w:val=""/>
       <w:lvlJc w:val="left"/>
       <w:pPr>
-        <w:ind w:left="4680" w:hanging="360"/>
+        <w:ind w:left="4320" w:hanging="360"/>
       </w:pPr>
       <w:rPr>
         <w:rFonts w:ascii="Wingdings" w:hAnsi="Wingdings" w:hint="default"/>
@@ -16948,7 +17351,7 @@
       <w:lvlText w:val=""/>
       <w:lvlJc w:val="left"/>
       <w:pPr>
-        <w:ind w:left="5400" w:hanging="360"/>
+        <w:ind w:left="5040" w:hanging="360"/>
       </w:pPr>
       <w:rPr>
         <w:rFonts w:ascii="Symbol" w:hAnsi="Symbol" w:hint="default"/>
@@ -16960,7 +17363,7 @@
       <w:lvlText w:val="o"/>
       <w:lvlJc w:val="left"/>
       <w:pPr>
-        <w:ind w:left="6120" w:hanging="360"/>
+        <w:ind w:left="5760" w:hanging="360"/>
       </w:pPr>
       <w:rPr>
         <w:rFonts w:ascii="Courier New" w:hAnsi="Courier New" w:cs="Courier New" w:hint="default"/>
@@ -16972,4328 +17375,71 @@
       <w:lvlText w:val=""/>
       <w:lvlJc w:val="left"/>
       <w:pPr>
-        <w:ind w:left="6840" w:hanging="360"/>
+        <w:ind w:left="6480" w:hanging="360"/>
       </w:pPr>
       <w:rPr>
         <w:rFonts w:ascii="Wingdings" w:hAnsi="Wingdings" w:hint="default"/>
       </w:rPr>
     </w:lvl>
   </w:abstractNum>
-  <w:abstractNum w:abstractNumId="17" w15:restartNumberingAfterBreak="0">
-    <w:nsid w:val="28696D97"/>
-    <w:multiLevelType w:val="hybridMultilevel"/>
-    <w:tmpl w:val="EEC0F994"/>
-    <w:lvl w:ilvl="0" w:tplc="04090001">
-      <w:start w:val="1"/>
-      <w:numFmt w:val="bullet"/>
-      <w:lvlText w:val=""/>
-      <w:lvlJc w:val="left"/>
-      <w:pPr>
-        <w:ind w:left="1080" w:hanging="360"/>
-      </w:pPr>
-      <w:rPr>
-        <w:rFonts w:ascii="Symbol" w:hAnsi="Symbol" w:hint="default"/>
-      </w:rPr>
-    </w:lvl>
-    <w:lvl w:ilvl="1" w:tplc="04090003" w:tentative="1">
-      <w:start w:val="1"/>
-      <w:numFmt w:val="bullet"/>
-      <w:lvlText w:val="o"/>
-      <w:lvlJc w:val="left"/>
-      <w:pPr>
-        <w:ind w:left="1800" w:hanging="360"/>
-      </w:pPr>
-      <w:rPr>
-        <w:rFonts w:ascii="Courier New" w:hAnsi="Courier New" w:cs="Courier New" w:hint="default"/>
-      </w:rPr>
-    </w:lvl>
-    <w:lvl w:ilvl="2" w:tplc="04090005" w:tentative="1">
-      <w:start w:val="1"/>
-      <w:numFmt w:val="bullet"/>
-      <w:lvlText w:val=""/>
-      <w:lvlJc w:val="left"/>
-      <w:pPr>
-        <w:ind w:left="2520" w:hanging="360"/>
-      </w:pPr>
-      <w:rPr>
-        <w:rFonts w:ascii="Wingdings" w:hAnsi="Wingdings" w:hint="default"/>
-      </w:rPr>
-    </w:lvl>
-    <w:lvl w:ilvl="3" w:tplc="04090001" w:tentative="1">
-      <w:start w:val="1"/>
-      <w:numFmt w:val="bullet"/>
-      <w:lvlText w:val=""/>
-      <w:lvlJc w:val="left"/>
-      <w:pPr>
-        <w:ind w:left="3240" w:hanging="360"/>
-      </w:pPr>
-      <w:rPr>
-        <w:rFonts w:ascii="Symbol" w:hAnsi="Symbol" w:hint="default"/>
-      </w:rPr>
-    </w:lvl>
-    <w:lvl w:ilvl="4" w:tplc="04090003" w:tentative="1">
-      <w:start w:val="1"/>
-      <w:numFmt w:val="bullet"/>
-      <w:lvlText w:val="o"/>
-      <w:lvlJc w:val="left"/>
-      <w:pPr>
-        <w:ind w:left="3960" w:hanging="360"/>
-      </w:pPr>
-      <w:rPr>
-        <w:rFonts w:ascii="Courier New" w:hAnsi="Courier New" w:cs="Courier New" w:hint="default"/>
-      </w:rPr>
-    </w:lvl>
-    <w:lvl w:ilvl="5" w:tplc="04090005" w:tentative="1">
-      <w:start w:val="1"/>
-      <w:numFmt w:val="bullet"/>
-      <w:lvlText w:val=""/>
-      <w:lvlJc w:val="left"/>
-      <w:pPr>
-        <w:ind w:left="4680" w:hanging="360"/>
-      </w:pPr>
-      <w:rPr>
-        <w:rFonts w:ascii="Wingdings" w:hAnsi="Wingdings" w:hint="default"/>
-      </w:rPr>
-    </w:lvl>
-    <w:lvl w:ilvl="6" w:tplc="04090001" w:tentative="1">
-      <w:start w:val="1"/>
-      <w:numFmt w:val="bullet"/>
-      <w:lvlText w:val=""/>
-      <w:lvlJc w:val="left"/>
-      <w:pPr>
-        <w:ind w:left="5400" w:hanging="360"/>
-      </w:pPr>
-      <w:rPr>
-        <w:rFonts w:ascii="Symbol" w:hAnsi="Symbol" w:hint="default"/>
-      </w:rPr>
-    </w:lvl>
-    <w:lvl w:ilvl="7" w:tplc="04090003" w:tentative="1">
-      <w:start w:val="1"/>
-      <w:numFmt w:val="bullet"/>
-      <w:lvlText w:val="o"/>
-      <w:lvlJc w:val="left"/>
-      <w:pPr>
-        <w:ind w:left="6120" w:hanging="360"/>
-      </w:pPr>
-      <w:rPr>
-        <w:rFonts w:ascii="Courier New" w:hAnsi="Courier New" w:cs="Courier New" w:hint="default"/>
-      </w:rPr>
-    </w:lvl>
-    <w:lvl w:ilvl="8" w:tplc="04090005" w:tentative="1">
-      <w:start w:val="1"/>
-      <w:numFmt w:val="bullet"/>
-      <w:lvlText w:val=""/>
-      <w:lvlJc w:val="left"/>
-      <w:pPr>
-        <w:ind w:left="6840" w:hanging="360"/>
-      </w:pPr>
-      <w:rPr>
-        <w:rFonts w:ascii="Wingdings" w:hAnsi="Wingdings" w:hint="default"/>
-      </w:rPr>
-    </w:lvl>
-  </w:abstractNum>
-  <w:abstractNum w:abstractNumId="18" w15:restartNumberingAfterBreak="0">
-    <w:nsid w:val="2A6F28A6"/>
-    <w:multiLevelType w:val="hybridMultilevel"/>
-    <w:tmpl w:val="6090CA0C"/>
-    <w:lvl w:ilvl="0" w:tplc="04090001">
-      <w:start w:val="1"/>
-      <w:numFmt w:val="bullet"/>
-      <w:lvlText w:val=""/>
-      <w:lvlJc w:val="left"/>
-      <w:pPr>
-        <w:ind w:left="1080" w:hanging="360"/>
-      </w:pPr>
-      <w:rPr>
-        <w:rFonts w:ascii="Symbol" w:hAnsi="Symbol" w:hint="default"/>
-      </w:rPr>
-    </w:lvl>
-    <w:lvl w:ilvl="1" w:tplc="FFFFFFFF" w:tentative="1">
-      <w:start w:val="1"/>
-      <w:numFmt w:val="bullet"/>
-      <w:lvlText w:val="o"/>
-      <w:lvlJc w:val="left"/>
-      <w:pPr>
-        <w:ind w:left="1800" w:hanging="360"/>
-      </w:pPr>
-      <w:rPr>
-        <w:rFonts w:ascii="Courier New" w:hAnsi="Courier New" w:cs="Courier New" w:hint="default"/>
-      </w:rPr>
-    </w:lvl>
-    <w:lvl w:ilvl="2" w:tplc="FFFFFFFF" w:tentative="1">
-      <w:start w:val="1"/>
-      <w:numFmt w:val="bullet"/>
-      <w:lvlText w:val=""/>
-      <w:lvlJc w:val="left"/>
-      <w:pPr>
-        <w:ind w:left="2520" w:hanging="360"/>
-      </w:pPr>
-      <w:rPr>
-        <w:rFonts w:ascii="Wingdings" w:hAnsi="Wingdings" w:hint="default"/>
-      </w:rPr>
-    </w:lvl>
-    <w:lvl w:ilvl="3" w:tplc="FFFFFFFF" w:tentative="1">
-      <w:start w:val="1"/>
-      <w:numFmt w:val="bullet"/>
-      <w:lvlText w:val=""/>
-      <w:lvlJc w:val="left"/>
-      <w:pPr>
-        <w:ind w:left="3240" w:hanging="360"/>
-      </w:pPr>
-      <w:rPr>
-        <w:rFonts w:ascii="Symbol" w:hAnsi="Symbol" w:hint="default"/>
-      </w:rPr>
-    </w:lvl>
-    <w:lvl w:ilvl="4" w:tplc="FFFFFFFF" w:tentative="1">
-      <w:start w:val="1"/>
-      <w:numFmt w:val="bullet"/>
-      <w:lvlText w:val="o"/>
-      <w:lvlJc w:val="left"/>
-      <w:pPr>
-        <w:ind w:left="3960" w:hanging="360"/>
-      </w:pPr>
-      <w:rPr>
-        <w:rFonts w:ascii="Courier New" w:hAnsi="Courier New" w:cs="Courier New" w:hint="default"/>
-      </w:rPr>
-    </w:lvl>
-    <w:lvl w:ilvl="5" w:tplc="FFFFFFFF" w:tentative="1">
-      <w:start w:val="1"/>
-      <w:numFmt w:val="bullet"/>
-      <w:lvlText w:val=""/>
-      <w:lvlJc w:val="left"/>
-      <w:pPr>
-        <w:ind w:left="4680" w:hanging="360"/>
-      </w:pPr>
-      <w:rPr>
-        <w:rFonts w:ascii="Wingdings" w:hAnsi="Wingdings" w:hint="default"/>
-      </w:rPr>
-    </w:lvl>
-    <w:lvl w:ilvl="6" w:tplc="FFFFFFFF" w:tentative="1">
-      <w:start w:val="1"/>
-      <w:numFmt w:val="bullet"/>
-      <w:lvlText w:val=""/>
-      <w:lvlJc w:val="left"/>
-      <w:pPr>
-        <w:ind w:left="5400" w:hanging="360"/>
-      </w:pPr>
-      <w:rPr>
-        <w:rFonts w:ascii="Symbol" w:hAnsi="Symbol" w:hint="default"/>
-      </w:rPr>
-    </w:lvl>
-    <w:lvl w:ilvl="7" w:tplc="FFFFFFFF" w:tentative="1">
-      <w:start w:val="1"/>
-      <w:numFmt w:val="bullet"/>
-      <w:lvlText w:val="o"/>
-      <w:lvlJc w:val="left"/>
-      <w:pPr>
-        <w:ind w:left="6120" w:hanging="360"/>
-      </w:pPr>
-      <w:rPr>
-        <w:rFonts w:ascii="Courier New" w:hAnsi="Courier New" w:cs="Courier New" w:hint="default"/>
-      </w:rPr>
-    </w:lvl>
-    <w:lvl w:ilvl="8" w:tplc="FFFFFFFF" w:tentative="1">
-      <w:start w:val="1"/>
-      <w:numFmt w:val="bullet"/>
-      <w:lvlText w:val=""/>
-      <w:lvlJc w:val="left"/>
-      <w:pPr>
-        <w:ind w:left="6840" w:hanging="360"/>
-      </w:pPr>
-      <w:rPr>
-        <w:rFonts w:ascii="Wingdings" w:hAnsi="Wingdings" w:hint="default"/>
-      </w:rPr>
-    </w:lvl>
-  </w:abstractNum>
-  <w:abstractNum w:abstractNumId="19" w15:restartNumberingAfterBreak="0">
-    <w:nsid w:val="2A8271E9"/>
-    <w:multiLevelType w:val="hybridMultilevel"/>
-    <w:tmpl w:val="E1482576"/>
-    <w:lvl w:ilvl="0" w:tplc="04090001">
-      <w:start w:val="1"/>
-      <w:numFmt w:val="bullet"/>
-      <w:lvlText w:val=""/>
-      <w:lvlJc w:val="left"/>
-      <w:pPr>
-        <w:ind w:left="720" w:hanging="360"/>
-      </w:pPr>
-      <w:rPr>
-        <w:rFonts w:ascii="Symbol" w:hAnsi="Symbol" w:hint="default"/>
-      </w:rPr>
-    </w:lvl>
-    <w:lvl w:ilvl="1" w:tplc="04090003" w:tentative="1">
-      <w:start w:val="1"/>
-      <w:numFmt w:val="bullet"/>
-      <w:lvlText w:val="o"/>
-      <w:lvlJc w:val="left"/>
-      <w:pPr>
-        <w:ind w:left="1440" w:hanging="360"/>
-      </w:pPr>
-      <w:rPr>
-        <w:rFonts w:ascii="Courier New" w:hAnsi="Courier New" w:cs="Courier New" w:hint="default"/>
-      </w:rPr>
-    </w:lvl>
-    <w:lvl w:ilvl="2" w:tplc="04090005" w:tentative="1">
-      <w:start w:val="1"/>
-      <w:numFmt w:val="bullet"/>
-      <w:lvlText w:val=""/>
-      <w:lvlJc w:val="left"/>
-      <w:pPr>
-        <w:ind w:left="2160" w:hanging="360"/>
-      </w:pPr>
-      <w:rPr>
-        <w:rFonts w:ascii="Wingdings" w:hAnsi="Wingdings" w:hint="default"/>
-      </w:rPr>
-    </w:lvl>
-    <w:lvl w:ilvl="3" w:tplc="04090001" w:tentative="1">
-      <w:start w:val="1"/>
-      <w:numFmt w:val="bullet"/>
-      <w:lvlText w:val=""/>
-      <w:lvlJc w:val="left"/>
-      <w:pPr>
-        <w:ind w:left="2880" w:hanging="360"/>
-      </w:pPr>
-      <w:rPr>
-        <w:rFonts w:ascii="Symbol" w:hAnsi="Symbol" w:hint="default"/>
-      </w:rPr>
-    </w:lvl>
-    <w:lvl w:ilvl="4" w:tplc="04090003" w:tentative="1">
-      <w:start w:val="1"/>
-      <w:numFmt w:val="bullet"/>
-      <w:lvlText w:val="o"/>
-      <w:lvlJc w:val="left"/>
-      <w:pPr>
-        <w:ind w:left="3600" w:hanging="360"/>
-      </w:pPr>
-      <w:rPr>
-        <w:rFonts w:ascii="Courier New" w:hAnsi="Courier New" w:cs="Courier New" w:hint="default"/>
-      </w:rPr>
-    </w:lvl>
-    <w:lvl w:ilvl="5" w:tplc="04090005" w:tentative="1">
-      <w:start w:val="1"/>
-      <w:numFmt w:val="bullet"/>
-      <w:lvlText w:val=""/>
-      <w:lvlJc w:val="left"/>
-      <w:pPr>
-        <w:ind w:left="4320" w:hanging="360"/>
-      </w:pPr>
-      <w:rPr>
-        <w:rFonts w:ascii="Wingdings" w:hAnsi="Wingdings" w:hint="default"/>
-      </w:rPr>
-    </w:lvl>
-    <w:lvl w:ilvl="6" w:tplc="04090001" w:tentative="1">
-      <w:start w:val="1"/>
-      <w:numFmt w:val="bullet"/>
-      <w:lvlText w:val=""/>
-      <w:lvlJc w:val="left"/>
-      <w:pPr>
-        <w:ind w:left="5040" w:hanging="360"/>
-      </w:pPr>
-      <w:rPr>
-        <w:rFonts w:ascii="Symbol" w:hAnsi="Symbol" w:hint="default"/>
-      </w:rPr>
-    </w:lvl>
-    <w:lvl w:ilvl="7" w:tplc="04090003" w:tentative="1">
-      <w:start w:val="1"/>
-      <w:numFmt w:val="bullet"/>
-      <w:lvlText w:val="o"/>
-      <w:lvlJc w:val="left"/>
-      <w:pPr>
-        <w:ind w:left="5760" w:hanging="360"/>
-      </w:pPr>
-      <w:rPr>
-        <w:rFonts w:ascii="Courier New" w:hAnsi="Courier New" w:cs="Courier New" w:hint="default"/>
-      </w:rPr>
-    </w:lvl>
-    <w:lvl w:ilvl="8" w:tplc="04090005" w:tentative="1">
-      <w:start w:val="1"/>
-      <w:numFmt w:val="bullet"/>
-      <w:lvlText w:val=""/>
-      <w:lvlJc w:val="left"/>
-      <w:pPr>
-        <w:ind w:left="6480" w:hanging="360"/>
-      </w:pPr>
-      <w:rPr>
-        <w:rFonts w:ascii="Wingdings" w:hAnsi="Wingdings" w:hint="default"/>
-      </w:rPr>
-    </w:lvl>
-  </w:abstractNum>
-  <w:abstractNum w:abstractNumId="20" w15:restartNumberingAfterBreak="0">
-    <w:nsid w:val="2B6C0CB6"/>
-    <w:multiLevelType w:val="multilevel"/>
-    <w:tmpl w:val="7102FD3A"/>
-    <w:lvl w:ilvl="0">
-      <w:start w:val="1"/>
-      <w:numFmt w:val="decimal"/>
-      <w:lvlText w:val="%1."/>
-      <w:lvlJc w:val="left"/>
-      <w:pPr>
-        <w:ind w:left="720" w:hanging="360"/>
-      </w:pPr>
-      <w:rPr>
-        <w:rFonts w:hint="default"/>
-      </w:rPr>
-    </w:lvl>
-    <w:lvl w:ilvl="1">
-      <w:start w:val="1"/>
-      <w:numFmt w:val="decimal"/>
-      <w:isLgl/>
-      <w:lvlText w:val="%1.%2"/>
-      <w:lvlJc w:val="left"/>
-      <w:pPr>
-        <w:ind w:left="1095" w:hanging="375"/>
-      </w:pPr>
-      <w:rPr>
-        <w:rFonts w:hint="default"/>
-      </w:rPr>
-    </w:lvl>
-    <w:lvl w:ilvl="2">
-      <w:start w:val="1"/>
-      <w:numFmt w:val="decimal"/>
-      <w:isLgl/>
-      <w:lvlText w:val="%1.%2.%3"/>
-      <w:lvlJc w:val="left"/>
-      <w:pPr>
-        <w:ind w:left="1800" w:hanging="720"/>
-      </w:pPr>
-      <w:rPr>
-        <w:rFonts w:hint="default"/>
-      </w:rPr>
-    </w:lvl>
-    <w:lvl w:ilvl="3">
-      <w:start w:val="1"/>
-      <w:numFmt w:val="decimal"/>
-      <w:isLgl/>
-      <w:lvlText w:val="%1.%2.%3.%4"/>
-      <w:lvlJc w:val="left"/>
-      <w:pPr>
-        <w:ind w:left="2160" w:hanging="720"/>
-      </w:pPr>
-      <w:rPr>
-        <w:rFonts w:hint="default"/>
-      </w:rPr>
-    </w:lvl>
-    <w:lvl w:ilvl="4">
-      <w:start w:val="1"/>
-      <w:numFmt w:val="decimal"/>
-      <w:isLgl/>
-      <w:lvlText w:val="%1.%2.%3.%4.%5"/>
-      <w:lvlJc w:val="left"/>
-      <w:pPr>
-        <w:ind w:left="2880" w:hanging="1080"/>
-      </w:pPr>
-      <w:rPr>
-        <w:rFonts w:hint="default"/>
-      </w:rPr>
-    </w:lvl>
-    <w:lvl w:ilvl="5">
-      <w:start w:val="1"/>
-      <w:numFmt w:val="decimal"/>
-      <w:isLgl/>
-      <w:lvlText w:val="%1.%2.%3.%4.%5.%6"/>
-      <w:lvlJc w:val="left"/>
-      <w:pPr>
-        <w:ind w:left="3600" w:hanging="1440"/>
-      </w:pPr>
-      <w:rPr>
-        <w:rFonts w:hint="default"/>
-      </w:rPr>
-    </w:lvl>
-    <w:lvl w:ilvl="6">
-      <w:start w:val="1"/>
-      <w:numFmt w:val="decimal"/>
-      <w:isLgl/>
-      <w:lvlText w:val="%1.%2.%3.%4.%5.%6.%7"/>
-      <w:lvlJc w:val="left"/>
-      <w:pPr>
-        <w:ind w:left="3960" w:hanging="1440"/>
-      </w:pPr>
-      <w:rPr>
-        <w:rFonts w:hint="default"/>
-      </w:rPr>
-    </w:lvl>
-    <w:lvl w:ilvl="7">
-      <w:start w:val="1"/>
-      <w:numFmt w:val="decimal"/>
-      <w:isLgl/>
-      <w:lvlText w:val="%1.%2.%3.%4.%5.%6.%7.%8"/>
-      <w:lvlJc w:val="left"/>
-      <w:pPr>
-        <w:ind w:left="4680" w:hanging="1800"/>
-      </w:pPr>
-      <w:rPr>
-        <w:rFonts w:hint="default"/>
-      </w:rPr>
-    </w:lvl>
-    <w:lvl w:ilvl="8">
-      <w:start w:val="1"/>
-      <w:numFmt w:val="decimal"/>
-      <w:isLgl/>
-      <w:lvlText w:val="%1.%2.%3.%4.%5.%6.%7.%8.%9"/>
-      <w:lvlJc w:val="left"/>
-      <w:pPr>
-        <w:ind w:left="5040" w:hanging="1800"/>
-      </w:pPr>
-      <w:rPr>
-        <w:rFonts w:hint="default"/>
-      </w:rPr>
-    </w:lvl>
-  </w:abstractNum>
-  <w:abstractNum w:abstractNumId="21" w15:restartNumberingAfterBreak="0">
-    <w:nsid w:val="2BC550B7"/>
-    <w:multiLevelType w:val="hybridMultilevel"/>
-    <w:tmpl w:val="8C120E9A"/>
-    <w:lvl w:ilvl="0" w:tplc="04090001">
-      <w:start w:val="1"/>
-      <w:numFmt w:val="bullet"/>
-      <w:lvlText w:val=""/>
-      <w:lvlJc w:val="left"/>
-      <w:pPr>
-        <w:ind w:left="1080" w:hanging="360"/>
-      </w:pPr>
-      <w:rPr>
-        <w:rFonts w:ascii="Symbol" w:hAnsi="Symbol" w:hint="default"/>
-      </w:rPr>
-    </w:lvl>
-    <w:lvl w:ilvl="1" w:tplc="04090003" w:tentative="1">
-      <w:start w:val="1"/>
-      <w:numFmt w:val="bullet"/>
-      <w:lvlText w:val="o"/>
-      <w:lvlJc w:val="left"/>
-      <w:pPr>
-        <w:ind w:left="1800" w:hanging="360"/>
-      </w:pPr>
-      <w:rPr>
-        <w:rFonts w:ascii="Courier New" w:hAnsi="Courier New" w:cs="Courier New" w:hint="default"/>
-      </w:rPr>
-    </w:lvl>
-    <w:lvl w:ilvl="2" w:tplc="04090005" w:tentative="1">
-      <w:start w:val="1"/>
-      <w:numFmt w:val="bullet"/>
-      <w:lvlText w:val=""/>
-      <w:lvlJc w:val="left"/>
-      <w:pPr>
-        <w:ind w:left="2520" w:hanging="360"/>
-      </w:pPr>
-      <w:rPr>
-        <w:rFonts w:ascii="Wingdings" w:hAnsi="Wingdings" w:hint="default"/>
-      </w:rPr>
-    </w:lvl>
-    <w:lvl w:ilvl="3" w:tplc="04090001" w:tentative="1">
-      <w:start w:val="1"/>
-      <w:numFmt w:val="bullet"/>
-      <w:lvlText w:val=""/>
-      <w:lvlJc w:val="left"/>
-      <w:pPr>
-        <w:ind w:left="3240" w:hanging="360"/>
-      </w:pPr>
-      <w:rPr>
-        <w:rFonts w:ascii="Symbol" w:hAnsi="Symbol" w:hint="default"/>
-      </w:rPr>
-    </w:lvl>
-    <w:lvl w:ilvl="4" w:tplc="04090003" w:tentative="1">
-      <w:start w:val="1"/>
-      <w:numFmt w:val="bullet"/>
-      <w:lvlText w:val="o"/>
-      <w:lvlJc w:val="left"/>
-      <w:pPr>
-        <w:ind w:left="3960" w:hanging="360"/>
-      </w:pPr>
-      <w:rPr>
-        <w:rFonts w:ascii="Courier New" w:hAnsi="Courier New" w:cs="Courier New" w:hint="default"/>
-      </w:rPr>
-    </w:lvl>
-    <w:lvl w:ilvl="5" w:tplc="04090005" w:tentative="1">
-      <w:start w:val="1"/>
-      <w:numFmt w:val="bullet"/>
-      <w:lvlText w:val=""/>
-      <w:lvlJc w:val="left"/>
-      <w:pPr>
-        <w:ind w:left="4680" w:hanging="360"/>
-      </w:pPr>
-      <w:rPr>
-        <w:rFonts w:ascii="Wingdings" w:hAnsi="Wingdings" w:hint="default"/>
-      </w:rPr>
-    </w:lvl>
-    <w:lvl w:ilvl="6" w:tplc="04090001" w:tentative="1">
-      <w:start w:val="1"/>
-      <w:numFmt w:val="bullet"/>
-      <w:lvlText w:val=""/>
-      <w:lvlJc w:val="left"/>
-      <w:pPr>
-        <w:ind w:left="5400" w:hanging="360"/>
-      </w:pPr>
-      <w:rPr>
-        <w:rFonts w:ascii="Symbol" w:hAnsi="Symbol" w:hint="default"/>
-      </w:rPr>
-    </w:lvl>
-    <w:lvl w:ilvl="7" w:tplc="04090003" w:tentative="1">
-      <w:start w:val="1"/>
-      <w:numFmt w:val="bullet"/>
-      <w:lvlText w:val="o"/>
-      <w:lvlJc w:val="left"/>
-      <w:pPr>
-        <w:ind w:left="6120" w:hanging="360"/>
-      </w:pPr>
-      <w:rPr>
-        <w:rFonts w:ascii="Courier New" w:hAnsi="Courier New" w:cs="Courier New" w:hint="default"/>
-      </w:rPr>
-    </w:lvl>
-    <w:lvl w:ilvl="8" w:tplc="04090005" w:tentative="1">
-      <w:start w:val="1"/>
-      <w:numFmt w:val="bullet"/>
-      <w:lvlText w:val=""/>
-      <w:lvlJc w:val="left"/>
-      <w:pPr>
-        <w:ind w:left="6840" w:hanging="360"/>
-      </w:pPr>
-      <w:rPr>
-        <w:rFonts w:ascii="Wingdings" w:hAnsi="Wingdings" w:hint="default"/>
-      </w:rPr>
-    </w:lvl>
-  </w:abstractNum>
-  <w:abstractNum w:abstractNumId="22" w15:restartNumberingAfterBreak="0">
-    <w:nsid w:val="2DA70EA7"/>
-    <w:multiLevelType w:val="hybridMultilevel"/>
-    <w:tmpl w:val="7ED66518"/>
-    <w:lvl w:ilvl="0" w:tplc="EB8C1454">
-      <w:start w:val="1"/>
-      <w:numFmt w:val="decimal"/>
-      <w:lvlText w:val="%1."/>
-      <w:lvlJc w:val="left"/>
-      <w:pPr>
-        <w:ind w:left="420" w:hanging="420"/>
-      </w:pPr>
-      <w:rPr>
-        <w:rFonts w:hint="eastAsia"/>
-      </w:rPr>
-    </w:lvl>
-    <w:lvl w:ilvl="1" w:tplc="04090017">
-      <w:start w:val="1"/>
-      <w:numFmt w:val="aiueoFullWidth"/>
-      <w:lvlText w:val="(%2)"/>
-      <w:lvlJc w:val="left"/>
-      <w:pPr>
-        <w:ind w:left="840" w:hanging="420"/>
-      </w:pPr>
-    </w:lvl>
-    <w:lvl w:ilvl="2" w:tplc="04090011" w:tentative="1">
-      <w:start w:val="1"/>
-      <w:numFmt w:val="decimalEnclosedCircle"/>
-      <w:lvlText w:val="%3"/>
-      <w:lvlJc w:val="left"/>
-      <w:pPr>
-        <w:ind w:left="1260" w:hanging="420"/>
-      </w:pPr>
-    </w:lvl>
-    <w:lvl w:ilvl="3" w:tplc="0409000F" w:tentative="1">
-      <w:start w:val="1"/>
-      <w:numFmt w:val="decimal"/>
-      <w:lvlText w:val="%4."/>
-      <w:lvlJc w:val="left"/>
-      <w:pPr>
-        <w:ind w:left="1680" w:hanging="420"/>
-      </w:pPr>
-    </w:lvl>
-    <w:lvl w:ilvl="4" w:tplc="04090017" w:tentative="1">
-      <w:start w:val="1"/>
-      <w:numFmt w:val="aiueoFullWidth"/>
-      <w:lvlText w:val="(%5)"/>
-      <w:lvlJc w:val="left"/>
-      <w:pPr>
-        <w:ind w:left="2100" w:hanging="420"/>
-      </w:pPr>
-    </w:lvl>
-    <w:lvl w:ilvl="5" w:tplc="04090011" w:tentative="1">
-      <w:start w:val="1"/>
-      <w:numFmt w:val="decimalEnclosedCircle"/>
-      <w:lvlText w:val="%6"/>
-      <w:lvlJc w:val="left"/>
-      <w:pPr>
-        <w:ind w:left="2520" w:hanging="420"/>
-      </w:pPr>
-    </w:lvl>
-    <w:lvl w:ilvl="6" w:tplc="0409000F" w:tentative="1">
-      <w:start w:val="1"/>
-      <w:numFmt w:val="decimal"/>
-      <w:lvlText w:val="%7."/>
-      <w:lvlJc w:val="left"/>
-      <w:pPr>
-        <w:ind w:left="2940" w:hanging="420"/>
-      </w:pPr>
-    </w:lvl>
-    <w:lvl w:ilvl="7" w:tplc="04090017" w:tentative="1">
-      <w:start w:val="1"/>
-      <w:numFmt w:val="aiueoFullWidth"/>
-      <w:lvlText w:val="(%8)"/>
-      <w:lvlJc w:val="left"/>
-      <w:pPr>
-        <w:ind w:left="3360" w:hanging="420"/>
-      </w:pPr>
-    </w:lvl>
-    <w:lvl w:ilvl="8" w:tplc="04090011" w:tentative="1">
-      <w:start w:val="1"/>
-      <w:numFmt w:val="decimalEnclosedCircle"/>
-      <w:lvlText w:val="%9"/>
-      <w:lvlJc w:val="left"/>
-      <w:pPr>
-        <w:ind w:left="3780" w:hanging="420"/>
-      </w:pPr>
-    </w:lvl>
-  </w:abstractNum>
-  <w:abstractNum w:abstractNumId="23" w15:restartNumberingAfterBreak="0">
-    <w:nsid w:val="323B33CA"/>
-    <w:multiLevelType w:val="multilevel"/>
-    <w:tmpl w:val="1E40C984"/>
-    <w:lvl w:ilvl="0">
-      <w:start w:val="1"/>
-      <w:numFmt w:val="bullet"/>
-      <w:lvlText w:val=""/>
-      <w:lvlJc w:val="left"/>
-      <w:pPr>
-        <w:tabs>
-          <w:tab w:val="num" w:pos="720"/>
-        </w:tabs>
-        <w:ind w:left="720" w:hanging="360"/>
-      </w:pPr>
-      <w:rPr>
-        <w:rFonts w:ascii="Symbol" w:hAnsi="Symbol" w:hint="default"/>
-        <w:sz w:val="20"/>
-      </w:rPr>
-    </w:lvl>
-    <w:lvl w:ilvl="1">
-      <w:start w:val="1"/>
-      <w:numFmt w:val="bullet"/>
-      <w:lvlText w:val="o"/>
-      <w:lvlJc w:val="left"/>
-      <w:pPr>
-        <w:tabs>
-          <w:tab w:val="num" w:pos="1440"/>
-        </w:tabs>
-        <w:ind w:left="1440" w:hanging="360"/>
-      </w:pPr>
-      <w:rPr>
-        <w:rFonts w:ascii="Courier New" w:hAnsi="Courier New" w:hint="default"/>
-        <w:sz w:val="20"/>
-      </w:rPr>
-    </w:lvl>
-    <w:lvl w:ilvl="2" w:tentative="1">
-      <w:start w:val="1"/>
-      <w:numFmt w:val="bullet"/>
-      <w:lvlText w:val=""/>
-      <w:lvlJc w:val="left"/>
-      <w:pPr>
-        <w:tabs>
-          <w:tab w:val="num" w:pos="2160"/>
-        </w:tabs>
-        <w:ind w:left="2160" w:hanging="360"/>
-      </w:pPr>
-      <w:rPr>
-        <w:rFonts w:ascii="Wingdings" w:hAnsi="Wingdings" w:hint="default"/>
-        <w:sz w:val="20"/>
-      </w:rPr>
-    </w:lvl>
-    <w:lvl w:ilvl="3" w:tentative="1">
-      <w:start w:val="1"/>
-      <w:numFmt w:val="bullet"/>
-      <w:lvlText w:val=""/>
-      <w:lvlJc w:val="left"/>
-      <w:pPr>
-        <w:tabs>
-          <w:tab w:val="num" w:pos="2880"/>
-        </w:tabs>
-        <w:ind w:left="2880" w:hanging="360"/>
-      </w:pPr>
-      <w:rPr>
-        <w:rFonts w:ascii="Wingdings" w:hAnsi="Wingdings" w:hint="default"/>
-        <w:sz w:val="20"/>
-      </w:rPr>
-    </w:lvl>
-    <w:lvl w:ilvl="4" w:tentative="1">
-      <w:start w:val="1"/>
-      <w:numFmt w:val="bullet"/>
-      <w:lvlText w:val=""/>
-      <w:lvlJc w:val="left"/>
-      <w:pPr>
-        <w:tabs>
-          <w:tab w:val="num" w:pos="3600"/>
-        </w:tabs>
-        <w:ind w:left="3600" w:hanging="360"/>
-      </w:pPr>
-      <w:rPr>
-        <w:rFonts w:ascii="Wingdings" w:hAnsi="Wingdings" w:hint="default"/>
-        <w:sz w:val="20"/>
-      </w:rPr>
-    </w:lvl>
-    <w:lvl w:ilvl="5" w:tentative="1">
-      <w:start w:val="1"/>
-      <w:numFmt w:val="bullet"/>
-      <w:lvlText w:val=""/>
-      <w:lvlJc w:val="left"/>
-      <w:pPr>
-        <w:tabs>
-          <w:tab w:val="num" w:pos="4320"/>
-        </w:tabs>
-        <w:ind w:left="4320" w:hanging="360"/>
-      </w:pPr>
-      <w:rPr>
-        <w:rFonts w:ascii="Wingdings" w:hAnsi="Wingdings" w:hint="default"/>
-        <w:sz w:val="20"/>
-      </w:rPr>
-    </w:lvl>
-    <w:lvl w:ilvl="6" w:tentative="1">
-      <w:start w:val="1"/>
-      <w:numFmt w:val="bullet"/>
-      <w:lvlText w:val=""/>
-      <w:lvlJc w:val="left"/>
-      <w:pPr>
-        <w:tabs>
-          <w:tab w:val="num" w:pos="5040"/>
-        </w:tabs>
-        <w:ind w:left="5040" w:hanging="360"/>
-      </w:pPr>
-      <w:rPr>
-        <w:rFonts w:ascii="Wingdings" w:hAnsi="Wingdings" w:hint="default"/>
-        <w:sz w:val="20"/>
-      </w:rPr>
-    </w:lvl>
-    <w:lvl w:ilvl="7" w:tentative="1">
-      <w:start w:val="1"/>
-      <w:numFmt w:val="bullet"/>
-      <w:lvlText w:val=""/>
-      <w:lvlJc w:val="left"/>
-      <w:pPr>
-        <w:tabs>
-          <w:tab w:val="num" w:pos="5760"/>
-        </w:tabs>
-        <w:ind w:left="5760" w:hanging="360"/>
-      </w:pPr>
-      <w:rPr>
-        <w:rFonts w:ascii="Wingdings" w:hAnsi="Wingdings" w:hint="default"/>
-        <w:sz w:val="20"/>
-      </w:rPr>
-    </w:lvl>
-    <w:lvl w:ilvl="8" w:tentative="1">
-      <w:start w:val="1"/>
-      <w:numFmt w:val="bullet"/>
-      <w:lvlText w:val=""/>
-      <w:lvlJc w:val="left"/>
-      <w:pPr>
-        <w:tabs>
-          <w:tab w:val="num" w:pos="6480"/>
-        </w:tabs>
-        <w:ind w:left="6480" w:hanging="360"/>
-      </w:pPr>
-      <w:rPr>
-        <w:rFonts w:ascii="Wingdings" w:hAnsi="Wingdings" w:hint="default"/>
-        <w:sz w:val="20"/>
-      </w:rPr>
-    </w:lvl>
-  </w:abstractNum>
-  <w:abstractNum w:abstractNumId="24" w15:restartNumberingAfterBreak="0">
-    <w:nsid w:val="340A1632"/>
-    <w:multiLevelType w:val="hybridMultilevel"/>
-    <w:tmpl w:val="88F46026"/>
-    <w:lvl w:ilvl="0" w:tplc="04090003">
-      <w:start w:val="1"/>
-      <w:numFmt w:val="bullet"/>
-      <w:lvlText w:val="o"/>
-      <w:lvlJc w:val="left"/>
-      <w:pPr>
-        <w:ind w:left="1440" w:hanging="360"/>
-      </w:pPr>
-      <w:rPr>
-        <w:rFonts w:ascii="Courier New" w:hAnsi="Courier New" w:cs="Courier New" w:hint="default"/>
-      </w:rPr>
-    </w:lvl>
-    <w:lvl w:ilvl="1" w:tplc="FFFFFFFF" w:tentative="1">
-      <w:start w:val="1"/>
-      <w:numFmt w:val="bullet"/>
-      <w:lvlText w:val="o"/>
-      <w:lvlJc w:val="left"/>
-      <w:pPr>
-        <w:ind w:left="2160" w:hanging="360"/>
-      </w:pPr>
-      <w:rPr>
-        <w:rFonts w:ascii="Courier New" w:hAnsi="Courier New" w:cs="Courier New" w:hint="default"/>
-      </w:rPr>
-    </w:lvl>
-    <w:lvl w:ilvl="2" w:tplc="FFFFFFFF" w:tentative="1">
-      <w:start w:val="1"/>
-      <w:numFmt w:val="bullet"/>
-      <w:lvlText w:val=""/>
-      <w:lvlJc w:val="left"/>
-      <w:pPr>
-        <w:ind w:left="2880" w:hanging="360"/>
-      </w:pPr>
-      <w:rPr>
-        <w:rFonts w:ascii="Wingdings" w:hAnsi="Wingdings" w:hint="default"/>
-      </w:rPr>
-    </w:lvl>
-    <w:lvl w:ilvl="3" w:tplc="FFFFFFFF" w:tentative="1">
-      <w:start w:val="1"/>
-      <w:numFmt w:val="bullet"/>
-      <w:lvlText w:val=""/>
-      <w:lvlJc w:val="left"/>
-      <w:pPr>
-        <w:ind w:left="3600" w:hanging="360"/>
-      </w:pPr>
-      <w:rPr>
-        <w:rFonts w:ascii="Symbol" w:hAnsi="Symbol" w:hint="default"/>
-      </w:rPr>
-    </w:lvl>
-    <w:lvl w:ilvl="4" w:tplc="FFFFFFFF" w:tentative="1">
-      <w:start w:val="1"/>
-      <w:numFmt w:val="bullet"/>
-      <w:lvlText w:val="o"/>
-      <w:lvlJc w:val="left"/>
-      <w:pPr>
-        <w:ind w:left="4320" w:hanging="360"/>
-      </w:pPr>
-      <w:rPr>
-        <w:rFonts w:ascii="Courier New" w:hAnsi="Courier New" w:cs="Courier New" w:hint="default"/>
-      </w:rPr>
-    </w:lvl>
-    <w:lvl w:ilvl="5" w:tplc="FFFFFFFF" w:tentative="1">
-      <w:start w:val="1"/>
-      <w:numFmt w:val="bullet"/>
-      <w:lvlText w:val=""/>
-      <w:lvlJc w:val="left"/>
-      <w:pPr>
-        <w:ind w:left="5040" w:hanging="360"/>
-      </w:pPr>
-      <w:rPr>
-        <w:rFonts w:ascii="Wingdings" w:hAnsi="Wingdings" w:hint="default"/>
-      </w:rPr>
-    </w:lvl>
-    <w:lvl w:ilvl="6" w:tplc="FFFFFFFF" w:tentative="1">
-      <w:start w:val="1"/>
-      <w:numFmt w:val="bullet"/>
-      <w:lvlText w:val=""/>
-      <w:lvlJc w:val="left"/>
-      <w:pPr>
-        <w:ind w:left="5760" w:hanging="360"/>
-      </w:pPr>
-      <w:rPr>
-        <w:rFonts w:ascii="Symbol" w:hAnsi="Symbol" w:hint="default"/>
-      </w:rPr>
-    </w:lvl>
-    <w:lvl w:ilvl="7" w:tplc="FFFFFFFF" w:tentative="1">
-      <w:start w:val="1"/>
-      <w:numFmt w:val="bullet"/>
-      <w:lvlText w:val="o"/>
-      <w:lvlJc w:val="left"/>
-      <w:pPr>
-        <w:ind w:left="6480" w:hanging="360"/>
-      </w:pPr>
-      <w:rPr>
-        <w:rFonts w:ascii="Courier New" w:hAnsi="Courier New" w:cs="Courier New" w:hint="default"/>
-      </w:rPr>
-    </w:lvl>
-    <w:lvl w:ilvl="8" w:tplc="FFFFFFFF" w:tentative="1">
-      <w:start w:val="1"/>
-      <w:numFmt w:val="bullet"/>
-      <w:lvlText w:val=""/>
-      <w:lvlJc w:val="left"/>
-      <w:pPr>
-        <w:ind w:left="7200" w:hanging="360"/>
-      </w:pPr>
-      <w:rPr>
-        <w:rFonts w:ascii="Wingdings" w:hAnsi="Wingdings" w:hint="default"/>
-      </w:rPr>
-    </w:lvl>
-  </w:abstractNum>
-  <w:abstractNum w:abstractNumId="25" w15:restartNumberingAfterBreak="0">
-    <w:nsid w:val="3FAD2294"/>
-    <w:multiLevelType w:val="hybridMultilevel"/>
-    <w:tmpl w:val="96969E2C"/>
-    <w:lvl w:ilvl="0" w:tplc="04090001">
-      <w:start w:val="1"/>
-      <w:numFmt w:val="bullet"/>
-      <w:lvlText w:val=""/>
-      <w:lvlJc w:val="left"/>
-      <w:pPr>
-        <w:ind w:left="720" w:hanging="360"/>
-      </w:pPr>
-      <w:rPr>
-        <w:rFonts w:ascii="Symbol" w:hAnsi="Symbol" w:hint="default"/>
-      </w:rPr>
-    </w:lvl>
-    <w:lvl w:ilvl="1" w:tplc="04090003" w:tentative="1">
-      <w:start w:val="1"/>
-      <w:numFmt w:val="bullet"/>
-      <w:lvlText w:val="o"/>
-      <w:lvlJc w:val="left"/>
-      <w:pPr>
-        <w:ind w:left="1440" w:hanging="360"/>
-      </w:pPr>
-      <w:rPr>
-        <w:rFonts w:ascii="Courier New" w:hAnsi="Courier New" w:cs="Courier New" w:hint="default"/>
-      </w:rPr>
-    </w:lvl>
-    <w:lvl w:ilvl="2" w:tplc="04090005" w:tentative="1">
-      <w:start w:val="1"/>
-      <w:numFmt w:val="bullet"/>
-      <w:lvlText w:val=""/>
-      <w:lvlJc w:val="left"/>
-      <w:pPr>
-        <w:ind w:left="2160" w:hanging="360"/>
-      </w:pPr>
-      <w:rPr>
-        <w:rFonts w:ascii="Wingdings" w:hAnsi="Wingdings" w:hint="default"/>
-      </w:rPr>
-    </w:lvl>
-    <w:lvl w:ilvl="3" w:tplc="04090001" w:tentative="1">
-      <w:start w:val="1"/>
-      <w:numFmt w:val="bullet"/>
-      <w:lvlText w:val=""/>
-      <w:lvlJc w:val="left"/>
-      <w:pPr>
-        <w:ind w:left="2880" w:hanging="360"/>
-      </w:pPr>
-      <w:rPr>
-        <w:rFonts w:ascii="Symbol" w:hAnsi="Symbol" w:hint="default"/>
-      </w:rPr>
-    </w:lvl>
-    <w:lvl w:ilvl="4" w:tplc="04090003" w:tentative="1">
-      <w:start w:val="1"/>
-      <w:numFmt w:val="bullet"/>
-      <w:lvlText w:val="o"/>
-      <w:lvlJc w:val="left"/>
-      <w:pPr>
-        <w:ind w:left="3600" w:hanging="360"/>
-      </w:pPr>
-      <w:rPr>
-        <w:rFonts w:ascii="Courier New" w:hAnsi="Courier New" w:cs="Courier New" w:hint="default"/>
-      </w:rPr>
-    </w:lvl>
-    <w:lvl w:ilvl="5" w:tplc="04090005" w:tentative="1">
-      <w:start w:val="1"/>
-      <w:numFmt w:val="bullet"/>
-      <w:lvlText w:val=""/>
-      <w:lvlJc w:val="left"/>
-      <w:pPr>
-        <w:ind w:left="4320" w:hanging="360"/>
-      </w:pPr>
-      <w:rPr>
-        <w:rFonts w:ascii="Wingdings" w:hAnsi="Wingdings" w:hint="default"/>
-      </w:rPr>
-    </w:lvl>
-    <w:lvl w:ilvl="6" w:tplc="04090001" w:tentative="1">
-      <w:start w:val="1"/>
-      <w:numFmt w:val="bullet"/>
-      <w:lvlText w:val=""/>
-      <w:lvlJc w:val="left"/>
-      <w:pPr>
-        <w:ind w:left="5040" w:hanging="360"/>
-      </w:pPr>
-      <w:rPr>
-        <w:rFonts w:ascii="Symbol" w:hAnsi="Symbol" w:hint="default"/>
-      </w:rPr>
-    </w:lvl>
-    <w:lvl w:ilvl="7" w:tplc="04090003" w:tentative="1">
-      <w:start w:val="1"/>
-      <w:numFmt w:val="bullet"/>
-      <w:lvlText w:val="o"/>
-      <w:lvlJc w:val="left"/>
-      <w:pPr>
-        <w:ind w:left="5760" w:hanging="360"/>
-      </w:pPr>
-      <w:rPr>
-        <w:rFonts w:ascii="Courier New" w:hAnsi="Courier New" w:cs="Courier New" w:hint="default"/>
-      </w:rPr>
-    </w:lvl>
-    <w:lvl w:ilvl="8" w:tplc="04090005" w:tentative="1">
-      <w:start w:val="1"/>
-      <w:numFmt w:val="bullet"/>
-      <w:lvlText w:val=""/>
-      <w:lvlJc w:val="left"/>
-      <w:pPr>
-        <w:ind w:left="6480" w:hanging="360"/>
-      </w:pPr>
-      <w:rPr>
-        <w:rFonts w:ascii="Wingdings" w:hAnsi="Wingdings" w:hint="default"/>
-      </w:rPr>
-    </w:lvl>
-  </w:abstractNum>
-  <w:abstractNum w:abstractNumId="26" w15:restartNumberingAfterBreak="0">
-    <w:nsid w:val="40ED7A88"/>
-    <w:multiLevelType w:val="hybridMultilevel"/>
-    <w:tmpl w:val="BBF4243A"/>
-    <w:lvl w:ilvl="0" w:tplc="4A225DB2">
-      <w:start w:val="1"/>
-      <w:numFmt w:val="decimal"/>
-      <w:lvlText w:val="%1."/>
-      <w:lvlJc w:val="left"/>
-      <w:pPr>
-        <w:ind w:left="420" w:hanging="420"/>
-      </w:pPr>
-      <w:rPr>
-        <w:rFonts w:ascii="Times New Roman" w:hAnsi="Times New Roman" w:cs="Times New Roman" w:hint="default"/>
-        <w:b w:val="0"/>
-        <w:sz w:val="24"/>
-        <w:szCs w:val="24"/>
-      </w:rPr>
-    </w:lvl>
-    <w:lvl w:ilvl="1" w:tplc="42FC2FE6">
-      <w:start w:val="1"/>
-      <w:numFmt w:val="lowerLetter"/>
-      <w:lvlText w:val="%2. "/>
-      <w:lvlJc w:val="left"/>
-      <w:pPr>
-        <w:ind w:left="840" w:hanging="420"/>
-      </w:pPr>
-      <w:rPr>
-        <w:rFonts w:hint="eastAsia"/>
-      </w:rPr>
-    </w:lvl>
-    <w:lvl w:ilvl="2" w:tplc="09D22D82">
-      <w:numFmt w:val="bullet"/>
-      <w:lvlText w:val=""/>
-      <w:lvlJc w:val="left"/>
-      <w:pPr>
-        <w:ind w:left="1200" w:hanging="360"/>
-      </w:pPr>
-      <w:rPr>
-        <w:rFonts w:ascii="Wingdings" w:eastAsiaTheme="minorEastAsia" w:hAnsi="Wingdings" w:cs="Times New Roman" w:hint="default"/>
-      </w:rPr>
-    </w:lvl>
-    <w:lvl w:ilvl="3" w:tplc="0409000F" w:tentative="1">
-      <w:start w:val="1"/>
-      <w:numFmt w:val="decimal"/>
-      <w:lvlText w:val="%4."/>
-      <w:lvlJc w:val="left"/>
-      <w:pPr>
-        <w:ind w:left="1680" w:hanging="420"/>
-      </w:pPr>
-    </w:lvl>
-    <w:lvl w:ilvl="4" w:tplc="04090017" w:tentative="1">
-      <w:start w:val="1"/>
-      <w:numFmt w:val="aiueoFullWidth"/>
-      <w:lvlText w:val="(%5)"/>
-      <w:lvlJc w:val="left"/>
-      <w:pPr>
-        <w:ind w:left="2100" w:hanging="420"/>
-      </w:pPr>
-    </w:lvl>
-    <w:lvl w:ilvl="5" w:tplc="04090011" w:tentative="1">
-      <w:start w:val="1"/>
-      <w:numFmt w:val="decimalEnclosedCircle"/>
-      <w:lvlText w:val="%6"/>
-      <w:lvlJc w:val="left"/>
-      <w:pPr>
-        <w:ind w:left="2520" w:hanging="420"/>
-      </w:pPr>
-    </w:lvl>
-    <w:lvl w:ilvl="6" w:tplc="0409000F" w:tentative="1">
-      <w:start w:val="1"/>
-      <w:numFmt w:val="decimal"/>
-      <w:lvlText w:val="%7."/>
-      <w:lvlJc w:val="left"/>
-      <w:pPr>
-        <w:ind w:left="2940" w:hanging="420"/>
-      </w:pPr>
-    </w:lvl>
-    <w:lvl w:ilvl="7" w:tplc="04090017" w:tentative="1">
-      <w:start w:val="1"/>
-      <w:numFmt w:val="aiueoFullWidth"/>
-      <w:lvlText w:val="(%8)"/>
-      <w:lvlJc w:val="left"/>
-      <w:pPr>
-        <w:ind w:left="3360" w:hanging="420"/>
-      </w:pPr>
-    </w:lvl>
-    <w:lvl w:ilvl="8" w:tplc="04090011" w:tentative="1">
-      <w:start w:val="1"/>
-      <w:numFmt w:val="decimalEnclosedCircle"/>
-      <w:lvlText w:val="%9"/>
-      <w:lvlJc w:val="left"/>
-      <w:pPr>
-        <w:ind w:left="3780" w:hanging="420"/>
-      </w:pPr>
-    </w:lvl>
-  </w:abstractNum>
-  <w:abstractNum w:abstractNumId="27" w15:restartNumberingAfterBreak="0">
-    <w:nsid w:val="43541E93"/>
-    <w:multiLevelType w:val="hybridMultilevel"/>
-    <w:tmpl w:val="345E649A"/>
-    <w:lvl w:ilvl="0" w:tplc="0409000B">
-      <w:start w:val="1"/>
-      <w:numFmt w:val="bullet"/>
-      <w:lvlText w:val=""/>
-      <w:lvlJc w:val="left"/>
-      <w:pPr>
-        <w:ind w:left="720" w:hanging="360"/>
-      </w:pPr>
-      <w:rPr>
-        <w:rFonts w:ascii="Wingdings" w:hAnsi="Wingdings" w:hint="default"/>
-      </w:rPr>
-    </w:lvl>
-    <w:lvl w:ilvl="1" w:tplc="04090003" w:tentative="1">
-      <w:start w:val="1"/>
-      <w:numFmt w:val="bullet"/>
-      <w:lvlText w:val="o"/>
-      <w:lvlJc w:val="left"/>
-      <w:pPr>
-        <w:ind w:left="1440" w:hanging="360"/>
-      </w:pPr>
-      <w:rPr>
-        <w:rFonts w:ascii="Courier New" w:hAnsi="Courier New" w:cs="Courier New" w:hint="default"/>
-      </w:rPr>
-    </w:lvl>
-    <w:lvl w:ilvl="2" w:tplc="04090005" w:tentative="1">
-      <w:start w:val="1"/>
-      <w:numFmt w:val="bullet"/>
-      <w:lvlText w:val=""/>
-      <w:lvlJc w:val="left"/>
-      <w:pPr>
-        <w:ind w:left="2160" w:hanging="360"/>
-      </w:pPr>
-      <w:rPr>
-        <w:rFonts w:ascii="Wingdings" w:hAnsi="Wingdings" w:hint="default"/>
-      </w:rPr>
-    </w:lvl>
-    <w:lvl w:ilvl="3" w:tplc="04090001" w:tentative="1">
-      <w:start w:val="1"/>
-      <w:numFmt w:val="bullet"/>
-      <w:lvlText w:val=""/>
-      <w:lvlJc w:val="left"/>
-      <w:pPr>
-        <w:ind w:left="2880" w:hanging="360"/>
-      </w:pPr>
-      <w:rPr>
-        <w:rFonts w:ascii="Symbol" w:hAnsi="Symbol" w:hint="default"/>
-      </w:rPr>
-    </w:lvl>
-    <w:lvl w:ilvl="4" w:tplc="04090003" w:tentative="1">
-      <w:start w:val="1"/>
-      <w:numFmt w:val="bullet"/>
-      <w:lvlText w:val="o"/>
-      <w:lvlJc w:val="left"/>
-      <w:pPr>
-        <w:ind w:left="3600" w:hanging="360"/>
-      </w:pPr>
-      <w:rPr>
-        <w:rFonts w:ascii="Courier New" w:hAnsi="Courier New" w:cs="Courier New" w:hint="default"/>
-      </w:rPr>
-    </w:lvl>
-    <w:lvl w:ilvl="5" w:tplc="04090005" w:tentative="1">
-      <w:start w:val="1"/>
-      <w:numFmt w:val="bullet"/>
-      <w:lvlText w:val=""/>
-      <w:lvlJc w:val="left"/>
-      <w:pPr>
-        <w:ind w:left="4320" w:hanging="360"/>
-      </w:pPr>
-      <w:rPr>
-        <w:rFonts w:ascii="Wingdings" w:hAnsi="Wingdings" w:hint="default"/>
-      </w:rPr>
-    </w:lvl>
-    <w:lvl w:ilvl="6" w:tplc="04090001" w:tentative="1">
-      <w:start w:val="1"/>
-      <w:numFmt w:val="bullet"/>
-      <w:lvlText w:val=""/>
-      <w:lvlJc w:val="left"/>
-      <w:pPr>
-        <w:ind w:left="5040" w:hanging="360"/>
-      </w:pPr>
-      <w:rPr>
-        <w:rFonts w:ascii="Symbol" w:hAnsi="Symbol" w:hint="default"/>
-      </w:rPr>
-    </w:lvl>
-    <w:lvl w:ilvl="7" w:tplc="04090003" w:tentative="1">
-      <w:start w:val="1"/>
-      <w:numFmt w:val="bullet"/>
-      <w:lvlText w:val="o"/>
-      <w:lvlJc w:val="left"/>
-      <w:pPr>
-        <w:ind w:left="5760" w:hanging="360"/>
-      </w:pPr>
-      <w:rPr>
-        <w:rFonts w:ascii="Courier New" w:hAnsi="Courier New" w:cs="Courier New" w:hint="default"/>
-      </w:rPr>
-    </w:lvl>
-    <w:lvl w:ilvl="8" w:tplc="04090005" w:tentative="1">
-      <w:start w:val="1"/>
-      <w:numFmt w:val="bullet"/>
-      <w:lvlText w:val=""/>
-      <w:lvlJc w:val="left"/>
-      <w:pPr>
-        <w:ind w:left="6480" w:hanging="360"/>
-      </w:pPr>
-      <w:rPr>
-        <w:rFonts w:ascii="Wingdings" w:hAnsi="Wingdings" w:hint="default"/>
-      </w:rPr>
-    </w:lvl>
-  </w:abstractNum>
-  <w:abstractNum w:abstractNumId="28" w15:restartNumberingAfterBreak="0">
-    <w:nsid w:val="4767722A"/>
-    <w:multiLevelType w:val="hybridMultilevel"/>
-    <w:tmpl w:val="EE246DCC"/>
-    <w:lvl w:ilvl="0" w:tplc="04090001">
-      <w:start w:val="1"/>
-      <w:numFmt w:val="bullet"/>
-      <w:lvlText w:val=""/>
-      <w:lvlJc w:val="left"/>
-      <w:pPr>
-        <w:ind w:left="720" w:hanging="360"/>
-      </w:pPr>
-      <w:rPr>
-        <w:rFonts w:ascii="Symbol" w:hAnsi="Symbol" w:hint="default"/>
-      </w:rPr>
-    </w:lvl>
-    <w:lvl w:ilvl="1" w:tplc="04090003">
-      <w:start w:val="1"/>
-      <w:numFmt w:val="bullet"/>
-      <w:lvlText w:val="o"/>
-      <w:lvlJc w:val="left"/>
-      <w:pPr>
-        <w:ind w:left="1440" w:hanging="360"/>
-      </w:pPr>
-      <w:rPr>
-        <w:rFonts w:ascii="Courier New" w:hAnsi="Courier New" w:cs="Courier New" w:hint="default"/>
-      </w:rPr>
-    </w:lvl>
-    <w:lvl w:ilvl="2" w:tplc="04090005" w:tentative="1">
-      <w:start w:val="1"/>
-      <w:numFmt w:val="bullet"/>
-      <w:lvlText w:val=""/>
-      <w:lvlJc w:val="left"/>
-      <w:pPr>
-        <w:ind w:left="2160" w:hanging="360"/>
-      </w:pPr>
-      <w:rPr>
-        <w:rFonts w:ascii="Wingdings" w:hAnsi="Wingdings" w:hint="default"/>
-      </w:rPr>
-    </w:lvl>
-    <w:lvl w:ilvl="3" w:tplc="04090001" w:tentative="1">
-      <w:start w:val="1"/>
-      <w:numFmt w:val="bullet"/>
-      <w:lvlText w:val=""/>
-      <w:lvlJc w:val="left"/>
-      <w:pPr>
-        <w:ind w:left="2880" w:hanging="360"/>
-      </w:pPr>
-      <w:rPr>
-        <w:rFonts w:ascii="Symbol" w:hAnsi="Symbol" w:hint="default"/>
-      </w:rPr>
-    </w:lvl>
-    <w:lvl w:ilvl="4" w:tplc="04090003" w:tentative="1">
-      <w:start w:val="1"/>
-      <w:numFmt w:val="bullet"/>
-      <w:lvlText w:val="o"/>
-      <w:lvlJc w:val="left"/>
-      <w:pPr>
-        <w:ind w:left="3600" w:hanging="360"/>
-      </w:pPr>
-      <w:rPr>
-        <w:rFonts w:ascii="Courier New" w:hAnsi="Courier New" w:cs="Courier New" w:hint="default"/>
-      </w:rPr>
-    </w:lvl>
-    <w:lvl w:ilvl="5" w:tplc="04090005" w:tentative="1">
-      <w:start w:val="1"/>
-      <w:numFmt w:val="bullet"/>
-      <w:lvlText w:val=""/>
-      <w:lvlJc w:val="left"/>
-      <w:pPr>
-        <w:ind w:left="4320" w:hanging="360"/>
-      </w:pPr>
-      <w:rPr>
-        <w:rFonts w:ascii="Wingdings" w:hAnsi="Wingdings" w:hint="default"/>
-      </w:rPr>
-    </w:lvl>
-    <w:lvl w:ilvl="6" w:tplc="04090001" w:tentative="1">
-      <w:start w:val="1"/>
-      <w:numFmt w:val="bullet"/>
-      <w:lvlText w:val=""/>
-      <w:lvlJc w:val="left"/>
-      <w:pPr>
-        <w:ind w:left="5040" w:hanging="360"/>
-      </w:pPr>
-      <w:rPr>
-        <w:rFonts w:ascii="Symbol" w:hAnsi="Symbol" w:hint="default"/>
-      </w:rPr>
-    </w:lvl>
-    <w:lvl w:ilvl="7" w:tplc="04090003" w:tentative="1">
-      <w:start w:val="1"/>
-      <w:numFmt w:val="bullet"/>
-      <w:lvlText w:val="o"/>
-      <w:lvlJc w:val="left"/>
-      <w:pPr>
-        <w:ind w:left="5760" w:hanging="360"/>
-      </w:pPr>
-      <w:rPr>
-        <w:rFonts w:ascii="Courier New" w:hAnsi="Courier New" w:cs="Courier New" w:hint="default"/>
-      </w:rPr>
-    </w:lvl>
-    <w:lvl w:ilvl="8" w:tplc="04090005" w:tentative="1">
-      <w:start w:val="1"/>
-      <w:numFmt w:val="bullet"/>
-      <w:lvlText w:val=""/>
-      <w:lvlJc w:val="left"/>
-      <w:pPr>
-        <w:ind w:left="6480" w:hanging="360"/>
-      </w:pPr>
-      <w:rPr>
-        <w:rFonts w:ascii="Wingdings" w:hAnsi="Wingdings" w:hint="default"/>
-      </w:rPr>
-    </w:lvl>
-  </w:abstractNum>
-  <w:abstractNum w:abstractNumId="29" w15:restartNumberingAfterBreak="0">
-    <w:nsid w:val="493363DF"/>
-    <w:multiLevelType w:val="hybridMultilevel"/>
-    <w:tmpl w:val="5AAAC12E"/>
-    <w:lvl w:ilvl="0" w:tplc="04090003">
-      <w:start w:val="1"/>
-      <w:numFmt w:val="bullet"/>
-      <w:lvlText w:val="o"/>
-      <w:lvlJc w:val="left"/>
-      <w:pPr>
-        <w:ind w:left="1800" w:hanging="360"/>
-      </w:pPr>
-      <w:rPr>
-        <w:rFonts w:ascii="Courier New" w:hAnsi="Courier New" w:cs="Courier New" w:hint="default"/>
-      </w:rPr>
-    </w:lvl>
-    <w:lvl w:ilvl="1" w:tplc="04090003" w:tentative="1">
-      <w:start w:val="1"/>
-      <w:numFmt w:val="bullet"/>
-      <w:lvlText w:val="o"/>
-      <w:lvlJc w:val="left"/>
-      <w:pPr>
-        <w:ind w:left="2520" w:hanging="360"/>
-      </w:pPr>
-      <w:rPr>
-        <w:rFonts w:ascii="Courier New" w:hAnsi="Courier New" w:cs="Courier New" w:hint="default"/>
-      </w:rPr>
-    </w:lvl>
-    <w:lvl w:ilvl="2" w:tplc="04090005" w:tentative="1">
-      <w:start w:val="1"/>
-      <w:numFmt w:val="bullet"/>
-      <w:lvlText w:val=""/>
-      <w:lvlJc w:val="left"/>
-      <w:pPr>
-        <w:ind w:left="3240" w:hanging="360"/>
-      </w:pPr>
-      <w:rPr>
-        <w:rFonts w:ascii="Wingdings" w:hAnsi="Wingdings" w:hint="default"/>
-      </w:rPr>
-    </w:lvl>
-    <w:lvl w:ilvl="3" w:tplc="04090001" w:tentative="1">
-      <w:start w:val="1"/>
-      <w:numFmt w:val="bullet"/>
-      <w:lvlText w:val=""/>
-      <w:lvlJc w:val="left"/>
-      <w:pPr>
-        <w:ind w:left="3960" w:hanging="360"/>
-      </w:pPr>
-      <w:rPr>
-        <w:rFonts w:ascii="Symbol" w:hAnsi="Symbol" w:hint="default"/>
-      </w:rPr>
-    </w:lvl>
-    <w:lvl w:ilvl="4" w:tplc="04090003" w:tentative="1">
-      <w:start w:val="1"/>
-      <w:numFmt w:val="bullet"/>
-      <w:lvlText w:val="o"/>
-      <w:lvlJc w:val="left"/>
-      <w:pPr>
-        <w:ind w:left="4680" w:hanging="360"/>
-      </w:pPr>
-      <w:rPr>
-        <w:rFonts w:ascii="Courier New" w:hAnsi="Courier New" w:cs="Courier New" w:hint="default"/>
-      </w:rPr>
-    </w:lvl>
-    <w:lvl w:ilvl="5" w:tplc="04090005" w:tentative="1">
-      <w:start w:val="1"/>
-      <w:numFmt w:val="bullet"/>
-      <w:lvlText w:val=""/>
-      <w:lvlJc w:val="left"/>
-      <w:pPr>
-        <w:ind w:left="5400" w:hanging="360"/>
-      </w:pPr>
-      <w:rPr>
-        <w:rFonts w:ascii="Wingdings" w:hAnsi="Wingdings" w:hint="default"/>
-      </w:rPr>
-    </w:lvl>
-    <w:lvl w:ilvl="6" w:tplc="04090001" w:tentative="1">
-      <w:start w:val="1"/>
-      <w:numFmt w:val="bullet"/>
-      <w:lvlText w:val=""/>
-      <w:lvlJc w:val="left"/>
-      <w:pPr>
-        <w:ind w:left="6120" w:hanging="360"/>
-      </w:pPr>
-      <w:rPr>
-        <w:rFonts w:ascii="Symbol" w:hAnsi="Symbol" w:hint="default"/>
-      </w:rPr>
-    </w:lvl>
-    <w:lvl w:ilvl="7" w:tplc="04090003" w:tentative="1">
-      <w:start w:val="1"/>
-      <w:numFmt w:val="bullet"/>
-      <w:lvlText w:val="o"/>
-      <w:lvlJc w:val="left"/>
-      <w:pPr>
-        <w:ind w:left="6840" w:hanging="360"/>
-      </w:pPr>
-      <w:rPr>
-        <w:rFonts w:ascii="Courier New" w:hAnsi="Courier New" w:cs="Courier New" w:hint="default"/>
-      </w:rPr>
-    </w:lvl>
-    <w:lvl w:ilvl="8" w:tplc="04090005" w:tentative="1">
-      <w:start w:val="1"/>
-      <w:numFmt w:val="bullet"/>
-      <w:lvlText w:val=""/>
-      <w:lvlJc w:val="left"/>
-      <w:pPr>
-        <w:ind w:left="7560" w:hanging="360"/>
-      </w:pPr>
-      <w:rPr>
-        <w:rFonts w:ascii="Wingdings" w:hAnsi="Wingdings" w:hint="default"/>
-      </w:rPr>
-    </w:lvl>
-  </w:abstractNum>
-  <w:abstractNum w:abstractNumId="30" w15:restartNumberingAfterBreak="0">
-    <w:nsid w:val="4EA25D08"/>
-    <w:multiLevelType w:val="hybridMultilevel"/>
-    <w:tmpl w:val="3BF209C0"/>
-    <w:lvl w:ilvl="0" w:tplc="04090001">
-      <w:start w:val="1"/>
-      <w:numFmt w:val="bullet"/>
-      <w:lvlText w:val=""/>
-      <w:lvlJc w:val="left"/>
-      <w:pPr>
-        <w:ind w:left="720" w:hanging="360"/>
-      </w:pPr>
-      <w:rPr>
-        <w:rFonts w:ascii="Symbol" w:hAnsi="Symbol" w:hint="default"/>
-      </w:rPr>
-    </w:lvl>
-    <w:lvl w:ilvl="1" w:tplc="04090003" w:tentative="1">
-      <w:start w:val="1"/>
-      <w:numFmt w:val="bullet"/>
-      <w:lvlText w:val="o"/>
-      <w:lvlJc w:val="left"/>
-      <w:pPr>
-        <w:ind w:left="1440" w:hanging="360"/>
-      </w:pPr>
-      <w:rPr>
-        <w:rFonts w:ascii="Courier New" w:hAnsi="Courier New" w:cs="Courier New" w:hint="default"/>
-      </w:rPr>
-    </w:lvl>
-    <w:lvl w:ilvl="2" w:tplc="04090005" w:tentative="1">
-      <w:start w:val="1"/>
-      <w:numFmt w:val="bullet"/>
-      <w:lvlText w:val=""/>
-      <w:lvlJc w:val="left"/>
-      <w:pPr>
-        <w:ind w:left="2160" w:hanging="360"/>
-      </w:pPr>
-      <w:rPr>
-        <w:rFonts w:ascii="Wingdings" w:hAnsi="Wingdings" w:hint="default"/>
-      </w:rPr>
-    </w:lvl>
-    <w:lvl w:ilvl="3" w:tplc="04090001" w:tentative="1">
-      <w:start w:val="1"/>
-      <w:numFmt w:val="bullet"/>
-      <w:lvlText w:val=""/>
-      <w:lvlJc w:val="left"/>
-      <w:pPr>
-        <w:ind w:left="2880" w:hanging="360"/>
-      </w:pPr>
-      <w:rPr>
-        <w:rFonts w:ascii="Symbol" w:hAnsi="Symbol" w:hint="default"/>
-      </w:rPr>
-    </w:lvl>
-    <w:lvl w:ilvl="4" w:tplc="04090003" w:tentative="1">
-      <w:start w:val="1"/>
-      <w:numFmt w:val="bullet"/>
-      <w:lvlText w:val="o"/>
-      <w:lvlJc w:val="left"/>
-      <w:pPr>
-        <w:ind w:left="3600" w:hanging="360"/>
-      </w:pPr>
-      <w:rPr>
-        <w:rFonts w:ascii="Courier New" w:hAnsi="Courier New" w:cs="Courier New" w:hint="default"/>
-      </w:rPr>
-    </w:lvl>
-    <w:lvl w:ilvl="5" w:tplc="04090005" w:tentative="1">
-      <w:start w:val="1"/>
-      <w:numFmt w:val="bullet"/>
-      <w:lvlText w:val=""/>
-      <w:lvlJc w:val="left"/>
-      <w:pPr>
-        <w:ind w:left="4320" w:hanging="360"/>
-      </w:pPr>
-      <w:rPr>
-        <w:rFonts w:ascii="Wingdings" w:hAnsi="Wingdings" w:hint="default"/>
-      </w:rPr>
-    </w:lvl>
-    <w:lvl w:ilvl="6" w:tplc="04090001" w:tentative="1">
-      <w:start w:val="1"/>
-      <w:numFmt w:val="bullet"/>
-      <w:lvlText w:val=""/>
-      <w:lvlJc w:val="left"/>
-      <w:pPr>
-        <w:ind w:left="5040" w:hanging="360"/>
-      </w:pPr>
-      <w:rPr>
-        <w:rFonts w:ascii="Symbol" w:hAnsi="Symbol" w:hint="default"/>
-      </w:rPr>
-    </w:lvl>
-    <w:lvl w:ilvl="7" w:tplc="04090003" w:tentative="1">
-      <w:start w:val="1"/>
-      <w:numFmt w:val="bullet"/>
-      <w:lvlText w:val="o"/>
-      <w:lvlJc w:val="left"/>
-      <w:pPr>
-        <w:ind w:left="5760" w:hanging="360"/>
-      </w:pPr>
-      <w:rPr>
-        <w:rFonts w:ascii="Courier New" w:hAnsi="Courier New" w:cs="Courier New" w:hint="default"/>
-      </w:rPr>
-    </w:lvl>
-    <w:lvl w:ilvl="8" w:tplc="04090005" w:tentative="1">
-      <w:start w:val="1"/>
-      <w:numFmt w:val="bullet"/>
-      <w:lvlText w:val=""/>
-      <w:lvlJc w:val="left"/>
-      <w:pPr>
-        <w:ind w:left="6480" w:hanging="360"/>
-      </w:pPr>
-      <w:rPr>
-        <w:rFonts w:ascii="Wingdings" w:hAnsi="Wingdings" w:hint="default"/>
-      </w:rPr>
-    </w:lvl>
-  </w:abstractNum>
-  <w:abstractNum w:abstractNumId="31" w15:restartNumberingAfterBreak="0">
-    <w:nsid w:val="50EF36B0"/>
-    <w:multiLevelType w:val="hybridMultilevel"/>
-    <w:tmpl w:val="8D241F18"/>
-    <w:lvl w:ilvl="0" w:tplc="04090001">
-      <w:start w:val="1"/>
-      <w:numFmt w:val="bullet"/>
-      <w:lvlText w:val=""/>
-      <w:lvlJc w:val="left"/>
-      <w:pPr>
-        <w:ind w:left="1080" w:hanging="360"/>
-      </w:pPr>
-      <w:rPr>
-        <w:rFonts w:ascii="Symbol" w:hAnsi="Symbol" w:hint="default"/>
-      </w:rPr>
-    </w:lvl>
-    <w:lvl w:ilvl="1" w:tplc="04090003" w:tentative="1">
-      <w:start w:val="1"/>
-      <w:numFmt w:val="bullet"/>
-      <w:lvlText w:val="o"/>
-      <w:lvlJc w:val="left"/>
-      <w:pPr>
-        <w:ind w:left="1800" w:hanging="360"/>
-      </w:pPr>
-      <w:rPr>
-        <w:rFonts w:ascii="Courier New" w:hAnsi="Courier New" w:cs="Courier New" w:hint="default"/>
-      </w:rPr>
-    </w:lvl>
-    <w:lvl w:ilvl="2" w:tplc="04090005" w:tentative="1">
-      <w:start w:val="1"/>
-      <w:numFmt w:val="bullet"/>
-      <w:lvlText w:val=""/>
-      <w:lvlJc w:val="left"/>
-      <w:pPr>
-        <w:ind w:left="2520" w:hanging="360"/>
-      </w:pPr>
-      <w:rPr>
-        <w:rFonts w:ascii="Wingdings" w:hAnsi="Wingdings" w:hint="default"/>
-      </w:rPr>
-    </w:lvl>
-    <w:lvl w:ilvl="3" w:tplc="04090001" w:tentative="1">
-      <w:start w:val="1"/>
-      <w:numFmt w:val="bullet"/>
-      <w:lvlText w:val=""/>
-      <w:lvlJc w:val="left"/>
-      <w:pPr>
-        <w:ind w:left="3240" w:hanging="360"/>
-      </w:pPr>
-      <w:rPr>
-        <w:rFonts w:ascii="Symbol" w:hAnsi="Symbol" w:hint="default"/>
-      </w:rPr>
-    </w:lvl>
-    <w:lvl w:ilvl="4" w:tplc="04090003" w:tentative="1">
-      <w:start w:val="1"/>
-      <w:numFmt w:val="bullet"/>
-      <w:lvlText w:val="o"/>
-      <w:lvlJc w:val="left"/>
-      <w:pPr>
-        <w:ind w:left="3960" w:hanging="360"/>
-      </w:pPr>
-      <w:rPr>
-        <w:rFonts w:ascii="Courier New" w:hAnsi="Courier New" w:cs="Courier New" w:hint="default"/>
-      </w:rPr>
-    </w:lvl>
-    <w:lvl w:ilvl="5" w:tplc="04090005" w:tentative="1">
-      <w:start w:val="1"/>
-      <w:numFmt w:val="bullet"/>
-      <w:lvlText w:val=""/>
-      <w:lvlJc w:val="left"/>
-      <w:pPr>
-        <w:ind w:left="4680" w:hanging="360"/>
-      </w:pPr>
-      <w:rPr>
-        <w:rFonts w:ascii="Wingdings" w:hAnsi="Wingdings" w:hint="default"/>
-      </w:rPr>
-    </w:lvl>
-    <w:lvl w:ilvl="6" w:tplc="04090001" w:tentative="1">
-      <w:start w:val="1"/>
-      <w:numFmt w:val="bullet"/>
-      <w:lvlText w:val=""/>
-      <w:lvlJc w:val="left"/>
-      <w:pPr>
-        <w:ind w:left="5400" w:hanging="360"/>
-      </w:pPr>
-      <w:rPr>
-        <w:rFonts w:ascii="Symbol" w:hAnsi="Symbol" w:hint="default"/>
-      </w:rPr>
-    </w:lvl>
-    <w:lvl w:ilvl="7" w:tplc="04090003" w:tentative="1">
-      <w:start w:val="1"/>
-      <w:numFmt w:val="bullet"/>
-      <w:lvlText w:val="o"/>
-      <w:lvlJc w:val="left"/>
-      <w:pPr>
-        <w:ind w:left="6120" w:hanging="360"/>
-      </w:pPr>
-      <w:rPr>
-        <w:rFonts w:ascii="Courier New" w:hAnsi="Courier New" w:cs="Courier New" w:hint="default"/>
-      </w:rPr>
-    </w:lvl>
-    <w:lvl w:ilvl="8" w:tplc="04090005" w:tentative="1">
-      <w:start w:val="1"/>
-      <w:numFmt w:val="bullet"/>
-      <w:lvlText w:val=""/>
-      <w:lvlJc w:val="left"/>
-      <w:pPr>
-        <w:ind w:left="6840" w:hanging="360"/>
-      </w:pPr>
-      <w:rPr>
-        <w:rFonts w:ascii="Wingdings" w:hAnsi="Wingdings" w:hint="default"/>
-      </w:rPr>
-    </w:lvl>
-  </w:abstractNum>
-  <w:abstractNum w:abstractNumId="32" w15:restartNumberingAfterBreak="0">
-    <w:nsid w:val="566659E8"/>
-    <w:multiLevelType w:val="multilevel"/>
-    <w:tmpl w:val="CD4425B2"/>
-    <w:lvl w:ilvl="0">
-      <w:numFmt w:val="bullet"/>
-      <w:lvlText w:val="-"/>
-      <w:lvlJc w:val="left"/>
-      <w:pPr>
-        <w:tabs>
-          <w:tab w:val="num" w:pos="1080"/>
-        </w:tabs>
-        <w:ind w:left="1080" w:hanging="360"/>
-      </w:pPr>
-      <w:rPr>
-        <w:rFonts w:ascii="Times New Roman" w:eastAsiaTheme="minorHAnsi" w:hAnsi="Times New Roman" w:cs="Times New Roman" w:hint="default"/>
-        <w:sz w:val="20"/>
-      </w:rPr>
-    </w:lvl>
-    <w:lvl w:ilvl="1" w:tentative="1">
-      <w:start w:val="1"/>
-      <w:numFmt w:val="bullet"/>
-      <w:lvlText w:val=""/>
-      <w:lvlJc w:val="left"/>
-      <w:pPr>
-        <w:tabs>
-          <w:tab w:val="num" w:pos="1800"/>
-        </w:tabs>
-        <w:ind w:left="1800" w:hanging="360"/>
-      </w:pPr>
-      <w:rPr>
-        <w:rFonts w:ascii="Symbol" w:hAnsi="Symbol" w:hint="default"/>
-        <w:sz w:val="20"/>
-      </w:rPr>
-    </w:lvl>
-    <w:lvl w:ilvl="2" w:tentative="1">
-      <w:start w:val="1"/>
-      <w:numFmt w:val="bullet"/>
-      <w:lvlText w:val=""/>
-      <w:lvlJc w:val="left"/>
-      <w:pPr>
-        <w:tabs>
-          <w:tab w:val="num" w:pos="2520"/>
-        </w:tabs>
-        <w:ind w:left="2520" w:hanging="360"/>
-      </w:pPr>
-      <w:rPr>
-        <w:rFonts w:ascii="Symbol" w:hAnsi="Symbol" w:hint="default"/>
-        <w:sz w:val="20"/>
-      </w:rPr>
-    </w:lvl>
-    <w:lvl w:ilvl="3" w:tentative="1">
-      <w:start w:val="1"/>
-      <w:numFmt w:val="bullet"/>
-      <w:lvlText w:val=""/>
-      <w:lvlJc w:val="left"/>
-      <w:pPr>
-        <w:tabs>
-          <w:tab w:val="num" w:pos="3240"/>
-        </w:tabs>
-        <w:ind w:left="3240" w:hanging="360"/>
-      </w:pPr>
-      <w:rPr>
-        <w:rFonts w:ascii="Symbol" w:hAnsi="Symbol" w:hint="default"/>
-        <w:sz w:val="20"/>
-      </w:rPr>
-    </w:lvl>
-    <w:lvl w:ilvl="4" w:tentative="1">
-      <w:start w:val="1"/>
-      <w:numFmt w:val="bullet"/>
-      <w:lvlText w:val=""/>
-      <w:lvlJc w:val="left"/>
-      <w:pPr>
-        <w:tabs>
-          <w:tab w:val="num" w:pos="3960"/>
-        </w:tabs>
-        <w:ind w:left="3960" w:hanging="360"/>
-      </w:pPr>
-      <w:rPr>
-        <w:rFonts w:ascii="Symbol" w:hAnsi="Symbol" w:hint="default"/>
-        <w:sz w:val="20"/>
-      </w:rPr>
-    </w:lvl>
-    <w:lvl w:ilvl="5" w:tentative="1">
-      <w:start w:val="1"/>
-      <w:numFmt w:val="bullet"/>
-      <w:lvlText w:val=""/>
-      <w:lvlJc w:val="left"/>
-      <w:pPr>
-        <w:tabs>
-          <w:tab w:val="num" w:pos="4680"/>
-        </w:tabs>
-        <w:ind w:left="4680" w:hanging="360"/>
-      </w:pPr>
-      <w:rPr>
-        <w:rFonts w:ascii="Symbol" w:hAnsi="Symbol" w:hint="default"/>
-        <w:sz w:val="20"/>
-      </w:rPr>
-    </w:lvl>
-    <w:lvl w:ilvl="6" w:tentative="1">
-      <w:start w:val="1"/>
-      <w:numFmt w:val="bullet"/>
-      <w:lvlText w:val=""/>
-      <w:lvlJc w:val="left"/>
-      <w:pPr>
-        <w:tabs>
-          <w:tab w:val="num" w:pos="5400"/>
-        </w:tabs>
-        <w:ind w:left="5400" w:hanging="360"/>
-      </w:pPr>
-      <w:rPr>
-        <w:rFonts w:ascii="Symbol" w:hAnsi="Symbol" w:hint="default"/>
-        <w:sz w:val="20"/>
-      </w:rPr>
-    </w:lvl>
-    <w:lvl w:ilvl="7" w:tentative="1">
-      <w:start w:val="1"/>
-      <w:numFmt w:val="bullet"/>
-      <w:lvlText w:val=""/>
-      <w:lvlJc w:val="left"/>
-      <w:pPr>
-        <w:tabs>
-          <w:tab w:val="num" w:pos="6120"/>
-        </w:tabs>
-        <w:ind w:left="6120" w:hanging="360"/>
-      </w:pPr>
-      <w:rPr>
-        <w:rFonts w:ascii="Symbol" w:hAnsi="Symbol" w:hint="default"/>
-        <w:sz w:val="20"/>
-      </w:rPr>
-    </w:lvl>
-    <w:lvl w:ilvl="8" w:tentative="1">
-      <w:start w:val="1"/>
-      <w:numFmt w:val="bullet"/>
-      <w:lvlText w:val=""/>
-      <w:lvlJc w:val="left"/>
-      <w:pPr>
-        <w:tabs>
-          <w:tab w:val="num" w:pos="6840"/>
-        </w:tabs>
-        <w:ind w:left="6840" w:hanging="360"/>
-      </w:pPr>
-      <w:rPr>
-        <w:rFonts w:ascii="Symbol" w:hAnsi="Symbol" w:hint="default"/>
-        <w:sz w:val="20"/>
-      </w:rPr>
-    </w:lvl>
-  </w:abstractNum>
-  <w:abstractNum w:abstractNumId="33" w15:restartNumberingAfterBreak="0">
-    <w:nsid w:val="56D56F5D"/>
-    <w:multiLevelType w:val="hybridMultilevel"/>
-    <w:tmpl w:val="41E09896"/>
-    <w:lvl w:ilvl="0" w:tplc="04090001">
-      <w:start w:val="1"/>
-      <w:numFmt w:val="bullet"/>
-      <w:lvlText w:val=""/>
-      <w:lvlJc w:val="left"/>
-      <w:pPr>
-        <w:ind w:left="720" w:hanging="360"/>
-      </w:pPr>
-      <w:rPr>
-        <w:rFonts w:ascii="Symbol" w:hAnsi="Symbol" w:hint="default"/>
-      </w:rPr>
-    </w:lvl>
-    <w:lvl w:ilvl="1" w:tplc="04090003" w:tentative="1">
-      <w:start w:val="1"/>
-      <w:numFmt w:val="bullet"/>
-      <w:lvlText w:val="o"/>
-      <w:lvlJc w:val="left"/>
-      <w:pPr>
-        <w:ind w:left="1440" w:hanging="360"/>
-      </w:pPr>
-      <w:rPr>
-        <w:rFonts w:ascii="Courier New" w:hAnsi="Courier New" w:cs="Courier New" w:hint="default"/>
-      </w:rPr>
-    </w:lvl>
-    <w:lvl w:ilvl="2" w:tplc="04090005" w:tentative="1">
-      <w:start w:val="1"/>
-      <w:numFmt w:val="bullet"/>
-      <w:lvlText w:val=""/>
-      <w:lvlJc w:val="left"/>
-      <w:pPr>
-        <w:ind w:left="2160" w:hanging="360"/>
-      </w:pPr>
-      <w:rPr>
-        <w:rFonts w:ascii="Wingdings" w:hAnsi="Wingdings" w:hint="default"/>
-      </w:rPr>
-    </w:lvl>
-    <w:lvl w:ilvl="3" w:tplc="04090001" w:tentative="1">
-      <w:start w:val="1"/>
-      <w:numFmt w:val="bullet"/>
-      <w:lvlText w:val=""/>
-      <w:lvlJc w:val="left"/>
-      <w:pPr>
-        <w:ind w:left="2880" w:hanging="360"/>
-      </w:pPr>
-      <w:rPr>
-        <w:rFonts w:ascii="Symbol" w:hAnsi="Symbol" w:hint="default"/>
-      </w:rPr>
-    </w:lvl>
-    <w:lvl w:ilvl="4" w:tplc="04090003" w:tentative="1">
-      <w:start w:val="1"/>
-      <w:numFmt w:val="bullet"/>
-      <w:lvlText w:val="o"/>
-      <w:lvlJc w:val="left"/>
-      <w:pPr>
-        <w:ind w:left="3600" w:hanging="360"/>
-      </w:pPr>
-      <w:rPr>
-        <w:rFonts w:ascii="Courier New" w:hAnsi="Courier New" w:cs="Courier New" w:hint="default"/>
-      </w:rPr>
-    </w:lvl>
-    <w:lvl w:ilvl="5" w:tplc="04090005" w:tentative="1">
-      <w:start w:val="1"/>
-      <w:numFmt w:val="bullet"/>
-      <w:lvlText w:val=""/>
-      <w:lvlJc w:val="left"/>
-      <w:pPr>
-        <w:ind w:left="4320" w:hanging="360"/>
-      </w:pPr>
-      <w:rPr>
-        <w:rFonts w:ascii="Wingdings" w:hAnsi="Wingdings" w:hint="default"/>
-      </w:rPr>
-    </w:lvl>
-    <w:lvl w:ilvl="6" w:tplc="04090001" w:tentative="1">
-      <w:start w:val="1"/>
-      <w:numFmt w:val="bullet"/>
-      <w:lvlText w:val=""/>
-      <w:lvlJc w:val="left"/>
-      <w:pPr>
-        <w:ind w:left="5040" w:hanging="360"/>
-      </w:pPr>
-      <w:rPr>
-        <w:rFonts w:ascii="Symbol" w:hAnsi="Symbol" w:hint="default"/>
-      </w:rPr>
-    </w:lvl>
-    <w:lvl w:ilvl="7" w:tplc="04090003" w:tentative="1">
-      <w:start w:val="1"/>
-      <w:numFmt w:val="bullet"/>
-      <w:lvlText w:val="o"/>
-      <w:lvlJc w:val="left"/>
-      <w:pPr>
-        <w:ind w:left="5760" w:hanging="360"/>
-      </w:pPr>
-      <w:rPr>
-        <w:rFonts w:ascii="Courier New" w:hAnsi="Courier New" w:cs="Courier New" w:hint="default"/>
-      </w:rPr>
-    </w:lvl>
-    <w:lvl w:ilvl="8" w:tplc="04090005" w:tentative="1">
-      <w:start w:val="1"/>
-      <w:numFmt w:val="bullet"/>
-      <w:lvlText w:val=""/>
-      <w:lvlJc w:val="left"/>
-      <w:pPr>
-        <w:ind w:left="6480" w:hanging="360"/>
-      </w:pPr>
-      <w:rPr>
-        <w:rFonts w:ascii="Wingdings" w:hAnsi="Wingdings" w:hint="default"/>
-      </w:rPr>
-    </w:lvl>
-  </w:abstractNum>
-  <w:abstractNum w:abstractNumId="34" w15:restartNumberingAfterBreak="0">
-    <w:nsid w:val="57AD4B15"/>
-    <w:multiLevelType w:val="hybridMultilevel"/>
-    <w:tmpl w:val="2ACE782E"/>
-    <w:lvl w:ilvl="0" w:tplc="FFFFFFFF">
-      <w:numFmt w:val="bullet"/>
-      <w:lvlText w:val="-"/>
-      <w:lvlJc w:val="left"/>
-      <w:pPr>
-        <w:ind w:left="1080" w:hanging="360"/>
-      </w:pPr>
-      <w:rPr>
-        <w:rFonts w:ascii="Times New Roman" w:eastAsiaTheme="minorHAnsi" w:hAnsi="Times New Roman" w:cs="Times New Roman" w:hint="default"/>
-      </w:rPr>
-    </w:lvl>
-    <w:lvl w:ilvl="1" w:tplc="0C090001">
-      <w:start w:val="1"/>
-      <w:numFmt w:val="bullet"/>
-      <w:lvlText w:val=""/>
-      <w:lvlJc w:val="left"/>
-      <w:pPr>
-        <w:ind w:left="1800" w:hanging="360"/>
-      </w:pPr>
-      <w:rPr>
-        <w:rFonts w:ascii="Symbol" w:hAnsi="Symbol" w:hint="default"/>
-      </w:rPr>
-    </w:lvl>
-    <w:lvl w:ilvl="2" w:tplc="FFFFFFFF" w:tentative="1">
-      <w:start w:val="1"/>
-      <w:numFmt w:val="bullet"/>
-      <w:lvlText w:val=""/>
-      <w:lvlJc w:val="left"/>
-      <w:pPr>
-        <w:ind w:left="2520" w:hanging="360"/>
-      </w:pPr>
-      <w:rPr>
-        <w:rFonts w:ascii="Wingdings" w:hAnsi="Wingdings" w:hint="default"/>
-      </w:rPr>
-    </w:lvl>
-    <w:lvl w:ilvl="3" w:tplc="FFFFFFFF" w:tentative="1">
-      <w:start w:val="1"/>
-      <w:numFmt w:val="bullet"/>
-      <w:lvlText w:val=""/>
-      <w:lvlJc w:val="left"/>
-      <w:pPr>
-        <w:ind w:left="3240" w:hanging="360"/>
-      </w:pPr>
-      <w:rPr>
-        <w:rFonts w:ascii="Symbol" w:hAnsi="Symbol" w:hint="default"/>
-      </w:rPr>
-    </w:lvl>
-    <w:lvl w:ilvl="4" w:tplc="FFFFFFFF" w:tentative="1">
-      <w:start w:val="1"/>
-      <w:numFmt w:val="bullet"/>
-      <w:lvlText w:val="o"/>
-      <w:lvlJc w:val="left"/>
-      <w:pPr>
-        <w:ind w:left="3960" w:hanging="360"/>
-      </w:pPr>
-      <w:rPr>
-        <w:rFonts w:ascii="Courier New" w:hAnsi="Courier New" w:cs="Courier New" w:hint="default"/>
-      </w:rPr>
-    </w:lvl>
-    <w:lvl w:ilvl="5" w:tplc="FFFFFFFF" w:tentative="1">
-      <w:start w:val="1"/>
-      <w:numFmt w:val="bullet"/>
-      <w:lvlText w:val=""/>
-      <w:lvlJc w:val="left"/>
-      <w:pPr>
-        <w:ind w:left="4680" w:hanging="360"/>
-      </w:pPr>
-      <w:rPr>
-        <w:rFonts w:ascii="Wingdings" w:hAnsi="Wingdings" w:hint="default"/>
-      </w:rPr>
-    </w:lvl>
-    <w:lvl w:ilvl="6" w:tplc="FFFFFFFF" w:tentative="1">
-      <w:start w:val="1"/>
-      <w:numFmt w:val="bullet"/>
-      <w:lvlText w:val=""/>
-      <w:lvlJc w:val="left"/>
-      <w:pPr>
-        <w:ind w:left="5400" w:hanging="360"/>
-      </w:pPr>
-      <w:rPr>
-        <w:rFonts w:ascii="Symbol" w:hAnsi="Symbol" w:hint="default"/>
-      </w:rPr>
-    </w:lvl>
-    <w:lvl w:ilvl="7" w:tplc="FFFFFFFF" w:tentative="1">
-      <w:start w:val="1"/>
-      <w:numFmt w:val="bullet"/>
-      <w:lvlText w:val="o"/>
-      <w:lvlJc w:val="left"/>
-      <w:pPr>
-        <w:ind w:left="6120" w:hanging="360"/>
-      </w:pPr>
-      <w:rPr>
-        <w:rFonts w:ascii="Courier New" w:hAnsi="Courier New" w:cs="Courier New" w:hint="default"/>
-      </w:rPr>
-    </w:lvl>
-    <w:lvl w:ilvl="8" w:tplc="FFFFFFFF" w:tentative="1">
-      <w:start w:val="1"/>
-      <w:numFmt w:val="bullet"/>
-      <w:lvlText w:val=""/>
-      <w:lvlJc w:val="left"/>
-      <w:pPr>
-        <w:ind w:left="6840" w:hanging="360"/>
-      </w:pPr>
-      <w:rPr>
-        <w:rFonts w:ascii="Wingdings" w:hAnsi="Wingdings" w:hint="default"/>
-      </w:rPr>
-    </w:lvl>
-  </w:abstractNum>
-  <w:abstractNum w:abstractNumId="35" w15:restartNumberingAfterBreak="0">
-    <w:nsid w:val="5B3A0D7C"/>
-    <w:multiLevelType w:val="multilevel"/>
-    <w:tmpl w:val="F2EA908E"/>
-    <w:lvl w:ilvl="0">
-      <w:start w:val="1"/>
-      <w:numFmt w:val="bullet"/>
-      <w:lvlText w:val=""/>
-      <w:lvlJc w:val="left"/>
-      <w:pPr>
-        <w:tabs>
-          <w:tab w:val="num" w:pos="720"/>
-        </w:tabs>
-        <w:ind w:left="720" w:hanging="360"/>
-      </w:pPr>
-      <w:rPr>
-        <w:rFonts w:ascii="Symbol" w:hAnsi="Symbol" w:hint="default"/>
-        <w:sz w:val="20"/>
-      </w:rPr>
-    </w:lvl>
-    <w:lvl w:ilvl="1" w:tentative="1">
-      <w:start w:val="1"/>
-      <w:numFmt w:val="bullet"/>
-      <w:lvlText w:val="o"/>
-      <w:lvlJc w:val="left"/>
-      <w:pPr>
-        <w:tabs>
-          <w:tab w:val="num" w:pos="1440"/>
-        </w:tabs>
-        <w:ind w:left="1440" w:hanging="360"/>
-      </w:pPr>
-      <w:rPr>
-        <w:rFonts w:ascii="Courier New" w:hAnsi="Courier New" w:hint="default"/>
-        <w:sz w:val="20"/>
-      </w:rPr>
-    </w:lvl>
-    <w:lvl w:ilvl="2" w:tentative="1">
-      <w:start w:val="1"/>
-      <w:numFmt w:val="bullet"/>
-      <w:lvlText w:val=""/>
-      <w:lvlJc w:val="left"/>
-      <w:pPr>
-        <w:tabs>
-          <w:tab w:val="num" w:pos="2160"/>
-        </w:tabs>
-        <w:ind w:left="2160" w:hanging="360"/>
-      </w:pPr>
-      <w:rPr>
-        <w:rFonts w:ascii="Wingdings" w:hAnsi="Wingdings" w:hint="default"/>
-        <w:sz w:val="20"/>
-      </w:rPr>
-    </w:lvl>
-    <w:lvl w:ilvl="3" w:tentative="1">
-      <w:start w:val="1"/>
-      <w:numFmt w:val="bullet"/>
-      <w:lvlText w:val=""/>
-      <w:lvlJc w:val="left"/>
-      <w:pPr>
-        <w:tabs>
-          <w:tab w:val="num" w:pos="2880"/>
-        </w:tabs>
-        <w:ind w:left="2880" w:hanging="360"/>
-      </w:pPr>
-      <w:rPr>
-        <w:rFonts w:ascii="Wingdings" w:hAnsi="Wingdings" w:hint="default"/>
-        <w:sz w:val="20"/>
-      </w:rPr>
-    </w:lvl>
-    <w:lvl w:ilvl="4" w:tentative="1">
-      <w:start w:val="1"/>
-      <w:numFmt w:val="bullet"/>
-      <w:lvlText w:val=""/>
-      <w:lvlJc w:val="left"/>
-      <w:pPr>
-        <w:tabs>
-          <w:tab w:val="num" w:pos="3600"/>
-        </w:tabs>
-        <w:ind w:left="3600" w:hanging="360"/>
-      </w:pPr>
-      <w:rPr>
-        <w:rFonts w:ascii="Wingdings" w:hAnsi="Wingdings" w:hint="default"/>
-        <w:sz w:val="20"/>
-      </w:rPr>
-    </w:lvl>
-    <w:lvl w:ilvl="5" w:tentative="1">
-      <w:start w:val="1"/>
-      <w:numFmt w:val="bullet"/>
-      <w:lvlText w:val=""/>
-      <w:lvlJc w:val="left"/>
-      <w:pPr>
-        <w:tabs>
-          <w:tab w:val="num" w:pos="4320"/>
-        </w:tabs>
-        <w:ind w:left="4320" w:hanging="360"/>
-      </w:pPr>
-      <w:rPr>
-        <w:rFonts w:ascii="Wingdings" w:hAnsi="Wingdings" w:hint="default"/>
-        <w:sz w:val="20"/>
-      </w:rPr>
-    </w:lvl>
-    <w:lvl w:ilvl="6" w:tentative="1">
-      <w:start w:val="1"/>
-      <w:numFmt w:val="bullet"/>
-      <w:lvlText w:val=""/>
-      <w:lvlJc w:val="left"/>
-      <w:pPr>
-        <w:tabs>
-          <w:tab w:val="num" w:pos="5040"/>
-        </w:tabs>
-        <w:ind w:left="5040" w:hanging="360"/>
-      </w:pPr>
-      <w:rPr>
-        <w:rFonts w:ascii="Wingdings" w:hAnsi="Wingdings" w:hint="default"/>
-        <w:sz w:val="20"/>
-      </w:rPr>
-    </w:lvl>
-    <w:lvl w:ilvl="7" w:tentative="1">
-      <w:start w:val="1"/>
-      <w:numFmt w:val="bullet"/>
-      <w:lvlText w:val=""/>
-      <w:lvlJc w:val="left"/>
-      <w:pPr>
-        <w:tabs>
-          <w:tab w:val="num" w:pos="5760"/>
-        </w:tabs>
-        <w:ind w:left="5760" w:hanging="360"/>
-      </w:pPr>
-      <w:rPr>
-        <w:rFonts w:ascii="Wingdings" w:hAnsi="Wingdings" w:hint="default"/>
-        <w:sz w:val="20"/>
-      </w:rPr>
-    </w:lvl>
-    <w:lvl w:ilvl="8" w:tentative="1">
-      <w:start w:val="1"/>
-      <w:numFmt w:val="bullet"/>
-      <w:lvlText w:val=""/>
-      <w:lvlJc w:val="left"/>
-      <w:pPr>
-        <w:tabs>
-          <w:tab w:val="num" w:pos="6480"/>
-        </w:tabs>
-        <w:ind w:left="6480" w:hanging="360"/>
-      </w:pPr>
-      <w:rPr>
-        <w:rFonts w:ascii="Wingdings" w:hAnsi="Wingdings" w:hint="default"/>
-        <w:sz w:val="20"/>
-      </w:rPr>
-    </w:lvl>
-  </w:abstractNum>
-  <w:abstractNum w:abstractNumId="36" w15:restartNumberingAfterBreak="0">
-    <w:nsid w:val="5CDB06E7"/>
-    <w:multiLevelType w:val="hybridMultilevel"/>
-    <w:tmpl w:val="FA8696B4"/>
-    <w:lvl w:ilvl="0" w:tplc="04090001">
-      <w:start w:val="1"/>
-      <w:numFmt w:val="bullet"/>
-      <w:lvlText w:val=""/>
-      <w:lvlJc w:val="left"/>
-      <w:pPr>
-        <w:ind w:left="1440" w:hanging="360"/>
-      </w:pPr>
-      <w:rPr>
-        <w:rFonts w:ascii="Symbol" w:hAnsi="Symbol" w:hint="default"/>
-      </w:rPr>
-    </w:lvl>
-    <w:lvl w:ilvl="1" w:tplc="04090003" w:tentative="1">
-      <w:start w:val="1"/>
-      <w:numFmt w:val="bullet"/>
-      <w:lvlText w:val="o"/>
-      <w:lvlJc w:val="left"/>
-      <w:pPr>
-        <w:ind w:left="2160" w:hanging="360"/>
-      </w:pPr>
-      <w:rPr>
-        <w:rFonts w:ascii="Courier New" w:hAnsi="Courier New" w:cs="Courier New" w:hint="default"/>
-      </w:rPr>
-    </w:lvl>
-    <w:lvl w:ilvl="2" w:tplc="04090005" w:tentative="1">
-      <w:start w:val="1"/>
-      <w:numFmt w:val="bullet"/>
-      <w:lvlText w:val=""/>
-      <w:lvlJc w:val="left"/>
-      <w:pPr>
-        <w:ind w:left="2880" w:hanging="360"/>
-      </w:pPr>
-      <w:rPr>
-        <w:rFonts w:ascii="Wingdings" w:hAnsi="Wingdings" w:hint="default"/>
-      </w:rPr>
-    </w:lvl>
-    <w:lvl w:ilvl="3" w:tplc="04090001" w:tentative="1">
-      <w:start w:val="1"/>
-      <w:numFmt w:val="bullet"/>
-      <w:lvlText w:val=""/>
-      <w:lvlJc w:val="left"/>
-      <w:pPr>
-        <w:ind w:left="3600" w:hanging="360"/>
-      </w:pPr>
-      <w:rPr>
-        <w:rFonts w:ascii="Symbol" w:hAnsi="Symbol" w:hint="default"/>
-      </w:rPr>
-    </w:lvl>
-    <w:lvl w:ilvl="4" w:tplc="04090003" w:tentative="1">
-      <w:start w:val="1"/>
-      <w:numFmt w:val="bullet"/>
-      <w:lvlText w:val="o"/>
-      <w:lvlJc w:val="left"/>
-      <w:pPr>
-        <w:ind w:left="4320" w:hanging="360"/>
-      </w:pPr>
-      <w:rPr>
-        <w:rFonts w:ascii="Courier New" w:hAnsi="Courier New" w:cs="Courier New" w:hint="default"/>
-      </w:rPr>
-    </w:lvl>
-    <w:lvl w:ilvl="5" w:tplc="04090005" w:tentative="1">
-      <w:start w:val="1"/>
-      <w:numFmt w:val="bullet"/>
-      <w:lvlText w:val=""/>
-      <w:lvlJc w:val="left"/>
-      <w:pPr>
-        <w:ind w:left="5040" w:hanging="360"/>
-      </w:pPr>
-      <w:rPr>
-        <w:rFonts w:ascii="Wingdings" w:hAnsi="Wingdings" w:hint="default"/>
-      </w:rPr>
-    </w:lvl>
-    <w:lvl w:ilvl="6" w:tplc="04090001" w:tentative="1">
-      <w:start w:val="1"/>
-      <w:numFmt w:val="bullet"/>
-      <w:lvlText w:val=""/>
-      <w:lvlJc w:val="left"/>
-      <w:pPr>
-        <w:ind w:left="5760" w:hanging="360"/>
-      </w:pPr>
-      <w:rPr>
-        <w:rFonts w:ascii="Symbol" w:hAnsi="Symbol" w:hint="default"/>
-      </w:rPr>
-    </w:lvl>
-    <w:lvl w:ilvl="7" w:tplc="04090003" w:tentative="1">
-      <w:start w:val="1"/>
-      <w:numFmt w:val="bullet"/>
-      <w:lvlText w:val="o"/>
-      <w:lvlJc w:val="left"/>
-      <w:pPr>
-        <w:ind w:left="6480" w:hanging="360"/>
-      </w:pPr>
-      <w:rPr>
-        <w:rFonts w:ascii="Courier New" w:hAnsi="Courier New" w:cs="Courier New" w:hint="default"/>
-      </w:rPr>
-    </w:lvl>
-    <w:lvl w:ilvl="8" w:tplc="04090005" w:tentative="1">
-      <w:start w:val="1"/>
-      <w:numFmt w:val="bullet"/>
-      <w:lvlText w:val=""/>
-      <w:lvlJc w:val="left"/>
-      <w:pPr>
-        <w:ind w:left="7200" w:hanging="360"/>
-      </w:pPr>
-      <w:rPr>
-        <w:rFonts w:ascii="Wingdings" w:hAnsi="Wingdings" w:hint="default"/>
-      </w:rPr>
-    </w:lvl>
-  </w:abstractNum>
-  <w:abstractNum w:abstractNumId="37" w15:restartNumberingAfterBreak="0">
-    <w:nsid w:val="5F4B08B6"/>
-    <w:multiLevelType w:val="hybridMultilevel"/>
-    <w:tmpl w:val="B312427C"/>
-    <w:lvl w:ilvl="0" w:tplc="0409000F">
-      <w:start w:val="1"/>
-      <w:numFmt w:val="decimal"/>
-      <w:lvlText w:val="%1."/>
-      <w:lvlJc w:val="left"/>
-      <w:pPr>
-        <w:ind w:left="720" w:hanging="360"/>
-      </w:pPr>
-    </w:lvl>
-    <w:lvl w:ilvl="1" w:tplc="04090019" w:tentative="1">
-      <w:start w:val="1"/>
-      <w:numFmt w:val="lowerLetter"/>
-      <w:lvlText w:val="%2."/>
-      <w:lvlJc w:val="left"/>
-      <w:pPr>
-        <w:ind w:left="1440" w:hanging="360"/>
-      </w:pPr>
-    </w:lvl>
-    <w:lvl w:ilvl="2" w:tplc="0409001B" w:tentative="1">
-      <w:start w:val="1"/>
-      <w:numFmt w:val="lowerRoman"/>
-      <w:lvlText w:val="%3."/>
-      <w:lvlJc w:val="right"/>
-      <w:pPr>
-        <w:ind w:left="2160" w:hanging="180"/>
-      </w:pPr>
-    </w:lvl>
-    <w:lvl w:ilvl="3" w:tplc="0409000F" w:tentative="1">
-      <w:start w:val="1"/>
-      <w:numFmt w:val="decimal"/>
-      <w:lvlText w:val="%4."/>
-      <w:lvlJc w:val="left"/>
-      <w:pPr>
-        <w:ind w:left="2880" w:hanging="360"/>
-      </w:pPr>
-    </w:lvl>
-    <w:lvl w:ilvl="4" w:tplc="04090019" w:tentative="1">
-      <w:start w:val="1"/>
-      <w:numFmt w:val="lowerLetter"/>
-      <w:lvlText w:val="%5."/>
-      <w:lvlJc w:val="left"/>
-      <w:pPr>
-        <w:ind w:left="3600" w:hanging="360"/>
-      </w:pPr>
-    </w:lvl>
-    <w:lvl w:ilvl="5" w:tplc="0409001B" w:tentative="1">
-      <w:start w:val="1"/>
-      <w:numFmt w:val="lowerRoman"/>
-      <w:lvlText w:val="%6."/>
-      <w:lvlJc w:val="right"/>
-      <w:pPr>
-        <w:ind w:left="4320" w:hanging="180"/>
-      </w:pPr>
-    </w:lvl>
-    <w:lvl w:ilvl="6" w:tplc="0409000F" w:tentative="1">
-      <w:start w:val="1"/>
-      <w:numFmt w:val="decimal"/>
-      <w:lvlText w:val="%7."/>
-      <w:lvlJc w:val="left"/>
-      <w:pPr>
-        <w:ind w:left="5040" w:hanging="360"/>
-      </w:pPr>
-    </w:lvl>
-    <w:lvl w:ilvl="7" w:tplc="04090019" w:tentative="1">
-      <w:start w:val="1"/>
-      <w:numFmt w:val="lowerLetter"/>
-      <w:lvlText w:val="%8."/>
-      <w:lvlJc w:val="left"/>
-      <w:pPr>
-        <w:ind w:left="5760" w:hanging="360"/>
-      </w:pPr>
-    </w:lvl>
-    <w:lvl w:ilvl="8" w:tplc="0409001B" w:tentative="1">
-      <w:start w:val="1"/>
-      <w:numFmt w:val="lowerRoman"/>
-      <w:lvlText w:val="%9."/>
-      <w:lvlJc w:val="right"/>
-      <w:pPr>
-        <w:ind w:left="6480" w:hanging="180"/>
-      </w:pPr>
-    </w:lvl>
-  </w:abstractNum>
-  <w:abstractNum w:abstractNumId="38" w15:restartNumberingAfterBreak="0">
-    <w:nsid w:val="61275CBA"/>
-    <w:multiLevelType w:val="hybridMultilevel"/>
-    <w:tmpl w:val="1BBC4328"/>
-    <w:lvl w:ilvl="0" w:tplc="8ED628FC">
-      <w:start w:val="1"/>
-      <w:numFmt w:val="decimal"/>
-      <w:lvlText w:val="[%1]"/>
-      <w:lvlJc w:val="left"/>
-      <w:pPr>
-        <w:ind w:left="720" w:hanging="360"/>
-      </w:pPr>
-      <w:rPr>
-        <w:rFonts w:hint="eastAsia"/>
-      </w:rPr>
-    </w:lvl>
-    <w:lvl w:ilvl="1" w:tplc="04090019" w:tentative="1">
-      <w:start w:val="1"/>
-      <w:numFmt w:val="lowerLetter"/>
-      <w:lvlText w:val="%2."/>
-      <w:lvlJc w:val="left"/>
-      <w:pPr>
-        <w:ind w:left="1440" w:hanging="360"/>
-      </w:pPr>
-    </w:lvl>
-    <w:lvl w:ilvl="2" w:tplc="0409001B" w:tentative="1">
-      <w:start w:val="1"/>
-      <w:numFmt w:val="lowerRoman"/>
-      <w:lvlText w:val="%3."/>
-      <w:lvlJc w:val="right"/>
-      <w:pPr>
-        <w:ind w:left="2160" w:hanging="180"/>
-      </w:pPr>
-    </w:lvl>
-    <w:lvl w:ilvl="3" w:tplc="0409000F" w:tentative="1">
-      <w:start w:val="1"/>
-      <w:numFmt w:val="decimal"/>
-      <w:lvlText w:val="%4."/>
-      <w:lvlJc w:val="left"/>
-      <w:pPr>
-        <w:ind w:left="2880" w:hanging="360"/>
-      </w:pPr>
-    </w:lvl>
-    <w:lvl w:ilvl="4" w:tplc="04090019" w:tentative="1">
-      <w:start w:val="1"/>
-      <w:numFmt w:val="lowerLetter"/>
-      <w:lvlText w:val="%5."/>
-      <w:lvlJc w:val="left"/>
-      <w:pPr>
-        <w:ind w:left="3600" w:hanging="360"/>
-      </w:pPr>
-    </w:lvl>
-    <w:lvl w:ilvl="5" w:tplc="0409001B" w:tentative="1">
-      <w:start w:val="1"/>
-      <w:numFmt w:val="lowerRoman"/>
-      <w:lvlText w:val="%6."/>
-      <w:lvlJc w:val="right"/>
-      <w:pPr>
-        <w:ind w:left="4320" w:hanging="180"/>
-      </w:pPr>
-    </w:lvl>
-    <w:lvl w:ilvl="6" w:tplc="0409000F" w:tentative="1">
-      <w:start w:val="1"/>
-      <w:numFmt w:val="decimal"/>
-      <w:lvlText w:val="%7."/>
-      <w:lvlJc w:val="left"/>
-      <w:pPr>
-        <w:ind w:left="5040" w:hanging="360"/>
-      </w:pPr>
-    </w:lvl>
-    <w:lvl w:ilvl="7" w:tplc="04090019" w:tentative="1">
-      <w:start w:val="1"/>
-      <w:numFmt w:val="lowerLetter"/>
-      <w:lvlText w:val="%8."/>
-      <w:lvlJc w:val="left"/>
-      <w:pPr>
-        <w:ind w:left="5760" w:hanging="360"/>
-      </w:pPr>
-    </w:lvl>
-    <w:lvl w:ilvl="8" w:tplc="0409001B" w:tentative="1">
-      <w:start w:val="1"/>
-      <w:numFmt w:val="lowerRoman"/>
-      <w:lvlText w:val="%9."/>
-      <w:lvlJc w:val="right"/>
-      <w:pPr>
-        <w:ind w:left="6480" w:hanging="180"/>
-      </w:pPr>
-    </w:lvl>
-  </w:abstractNum>
-  <w:abstractNum w:abstractNumId="39" w15:restartNumberingAfterBreak="0">
-    <w:nsid w:val="62174F00"/>
-    <w:multiLevelType w:val="hybridMultilevel"/>
-    <w:tmpl w:val="2D6E5CE6"/>
-    <w:lvl w:ilvl="0" w:tplc="E7287822">
-      <w:numFmt w:val="bullet"/>
-      <w:lvlText w:val=""/>
-      <w:lvlJc w:val="left"/>
-      <w:pPr>
-        <w:ind w:left="720" w:hanging="360"/>
-      </w:pPr>
-      <w:rPr>
-        <w:rFonts w:ascii="Times New Roman" w:eastAsiaTheme="minorHAnsi" w:hAnsi="Times New Roman" w:cs="Times New Roman" w:hint="default"/>
-      </w:rPr>
-    </w:lvl>
-    <w:lvl w:ilvl="1" w:tplc="04090003" w:tentative="1">
-      <w:start w:val="1"/>
-      <w:numFmt w:val="bullet"/>
-      <w:lvlText w:val="o"/>
-      <w:lvlJc w:val="left"/>
-      <w:pPr>
-        <w:ind w:left="1440" w:hanging="360"/>
-      </w:pPr>
-      <w:rPr>
-        <w:rFonts w:ascii="Courier New" w:hAnsi="Courier New" w:cs="Courier New" w:hint="default"/>
-      </w:rPr>
-    </w:lvl>
-    <w:lvl w:ilvl="2" w:tplc="04090005" w:tentative="1">
-      <w:start w:val="1"/>
-      <w:numFmt w:val="bullet"/>
-      <w:lvlText w:val=""/>
-      <w:lvlJc w:val="left"/>
-      <w:pPr>
-        <w:ind w:left="2160" w:hanging="360"/>
-      </w:pPr>
-      <w:rPr>
-        <w:rFonts w:ascii="Wingdings" w:hAnsi="Wingdings" w:hint="default"/>
-      </w:rPr>
-    </w:lvl>
-    <w:lvl w:ilvl="3" w:tplc="04090001" w:tentative="1">
-      <w:start w:val="1"/>
-      <w:numFmt w:val="bullet"/>
-      <w:lvlText w:val=""/>
-      <w:lvlJc w:val="left"/>
-      <w:pPr>
-        <w:ind w:left="2880" w:hanging="360"/>
-      </w:pPr>
-      <w:rPr>
-        <w:rFonts w:ascii="Symbol" w:hAnsi="Symbol" w:hint="default"/>
-      </w:rPr>
-    </w:lvl>
-    <w:lvl w:ilvl="4" w:tplc="04090003" w:tentative="1">
-      <w:start w:val="1"/>
-      <w:numFmt w:val="bullet"/>
-      <w:lvlText w:val="o"/>
-      <w:lvlJc w:val="left"/>
-      <w:pPr>
-        <w:ind w:left="3600" w:hanging="360"/>
-      </w:pPr>
-      <w:rPr>
-        <w:rFonts w:ascii="Courier New" w:hAnsi="Courier New" w:cs="Courier New" w:hint="default"/>
-      </w:rPr>
-    </w:lvl>
-    <w:lvl w:ilvl="5" w:tplc="04090005" w:tentative="1">
-      <w:start w:val="1"/>
-      <w:numFmt w:val="bullet"/>
-      <w:lvlText w:val=""/>
-      <w:lvlJc w:val="left"/>
-      <w:pPr>
-        <w:ind w:left="4320" w:hanging="360"/>
-      </w:pPr>
-      <w:rPr>
-        <w:rFonts w:ascii="Wingdings" w:hAnsi="Wingdings" w:hint="default"/>
-      </w:rPr>
-    </w:lvl>
-    <w:lvl w:ilvl="6" w:tplc="04090001" w:tentative="1">
-      <w:start w:val="1"/>
-      <w:numFmt w:val="bullet"/>
-      <w:lvlText w:val=""/>
-      <w:lvlJc w:val="left"/>
-      <w:pPr>
-        <w:ind w:left="5040" w:hanging="360"/>
-      </w:pPr>
-      <w:rPr>
-        <w:rFonts w:ascii="Symbol" w:hAnsi="Symbol" w:hint="default"/>
-      </w:rPr>
-    </w:lvl>
-    <w:lvl w:ilvl="7" w:tplc="04090003" w:tentative="1">
-      <w:start w:val="1"/>
-      <w:numFmt w:val="bullet"/>
-      <w:lvlText w:val="o"/>
-      <w:lvlJc w:val="left"/>
-      <w:pPr>
-        <w:ind w:left="5760" w:hanging="360"/>
-      </w:pPr>
-      <w:rPr>
-        <w:rFonts w:ascii="Courier New" w:hAnsi="Courier New" w:cs="Courier New" w:hint="default"/>
-      </w:rPr>
-    </w:lvl>
-    <w:lvl w:ilvl="8" w:tplc="04090005" w:tentative="1">
-      <w:start w:val="1"/>
-      <w:numFmt w:val="bullet"/>
-      <w:lvlText w:val=""/>
-      <w:lvlJc w:val="left"/>
-      <w:pPr>
-        <w:ind w:left="6480" w:hanging="360"/>
-      </w:pPr>
-      <w:rPr>
-        <w:rFonts w:ascii="Wingdings" w:hAnsi="Wingdings" w:hint="default"/>
-      </w:rPr>
-    </w:lvl>
-  </w:abstractNum>
-  <w:abstractNum w:abstractNumId="40" w15:restartNumberingAfterBreak="0">
-    <w:nsid w:val="694724BA"/>
-    <w:multiLevelType w:val="multilevel"/>
-    <w:tmpl w:val="1700DBF8"/>
-    <w:lvl w:ilvl="0">
-      <w:start w:val="1"/>
-      <w:numFmt w:val="decimal"/>
-      <w:lvlText w:val="%1"/>
-      <w:lvlJc w:val="left"/>
-      <w:pPr>
-        <w:ind w:left="425" w:hanging="425"/>
-      </w:pPr>
-      <w:rPr>
-        <w:rFonts w:hint="eastAsia"/>
-      </w:rPr>
-    </w:lvl>
-    <w:lvl w:ilvl="1">
-      <w:start w:val="1"/>
-      <w:numFmt w:val="decimal"/>
-      <w:lvlText w:val="%1.%2"/>
-      <w:lvlJc w:val="left"/>
-      <w:pPr>
-        <w:ind w:left="992" w:hanging="567"/>
-      </w:pPr>
-      <w:rPr>
-        <w:rFonts w:hint="eastAsia"/>
-        <w:color w:val="auto"/>
-      </w:rPr>
-    </w:lvl>
-    <w:lvl w:ilvl="2">
-      <w:start w:val="1"/>
-      <w:numFmt w:val="decimal"/>
-      <w:lvlText w:val="%1.%2.%3"/>
-      <w:lvlJc w:val="left"/>
-      <w:pPr>
-        <w:ind w:left="1418" w:hanging="567"/>
-      </w:pPr>
-    </w:lvl>
-    <w:lvl w:ilvl="3">
-      <w:start w:val="1"/>
-      <w:numFmt w:val="decimal"/>
-      <w:lvlText w:val="%1.%2.%3.%4"/>
-      <w:lvlJc w:val="left"/>
-      <w:pPr>
-        <w:ind w:left="1984" w:hanging="708"/>
-      </w:pPr>
-    </w:lvl>
-    <w:lvl w:ilvl="4">
-      <w:start w:val="1"/>
-      <w:numFmt w:val="decimal"/>
-      <w:lvlText w:val="%1.%2.%3.%4.%5"/>
-      <w:lvlJc w:val="left"/>
-      <w:pPr>
-        <w:ind w:left="2551" w:hanging="850"/>
-      </w:pPr>
-    </w:lvl>
-    <w:lvl w:ilvl="5">
-      <w:start w:val="1"/>
-      <w:numFmt w:val="decimal"/>
-      <w:lvlText w:val="%1.%2.%3.%4.%5.%6"/>
-      <w:lvlJc w:val="left"/>
-      <w:pPr>
-        <w:ind w:left="3260" w:hanging="1134"/>
-      </w:pPr>
-    </w:lvl>
-    <w:lvl w:ilvl="6">
-      <w:start w:val="1"/>
-      <w:numFmt w:val="decimal"/>
-      <w:lvlText w:val="%1.%2.%3.%4.%5.%6.%7"/>
-      <w:lvlJc w:val="left"/>
-      <w:pPr>
-        <w:ind w:left="3827" w:hanging="1276"/>
-      </w:pPr>
-    </w:lvl>
-    <w:lvl w:ilvl="7">
-      <w:start w:val="1"/>
-      <w:numFmt w:val="decimal"/>
-      <w:lvlText w:val="%1.%2.%3.%4.%5.%6.%7.%8"/>
-      <w:lvlJc w:val="left"/>
-      <w:pPr>
-        <w:ind w:left="4394" w:hanging="1418"/>
-      </w:pPr>
-    </w:lvl>
-    <w:lvl w:ilvl="8">
-      <w:start w:val="1"/>
-      <w:numFmt w:val="decimal"/>
-      <w:lvlText w:val="%1.%2.%3.%4.%5.%6.%7.%8.%9"/>
-      <w:lvlJc w:val="left"/>
-      <w:pPr>
-        <w:ind w:left="5102" w:hanging="1700"/>
-      </w:pPr>
-    </w:lvl>
-  </w:abstractNum>
-  <w:abstractNum w:abstractNumId="41" w15:restartNumberingAfterBreak="0">
-    <w:nsid w:val="69996CB8"/>
-    <w:multiLevelType w:val="hybridMultilevel"/>
-    <w:tmpl w:val="20E2CB8A"/>
-    <w:lvl w:ilvl="0" w:tplc="0409000F">
-      <w:start w:val="1"/>
-      <w:numFmt w:val="decimal"/>
-      <w:lvlText w:val="%1."/>
-      <w:lvlJc w:val="left"/>
-      <w:pPr>
-        <w:ind w:left="720" w:hanging="360"/>
-      </w:pPr>
-    </w:lvl>
-    <w:lvl w:ilvl="1" w:tplc="04090019" w:tentative="1">
-      <w:start w:val="1"/>
-      <w:numFmt w:val="lowerLetter"/>
-      <w:lvlText w:val="%2."/>
-      <w:lvlJc w:val="left"/>
-      <w:pPr>
-        <w:ind w:left="1440" w:hanging="360"/>
-      </w:pPr>
-    </w:lvl>
-    <w:lvl w:ilvl="2" w:tplc="0409001B" w:tentative="1">
-      <w:start w:val="1"/>
-      <w:numFmt w:val="lowerRoman"/>
-      <w:lvlText w:val="%3."/>
-      <w:lvlJc w:val="right"/>
-      <w:pPr>
-        <w:ind w:left="2160" w:hanging="180"/>
-      </w:pPr>
-    </w:lvl>
-    <w:lvl w:ilvl="3" w:tplc="0409000F" w:tentative="1">
-      <w:start w:val="1"/>
-      <w:numFmt w:val="decimal"/>
-      <w:lvlText w:val="%4."/>
-      <w:lvlJc w:val="left"/>
-      <w:pPr>
-        <w:ind w:left="2880" w:hanging="360"/>
-      </w:pPr>
-    </w:lvl>
-    <w:lvl w:ilvl="4" w:tplc="04090019" w:tentative="1">
-      <w:start w:val="1"/>
-      <w:numFmt w:val="lowerLetter"/>
-      <w:lvlText w:val="%5."/>
-      <w:lvlJc w:val="left"/>
-      <w:pPr>
-        <w:ind w:left="3600" w:hanging="360"/>
-      </w:pPr>
-    </w:lvl>
-    <w:lvl w:ilvl="5" w:tplc="0409001B" w:tentative="1">
-      <w:start w:val="1"/>
-      <w:numFmt w:val="lowerRoman"/>
-      <w:lvlText w:val="%6."/>
-      <w:lvlJc w:val="right"/>
-      <w:pPr>
-        <w:ind w:left="4320" w:hanging="180"/>
-      </w:pPr>
-    </w:lvl>
-    <w:lvl w:ilvl="6" w:tplc="0409000F" w:tentative="1">
-      <w:start w:val="1"/>
-      <w:numFmt w:val="decimal"/>
-      <w:lvlText w:val="%7."/>
-      <w:lvlJc w:val="left"/>
-      <w:pPr>
-        <w:ind w:left="5040" w:hanging="360"/>
-      </w:pPr>
-    </w:lvl>
-    <w:lvl w:ilvl="7" w:tplc="04090019" w:tentative="1">
-      <w:start w:val="1"/>
-      <w:numFmt w:val="lowerLetter"/>
-      <w:lvlText w:val="%8."/>
-      <w:lvlJc w:val="left"/>
-      <w:pPr>
-        <w:ind w:left="5760" w:hanging="360"/>
-      </w:pPr>
-    </w:lvl>
-    <w:lvl w:ilvl="8" w:tplc="0409001B" w:tentative="1">
-      <w:start w:val="1"/>
-      <w:numFmt w:val="lowerRoman"/>
-      <w:lvlText w:val="%9."/>
-      <w:lvlJc w:val="right"/>
-      <w:pPr>
-        <w:ind w:left="6480" w:hanging="180"/>
-      </w:pPr>
-    </w:lvl>
-  </w:abstractNum>
-  <w:abstractNum w:abstractNumId="42" w15:restartNumberingAfterBreak="0">
-    <w:nsid w:val="6AF17AE7"/>
-    <w:multiLevelType w:val="hybridMultilevel"/>
-    <w:tmpl w:val="9C805B90"/>
-    <w:lvl w:ilvl="0" w:tplc="4A225DB2">
-      <w:start w:val="1"/>
-      <w:numFmt w:val="decimal"/>
-      <w:lvlText w:val="%1."/>
-      <w:lvlJc w:val="left"/>
-      <w:pPr>
-        <w:ind w:left="420" w:hanging="420"/>
-      </w:pPr>
-      <w:rPr>
-        <w:rFonts w:ascii="Times New Roman" w:hAnsi="Times New Roman" w:cs="Times New Roman" w:hint="default"/>
-        <w:b w:val="0"/>
-        <w:sz w:val="24"/>
-        <w:szCs w:val="24"/>
-      </w:rPr>
-    </w:lvl>
-    <w:lvl w:ilvl="1" w:tplc="04090017">
-      <w:start w:val="1"/>
-      <w:numFmt w:val="aiueoFullWidth"/>
-      <w:lvlText w:val="(%2)"/>
-      <w:lvlJc w:val="left"/>
-      <w:pPr>
-        <w:ind w:left="840" w:hanging="420"/>
-      </w:pPr>
-    </w:lvl>
-    <w:lvl w:ilvl="2" w:tplc="04090011" w:tentative="1">
-      <w:start w:val="1"/>
-      <w:numFmt w:val="decimalEnclosedCircle"/>
-      <w:lvlText w:val="%3"/>
-      <w:lvlJc w:val="left"/>
-      <w:pPr>
-        <w:ind w:left="1260" w:hanging="420"/>
-      </w:pPr>
-    </w:lvl>
-    <w:lvl w:ilvl="3" w:tplc="0409000F" w:tentative="1">
-      <w:start w:val="1"/>
-      <w:numFmt w:val="decimal"/>
-      <w:lvlText w:val="%4."/>
-      <w:lvlJc w:val="left"/>
-      <w:pPr>
-        <w:ind w:left="1680" w:hanging="420"/>
-      </w:pPr>
-    </w:lvl>
-    <w:lvl w:ilvl="4" w:tplc="04090017" w:tentative="1">
-      <w:start w:val="1"/>
-      <w:numFmt w:val="aiueoFullWidth"/>
-      <w:lvlText w:val="(%5)"/>
-      <w:lvlJc w:val="left"/>
-      <w:pPr>
-        <w:ind w:left="2100" w:hanging="420"/>
-      </w:pPr>
-    </w:lvl>
-    <w:lvl w:ilvl="5" w:tplc="04090011" w:tentative="1">
-      <w:start w:val="1"/>
-      <w:numFmt w:val="decimalEnclosedCircle"/>
-      <w:lvlText w:val="%6"/>
-      <w:lvlJc w:val="left"/>
-      <w:pPr>
-        <w:ind w:left="2520" w:hanging="420"/>
-      </w:pPr>
-    </w:lvl>
-    <w:lvl w:ilvl="6" w:tplc="0409000F" w:tentative="1">
-      <w:start w:val="1"/>
-      <w:numFmt w:val="decimal"/>
-      <w:lvlText w:val="%7."/>
-      <w:lvlJc w:val="left"/>
-      <w:pPr>
-        <w:ind w:left="2940" w:hanging="420"/>
-      </w:pPr>
-    </w:lvl>
-    <w:lvl w:ilvl="7" w:tplc="04090017" w:tentative="1">
-      <w:start w:val="1"/>
-      <w:numFmt w:val="aiueoFullWidth"/>
-      <w:lvlText w:val="(%8)"/>
-      <w:lvlJc w:val="left"/>
-      <w:pPr>
-        <w:ind w:left="3360" w:hanging="420"/>
-      </w:pPr>
-    </w:lvl>
-    <w:lvl w:ilvl="8" w:tplc="04090011" w:tentative="1">
-      <w:start w:val="1"/>
-      <w:numFmt w:val="decimalEnclosedCircle"/>
-      <w:lvlText w:val="%9"/>
-      <w:lvlJc w:val="left"/>
-      <w:pPr>
-        <w:ind w:left="3780" w:hanging="420"/>
-      </w:pPr>
-    </w:lvl>
-  </w:abstractNum>
-  <w:abstractNum w:abstractNumId="43" w15:restartNumberingAfterBreak="0">
-    <w:nsid w:val="73426F34"/>
-    <w:multiLevelType w:val="hybridMultilevel"/>
-    <w:tmpl w:val="69A07998"/>
-    <w:lvl w:ilvl="0" w:tplc="04090003">
-      <w:start w:val="1"/>
-      <w:numFmt w:val="bullet"/>
-      <w:lvlText w:val="o"/>
-      <w:lvlJc w:val="left"/>
-      <w:pPr>
-        <w:ind w:left="1440" w:hanging="360"/>
-      </w:pPr>
-      <w:rPr>
-        <w:rFonts w:ascii="Courier New" w:hAnsi="Courier New" w:cs="Courier New" w:hint="default"/>
-      </w:rPr>
-    </w:lvl>
-    <w:lvl w:ilvl="1" w:tplc="FFFFFFFF" w:tentative="1">
-      <w:start w:val="1"/>
-      <w:numFmt w:val="bullet"/>
-      <w:lvlText w:val="o"/>
-      <w:lvlJc w:val="left"/>
-      <w:pPr>
-        <w:ind w:left="2160" w:hanging="360"/>
-      </w:pPr>
-      <w:rPr>
-        <w:rFonts w:ascii="Courier New" w:hAnsi="Courier New" w:cs="Courier New" w:hint="default"/>
-      </w:rPr>
-    </w:lvl>
-    <w:lvl w:ilvl="2" w:tplc="FFFFFFFF" w:tentative="1">
-      <w:start w:val="1"/>
-      <w:numFmt w:val="bullet"/>
-      <w:lvlText w:val=""/>
-      <w:lvlJc w:val="left"/>
-      <w:pPr>
-        <w:ind w:left="2880" w:hanging="360"/>
-      </w:pPr>
-      <w:rPr>
-        <w:rFonts w:ascii="Wingdings" w:hAnsi="Wingdings" w:hint="default"/>
-      </w:rPr>
-    </w:lvl>
-    <w:lvl w:ilvl="3" w:tplc="FFFFFFFF" w:tentative="1">
-      <w:start w:val="1"/>
-      <w:numFmt w:val="bullet"/>
-      <w:lvlText w:val=""/>
-      <w:lvlJc w:val="left"/>
-      <w:pPr>
-        <w:ind w:left="3600" w:hanging="360"/>
-      </w:pPr>
-      <w:rPr>
-        <w:rFonts w:ascii="Symbol" w:hAnsi="Symbol" w:hint="default"/>
-      </w:rPr>
-    </w:lvl>
-    <w:lvl w:ilvl="4" w:tplc="FFFFFFFF" w:tentative="1">
-      <w:start w:val="1"/>
-      <w:numFmt w:val="bullet"/>
-      <w:lvlText w:val="o"/>
-      <w:lvlJc w:val="left"/>
-      <w:pPr>
-        <w:ind w:left="4320" w:hanging="360"/>
-      </w:pPr>
-      <w:rPr>
-        <w:rFonts w:ascii="Courier New" w:hAnsi="Courier New" w:cs="Courier New" w:hint="default"/>
-      </w:rPr>
-    </w:lvl>
-    <w:lvl w:ilvl="5" w:tplc="FFFFFFFF" w:tentative="1">
-      <w:start w:val="1"/>
-      <w:numFmt w:val="bullet"/>
-      <w:lvlText w:val=""/>
-      <w:lvlJc w:val="left"/>
-      <w:pPr>
-        <w:ind w:left="5040" w:hanging="360"/>
-      </w:pPr>
-      <w:rPr>
-        <w:rFonts w:ascii="Wingdings" w:hAnsi="Wingdings" w:hint="default"/>
-      </w:rPr>
-    </w:lvl>
-    <w:lvl w:ilvl="6" w:tplc="FFFFFFFF" w:tentative="1">
-      <w:start w:val="1"/>
-      <w:numFmt w:val="bullet"/>
-      <w:lvlText w:val=""/>
-      <w:lvlJc w:val="left"/>
-      <w:pPr>
-        <w:ind w:left="5760" w:hanging="360"/>
-      </w:pPr>
-      <w:rPr>
-        <w:rFonts w:ascii="Symbol" w:hAnsi="Symbol" w:hint="default"/>
-      </w:rPr>
-    </w:lvl>
-    <w:lvl w:ilvl="7" w:tplc="FFFFFFFF" w:tentative="1">
-      <w:start w:val="1"/>
-      <w:numFmt w:val="bullet"/>
-      <w:lvlText w:val="o"/>
-      <w:lvlJc w:val="left"/>
-      <w:pPr>
-        <w:ind w:left="6480" w:hanging="360"/>
-      </w:pPr>
-      <w:rPr>
-        <w:rFonts w:ascii="Courier New" w:hAnsi="Courier New" w:cs="Courier New" w:hint="default"/>
-      </w:rPr>
-    </w:lvl>
-    <w:lvl w:ilvl="8" w:tplc="FFFFFFFF" w:tentative="1">
-      <w:start w:val="1"/>
-      <w:numFmt w:val="bullet"/>
-      <w:lvlText w:val=""/>
-      <w:lvlJc w:val="left"/>
-      <w:pPr>
-        <w:ind w:left="7200" w:hanging="360"/>
-      </w:pPr>
-      <w:rPr>
-        <w:rFonts w:ascii="Wingdings" w:hAnsi="Wingdings" w:hint="default"/>
-      </w:rPr>
-    </w:lvl>
-  </w:abstractNum>
-  <w:abstractNum w:abstractNumId="44" w15:restartNumberingAfterBreak="0">
-    <w:nsid w:val="73705123"/>
-    <w:multiLevelType w:val="hybridMultilevel"/>
-    <w:tmpl w:val="E452D0AE"/>
-    <w:lvl w:ilvl="0" w:tplc="04090001">
-      <w:start w:val="1"/>
-      <w:numFmt w:val="bullet"/>
-      <w:lvlText w:val=""/>
-      <w:lvlJc w:val="left"/>
-      <w:pPr>
-        <w:ind w:left="720" w:hanging="360"/>
-      </w:pPr>
-      <w:rPr>
-        <w:rFonts w:ascii="Symbol" w:hAnsi="Symbol" w:hint="default"/>
-      </w:rPr>
-    </w:lvl>
-    <w:lvl w:ilvl="1" w:tplc="04090003" w:tentative="1">
-      <w:start w:val="1"/>
-      <w:numFmt w:val="bullet"/>
-      <w:lvlText w:val="o"/>
-      <w:lvlJc w:val="left"/>
-      <w:pPr>
-        <w:ind w:left="1440" w:hanging="360"/>
-      </w:pPr>
-      <w:rPr>
-        <w:rFonts w:ascii="Courier New" w:hAnsi="Courier New" w:cs="Courier New" w:hint="default"/>
-      </w:rPr>
-    </w:lvl>
-    <w:lvl w:ilvl="2" w:tplc="04090005" w:tentative="1">
-      <w:start w:val="1"/>
-      <w:numFmt w:val="bullet"/>
-      <w:lvlText w:val=""/>
-      <w:lvlJc w:val="left"/>
-      <w:pPr>
-        <w:ind w:left="2160" w:hanging="360"/>
-      </w:pPr>
-      <w:rPr>
-        <w:rFonts w:ascii="Wingdings" w:hAnsi="Wingdings" w:hint="default"/>
-      </w:rPr>
-    </w:lvl>
-    <w:lvl w:ilvl="3" w:tplc="04090001" w:tentative="1">
-      <w:start w:val="1"/>
-      <w:numFmt w:val="bullet"/>
-      <w:lvlText w:val=""/>
-      <w:lvlJc w:val="left"/>
-      <w:pPr>
-        <w:ind w:left="2880" w:hanging="360"/>
-      </w:pPr>
-      <w:rPr>
-        <w:rFonts w:ascii="Symbol" w:hAnsi="Symbol" w:hint="default"/>
-      </w:rPr>
-    </w:lvl>
-    <w:lvl w:ilvl="4" w:tplc="04090003" w:tentative="1">
-      <w:start w:val="1"/>
-      <w:numFmt w:val="bullet"/>
-      <w:lvlText w:val="o"/>
-      <w:lvlJc w:val="left"/>
-      <w:pPr>
-        <w:ind w:left="3600" w:hanging="360"/>
-      </w:pPr>
-      <w:rPr>
-        <w:rFonts w:ascii="Courier New" w:hAnsi="Courier New" w:cs="Courier New" w:hint="default"/>
-      </w:rPr>
-    </w:lvl>
-    <w:lvl w:ilvl="5" w:tplc="04090005" w:tentative="1">
-      <w:start w:val="1"/>
-      <w:numFmt w:val="bullet"/>
-      <w:lvlText w:val=""/>
-      <w:lvlJc w:val="left"/>
-      <w:pPr>
-        <w:ind w:left="4320" w:hanging="360"/>
-      </w:pPr>
-      <w:rPr>
-        <w:rFonts w:ascii="Wingdings" w:hAnsi="Wingdings" w:hint="default"/>
-      </w:rPr>
-    </w:lvl>
-    <w:lvl w:ilvl="6" w:tplc="04090001" w:tentative="1">
-      <w:start w:val="1"/>
-      <w:numFmt w:val="bullet"/>
-      <w:lvlText w:val=""/>
-      <w:lvlJc w:val="left"/>
-      <w:pPr>
-        <w:ind w:left="5040" w:hanging="360"/>
-      </w:pPr>
-      <w:rPr>
-        <w:rFonts w:ascii="Symbol" w:hAnsi="Symbol" w:hint="default"/>
-      </w:rPr>
-    </w:lvl>
-    <w:lvl w:ilvl="7" w:tplc="04090003" w:tentative="1">
-      <w:start w:val="1"/>
-      <w:numFmt w:val="bullet"/>
-      <w:lvlText w:val="o"/>
-      <w:lvlJc w:val="left"/>
-      <w:pPr>
-        <w:ind w:left="5760" w:hanging="360"/>
-      </w:pPr>
-      <w:rPr>
-        <w:rFonts w:ascii="Courier New" w:hAnsi="Courier New" w:cs="Courier New" w:hint="default"/>
-      </w:rPr>
-    </w:lvl>
-    <w:lvl w:ilvl="8" w:tplc="04090005" w:tentative="1">
-      <w:start w:val="1"/>
-      <w:numFmt w:val="bullet"/>
-      <w:lvlText w:val=""/>
-      <w:lvlJc w:val="left"/>
-      <w:pPr>
-        <w:ind w:left="6480" w:hanging="360"/>
-      </w:pPr>
-      <w:rPr>
-        <w:rFonts w:ascii="Wingdings" w:hAnsi="Wingdings" w:hint="default"/>
-      </w:rPr>
-    </w:lvl>
-  </w:abstractNum>
-  <w:abstractNum w:abstractNumId="45" w15:restartNumberingAfterBreak="0">
-    <w:nsid w:val="74DC5EC7"/>
-    <w:multiLevelType w:val="hybridMultilevel"/>
-    <w:tmpl w:val="8C6A3288"/>
-    <w:lvl w:ilvl="0" w:tplc="0409000B">
-      <w:start w:val="1"/>
-      <w:numFmt w:val="bullet"/>
-      <w:lvlText w:val=""/>
-      <w:lvlJc w:val="left"/>
-      <w:pPr>
-        <w:ind w:left="720" w:hanging="360"/>
-      </w:pPr>
-      <w:rPr>
-        <w:rFonts w:ascii="Wingdings" w:hAnsi="Wingdings" w:hint="default"/>
-      </w:rPr>
-    </w:lvl>
-    <w:lvl w:ilvl="1" w:tplc="04090003" w:tentative="1">
-      <w:start w:val="1"/>
-      <w:numFmt w:val="bullet"/>
-      <w:lvlText w:val="o"/>
-      <w:lvlJc w:val="left"/>
-      <w:pPr>
-        <w:ind w:left="1440" w:hanging="360"/>
-      </w:pPr>
-      <w:rPr>
-        <w:rFonts w:ascii="Courier New" w:hAnsi="Courier New" w:cs="Courier New" w:hint="default"/>
-      </w:rPr>
-    </w:lvl>
-    <w:lvl w:ilvl="2" w:tplc="04090005" w:tentative="1">
-      <w:start w:val="1"/>
-      <w:numFmt w:val="bullet"/>
-      <w:lvlText w:val=""/>
-      <w:lvlJc w:val="left"/>
-      <w:pPr>
-        <w:ind w:left="2160" w:hanging="360"/>
-      </w:pPr>
-      <w:rPr>
-        <w:rFonts w:ascii="Wingdings" w:hAnsi="Wingdings" w:hint="default"/>
-      </w:rPr>
-    </w:lvl>
-    <w:lvl w:ilvl="3" w:tplc="04090001" w:tentative="1">
-      <w:start w:val="1"/>
-      <w:numFmt w:val="bullet"/>
-      <w:lvlText w:val=""/>
-      <w:lvlJc w:val="left"/>
-      <w:pPr>
-        <w:ind w:left="2880" w:hanging="360"/>
-      </w:pPr>
-      <w:rPr>
-        <w:rFonts w:ascii="Symbol" w:hAnsi="Symbol" w:hint="default"/>
-      </w:rPr>
-    </w:lvl>
-    <w:lvl w:ilvl="4" w:tplc="04090003" w:tentative="1">
-      <w:start w:val="1"/>
-      <w:numFmt w:val="bullet"/>
-      <w:lvlText w:val="o"/>
-      <w:lvlJc w:val="left"/>
-      <w:pPr>
-        <w:ind w:left="3600" w:hanging="360"/>
-      </w:pPr>
-      <w:rPr>
-        <w:rFonts w:ascii="Courier New" w:hAnsi="Courier New" w:cs="Courier New" w:hint="default"/>
-      </w:rPr>
-    </w:lvl>
-    <w:lvl w:ilvl="5" w:tplc="04090005" w:tentative="1">
-      <w:start w:val="1"/>
-      <w:numFmt w:val="bullet"/>
-      <w:lvlText w:val=""/>
-      <w:lvlJc w:val="left"/>
-      <w:pPr>
-        <w:ind w:left="4320" w:hanging="360"/>
-      </w:pPr>
-      <w:rPr>
-        <w:rFonts w:ascii="Wingdings" w:hAnsi="Wingdings" w:hint="default"/>
-      </w:rPr>
-    </w:lvl>
-    <w:lvl w:ilvl="6" w:tplc="04090001" w:tentative="1">
-      <w:start w:val="1"/>
-      <w:numFmt w:val="bullet"/>
-      <w:lvlText w:val=""/>
-      <w:lvlJc w:val="left"/>
-      <w:pPr>
-        <w:ind w:left="5040" w:hanging="360"/>
-      </w:pPr>
-      <w:rPr>
-        <w:rFonts w:ascii="Symbol" w:hAnsi="Symbol" w:hint="default"/>
-      </w:rPr>
-    </w:lvl>
-    <w:lvl w:ilvl="7" w:tplc="04090003" w:tentative="1">
-      <w:start w:val="1"/>
-      <w:numFmt w:val="bullet"/>
-      <w:lvlText w:val="o"/>
-      <w:lvlJc w:val="left"/>
-      <w:pPr>
-        <w:ind w:left="5760" w:hanging="360"/>
-      </w:pPr>
-      <w:rPr>
-        <w:rFonts w:ascii="Courier New" w:hAnsi="Courier New" w:cs="Courier New" w:hint="default"/>
-      </w:rPr>
-    </w:lvl>
-    <w:lvl w:ilvl="8" w:tplc="04090005" w:tentative="1">
-      <w:start w:val="1"/>
-      <w:numFmt w:val="bullet"/>
-      <w:lvlText w:val=""/>
-      <w:lvlJc w:val="left"/>
-      <w:pPr>
-        <w:ind w:left="6480" w:hanging="360"/>
-      </w:pPr>
-      <w:rPr>
-        <w:rFonts w:ascii="Wingdings" w:hAnsi="Wingdings" w:hint="default"/>
-      </w:rPr>
-    </w:lvl>
-  </w:abstractNum>
-  <w:abstractNum w:abstractNumId="46" w15:restartNumberingAfterBreak="0">
-    <w:nsid w:val="781338F1"/>
-    <w:multiLevelType w:val="hybridMultilevel"/>
-    <w:tmpl w:val="1E2E1BBA"/>
-    <w:lvl w:ilvl="0" w:tplc="056095F4">
-      <w:start w:val="1"/>
-      <w:numFmt w:val="decimal"/>
-      <w:lvlText w:val="%1."/>
-      <w:lvlJc w:val="left"/>
-      <w:pPr>
-        <w:ind w:left="420" w:hanging="420"/>
-      </w:pPr>
-      <w:rPr>
-        <w:rFonts w:ascii="Times New Roman" w:hAnsi="Times New Roman" w:cs="Times New Roman" w:hint="default"/>
-        <w:b w:val="0"/>
-        <w:sz w:val="24"/>
-        <w:szCs w:val="24"/>
-      </w:rPr>
-    </w:lvl>
-    <w:lvl w:ilvl="1" w:tplc="42FC2FE6">
-      <w:start w:val="1"/>
-      <w:numFmt w:val="lowerLetter"/>
-      <w:lvlText w:val="%2. "/>
-      <w:lvlJc w:val="left"/>
-      <w:pPr>
-        <w:ind w:left="840" w:hanging="420"/>
-      </w:pPr>
-      <w:rPr>
-        <w:rFonts w:hint="eastAsia"/>
-      </w:rPr>
-    </w:lvl>
-    <w:lvl w:ilvl="2" w:tplc="04090011">
-      <w:start w:val="1"/>
-      <w:numFmt w:val="decimalEnclosedCircle"/>
-      <w:lvlText w:val="%3"/>
-      <w:lvlJc w:val="left"/>
-      <w:pPr>
-        <w:ind w:left="1260" w:hanging="420"/>
-      </w:pPr>
-    </w:lvl>
-    <w:lvl w:ilvl="3" w:tplc="0409000F">
-      <w:start w:val="1"/>
-      <w:numFmt w:val="decimal"/>
-      <w:lvlText w:val="%4."/>
-      <w:lvlJc w:val="left"/>
-      <w:pPr>
-        <w:ind w:left="1680" w:hanging="420"/>
-      </w:pPr>
-    </w:lvl>
-    <w:lvl w:ilvl="4" w:tplc="04090017" w:tentative="1">
-      <w:start w:val="1"/>
-      <w:numFmt w:val="aiueoFullWidth"/>
-      <w:lvlText w:val="(%5)"/>
-      <w:lvlJc w:val="left"/>
-      <w:pPr>
-        <w:ind w:left="2100" w:hanging="420"/>
-      </w:pPr>
-    </w:lvl>
-    <w:lvl w:ilvl="5" w:tplc="04090011" w:tentative="1">
-      <w:start w:val="1"/>
-      <w:numFmt w:val="decimalEnclosedCircle"/>
-      <w:lvlText w:val="%6"/>
-      <w:lvlJc w:val="left"/>
-      <w:pPr>
-        <w:ind w:left="2520" w:hanging="420"/>
-      </w:pPr>
-    </w:lvl>
-    <w:lvl w:ilvl="6" w:tplc="0409000F" w:tentative="1">
-      <w:start w:val="1"/>
-      <w:numFmt w:val="decimal"/>
-      <w:lvlText w:val="%7."/>
-      <w:lvlJc w:val="left"/>
-      <w:pPr>
-        <w:ind w:left="2940" w:hanging="420"/>
-      </w:pPr>
-    </w:lvl>
-    <w:lvl w:ilvl="7" w:tplc="04090017" w:tentative="1">
-      <w:start w:val="1"/>
-      <w:numFmt w:val="aiueoFullWidth"/>
-      <w:lvlText w:val="(%8)"/>
-      <w:lvlJc w:val="left"/>
-      <w:pPr>
-        <w:ind w:left="3360" w:hanging="420"/>
-      </w:pPr>
-    </w:lvl>
-    <w:lvl w:ilvl="8" w:tplc="04090011" w:tentative="1">
-      <w:start w:val="1"/>
-      <w:numFmt w:val="decimalEnclosedCircle"/>
-      <w:lvlText w:val="%9"/>
-      <w:lvlJc w:val="left"/>
-      <w:pPr>
-        <w:ind w:left="3780" w:hanging="420"/>
-      </w:pPr>
-    </w:lvl>
-  </w:abstractNum>
-  <w:abstractNum w:abstractNumId="47" w15:restartNumberingAfterBreak="0">
-    <w:nsid w:val="78971B8B"/>
-    <w:multiLevelType w:val="hybridMultilevel"/>
-    <w:tmpl w:val="AA561A0A"/>
-    <w:lvl w:ilvl="0" w:tplc="04090001">
-      <w:start w:val="1"/>
-      <w:numFmt w:val="bullet"/>
-      <w:lvlText w:val=""/>
-      <w:lvlJc w:val="left"/>
-      <w:pPr>
-        <w:ind w:left="1080" w:hanging="360"/>
-      </w:pPr>
-      <w:rPr>
-        <w:rFonts w:ascii="Symbol" w:hAnsi="Symbol" w:hint="default"/>
-      </w:rPr>
-    </w:lvl>
-    <w:lvl w:ilvl="1" w:tplc="04090003" w:tentative="1">
-      <w:start w:val="1"/>
-      <w:numFmt w:val="bullet"/>
-      <w:lvlText w:val="o"/>
-      <w:lvlJc w:val="left"/>
-      <w:pPr>
-        <w:ind w:left="1800" w:hanging="360"/>
-      </w:pPr>
-      <w:rPr>
-        <w:rFonts w:ascii="Courier New" w:hAnsi="Courier New" w:cs="Courier New" w:hint="default"/>
-      </w:rPr>
-    </w:lvl>
-    <w:lvl w:ilvl="2" w:tplc="04090005" w:tentative="1">
-      <w:start w:val="1"/>
-      <w:numFmt w:val="bullet"/>
-      <w:lvlText w:val=""/>
-      <w:lvlJc w:val="left"/>
-      <w:pPr>
-        <w:ind w:left="2520" w:hanging="360"/>
-      </w:pPr>
-      <w:rPr>
-        <w:rFonts w:ascii="Wingdings" w:hAnsi="Wingdings" w:hint="default"/>
-      </w:rPr>
-    </w:lvl>
-    <w:lvl w:ilvl="3" w:tplc="04090001" w:tentative="1">
-      <w:start w:val="1"/>
-      <w:numFmt w:val="bullet"/>
-      <w:lvlText w:val=""/>
-      <w:lvlJc w:val="left"/>
-      <w:pPr>
-        <w:ind w:left="3240" w:hanging="360"/>
-      </w:pPr>
-      <w:rPr>
-        <w:rFonts w:ascii="Symbol" w:hAnsi="Symbol" w:hint="default"/>
-      </w:rPr>
-    </w:lvl>
-    <w:lvl w:ilvl="4" w:tplc="04090003" w:tentative="1">
-      <w:start w:val="1"/>
-      <w:numFmt w:val="bullet"/>
-      <w:lvlText w:val="o"/>
-      <w:lvlJc w:val="left"/>
-      <w:pPr>
-        <w:ind w:left="3960" w:hanging="360"/>
-      </w:pPr>
-      <w:rPr>
-        <w:rFonts w:ascii="Courier New" w:hAnsi="Courier New" w:cs="Courier New" w:hint="default"/>
-      </w:rPr>
-    </w:lvl>
-    <w:lvl w:ilvl="5" w:tplc="04090005" w:tentative="1">
-      <w:start w:val="1"/>
-      <w:numFmt w:val="bullet"/>
-      <w:lvlText w:val=""/>
-      <w:lvlJc w:val="left"/>
-      <w:pPr>
-        <w:ind w:left="4680" w:hanging="360"/>
-      </w:pPr>
-      <w:rPr>
-        <w:rFonts w:ascii="Wingdings" w:hAnsi="Wingdings" w:hint="default"/>
-      </w:rPr>
-    </w:lvl>
-    <w:lvl w:ilvl="6" w:tplc="04090001" w:tentative="1">
-      <w:start w:val="1"/>
-      <w:numFmt w:val="bullet"/>
-      <w:lvlText w:val=""/>
-      <w:lvlJc w:val="left"/>
-      <w:pPr>
-        <w:ind w:left="5400" w:hanging="360"/>
-      </w:pPr>
-      <w:rPr>
-        <w:rFonts w:ascii="Symbol" w:hAnsi="Symbol" w:hint="default"/>
-      </w:rPr>
-    </w:lvl>
-    <w:lvl w:ilvl="7" w:tplc="04090003" w:tentative="1">
-      <w:start w:val="1"/>
-      <w:numFmt w:val="bullet"/>
-      <w:lvlText w:val="o"/>
-      <w:lvlJc w:val="left"/>
-      <w:pPr>
-        <w:ind w:left="6120" w:hanging="360"/>
-      </w:pPr>
-      <w:rPr>
-        <w:rFonts w:ascii="Courier New" w:hAnsi="Courier New" w:cs="Courier New" w:hint="default"/>
-      </w:rPr>
-    </w:lvl>
-    <w:lvl w:ilvl="8" w:tplc="04090005" w:tentative="1">
-      <w:start w:val="1"/>
-      <w:numFmt w:val="bullet"/>
-      <w:lvlText w:val=""/>
-      <w:lvlJc w:val="left"/>
-      <w:pPr>
-        <w:ind w:left="6840" w:hanging="360"/>
-      </w:pPr>
-      <w:rPr>
-        <w:rFonts w:ascii="Wingdings" w:hAnsi="Wingdings" w:hint="default"/>
-      </w:rPr>
-    </w:lvl>
-  </w:abstractNum>
-  <w:abstractNum w:abstractNumId="48" w15:restartNumberingAfterBreak="0">
-    <w:nsid w:val="79395FD7"/>
-    <w:multiLevelType w:val="hybridMultilevel"/>
-    <w:tmpl w:val="EF6CB368"/>
-    <w:lvl w:ilvl="0" w:tplc="04090001">
-      <w:start w:val="1"/>
-      <w:numFmt w:val="bullet"/>
-      <w:lvlText w:val=""/>
-      <w:lvlJc w:val="left"/>
-      <w:pPr>
-        <w:ind w:left="720" w:hanging="360"/>
-      </w:pPr>
-      <w:rPr>
-        <w:rFonts w:ascii="Symbol" w:hAnsi="Symbol" w:hint="default"/>
-      </w:rPr>
-    </w:lvl>
-    <w:lvl w:ilvl="1" w:tplc="04090003">
-      <w:start w:val="1"/>
-      <w:numFmt w:val="bullet"/>
-      <w:lvlText w:val="o"/>
-      <w:lvlJc w:val="left"/>
-      <w:pPr>
-        <w:ind w:left="1440" w:hanging="360"/>
-      </w:pPr>
-      <w:rPr>
-        <w:rFonts w:ascii="Courier New" w:hAnsi="Courier New" w:cs="Courier New" w:hint="default"/>
-      </w:rPr>
-    </w:lvl>
-    <w:lvl w:ilvl="2" w:tplc="04090005" w:tentative="1">
-      <w:start w:val="1"/>
-      <w:numFmt w:val="bullet"/>
-      <w:lvlText w:val=""/>
-      <w:lvlJc w:val="left"/>
-      <w:pPr>
-        <w:ind w:left="2160" w:hanging="360"/>
-      </w:pPr>
-      <w:rPr>
-        <w:rFonts w:ascii="Wingdings" w:hAnsi="Wingdings" w:hint="default"/>
-      </w:rPr>
-    </w:lvl>
-    <w:lvl w:ilvl="3" w:tplc="04090001" w:tentative="1">
-      <w:start w:val="1"/>
-      <w:numFmt w:val="bullet"/>
-      <w:lvlText w:val=""/>
-      <w:lvlJc w:val="left"/>
-      <w:pPr>
-        <w:ind w:left="2880" w:hanging="360"/>
-      </w:pPr>
-      <w:rPr>
-        <w:rFonts w:ascii="Symbol" w:hAnsi="Symbol" w:hint="default"/>
-      </w:rPr>
-    </w:lvl>
-    <w:lvl w:ilvl="4" w:tplc="04090003" w:tentative="1">
-      <w:start w:val="1"/>
-      <w:numFmt w:val="bullet"/>
-      <w:lvlText w:val="o"/>
-      <w:lvlJc w:val="left"/>
-      <w:pPr>
-        <w:ind w:left="3600" w:hanging="360"/>
-      </w:pPr>
-      <w:rPr>
-        <w:rFonts w:ascii="Courier New" w:hAnsi="Courier New" w:cs="Courier New" w:hint="default"/>
-      </w:rPr>
-    </w:lvl>
-    <w:lvl w:ilvl="5" w:tplc="04090005" w:tentative="1">
-      <w:start w:val="1"/>
-      <w:numFmt w:val="bullet"/>
-      <w:lvlText w:val=""/>
-      <w:lvlJc w:val="left"/>
-      <w:pPr>
-        <w:ind w:left="4320" w:hanging="360"/>
-      </w:pPr>
-      <w:rPr>
-        <w:rFonts w:ascii="Wingdings" w:hAnsi="Wingdings" w:hint="default"/>
-      </w:rPr>
-    </w:lvl>
-    <w:lvl w:ilvl="6" w:tplc="04090001" w:tentative="1">
-      <w:start w:val="1"/>
-      <w:numFmt w:val="bullet"/>
-      <w:lvlText w:val=""/>
-      <w:lvlJc w:val="left"/>
-      <w:pPr>
-        <w:ind w:left="5040" w:hanging="360"/>
-      </w:pPr>
-      <w:rPr>
-        <w:rFonts w:ascii="Symbol" w:hAnsi="Symbol" w:hint="default"/>
-      </w:rPr>
-    </w:lvl>
-    <w:lvl w:ilvl="7" w:tplc="04090003" w:tentative="1">
-      <w:start w:val="1"/>
-      <w:numFmt w:val="bullet"/>
-      <w:lvlText w:val="o"/>
-      <w:lvlJc w:val="left"/>
-      <w:pPr>
-        <w:ind w:left="5760" w:hanging="360"/>
-      </w:pPr>
-      <w:rPr>
-        <w:rFonts w:ascii="Courier New" w:hAnsi="Courier New" w:cs="Courier New" w:hint="default"/>
-      </w:rPr>
-    </w:lvl>
-    <w:lvl w:ilvl="8" w:tplc="04090005" w:tentative="1">
-      <w:start w:val="1"/>
-      <w:numFmt w:val="bullet"/>
-      <w:lvlText w:val=""/>
-      <w:lvlJc w:val="left"/>
-      <w:pPr>
-        <w:ind w:left="6480" w:hanging="360"/>
-      </w:pPr>
-      <w:rPr>
-        <w:rFonts w:ascii="Wingdings" w:hAnsi="Wingdings" w:hint="default"/>
-      </w:rPr>
-    </w:lvl>
-  </w:abstractNum>
-  <w:abstractNum w:abstractNumId="49" w15:restartNumberingAfterBreak="0">
-    <w:nsid w:val="793B176D"/>
-    <w:multiLevelType w:val="hybridMultilevel"/>
-    <w:tmpl w:val="BAEC8052"/>
-    <w:lvl w:ilvl="0" w:tplc="04090001">
-      <w:start w:val="1"/>
-      <w:numFmt w:val="bullet"/>
-      <w:lvlText w:val=""/>
-      <w:lvlJc w:val="left"/>
-      <w:pPr>
-        <w:ind w:left="1080" w:hanging="360"/>
-      </w:pPr>
-      <w:rPr>
-        <w:rFonts w:ascii="Symbol" w:hAnsi="Symbol" w:hint="default"/>
-      </w:rPr>
-    </w:lvl>
-    <w:lvl w:ilvl="1" w:tplc="04090003">
-      <w:start w:val="1"/>
-      <w:numFmt w:val="bullet"/>
-      <w:lvlText w:val="o"/>
-      <w:lvlJc w:val="left"/>
-      <w:pPr>
-        <w:ind w:left="1800" w:hanging="360"/>
-      </w:pPr>
-      <w:rPr>
-        <w:rFonts w:ascii="Courier New" w:hAnsi="Courier New" w:cs="Courier New" w:hint="default"/>
-      </w:rPr>
-    </w:lvl>
-    <w:lvl w:ilvl="2" w:tplc="04090005" w:tentative="1">
-      <w:start w:val="1"/>
-      <w:numFmt w:val="bullet"/>
-      <w:lvlText w:val=""/>
-      <w:lvlJc w:val="left"/>
-      <w:pPr>
-        <w:ind w:left="2520" w:hanging="360"/>
-      </w:pPr>
-      <w:rPr>
-        <w:rFonts w:ascii="Wingdings" w:hAnsi="Wingdings" w:hint="default"/>
-      </w:rPr>
-    </w:lvl>
-    <w:lvl w:ilvl="3" w:tplc="04090001" w:tentative="1">
-      <w:start w:val="1"/>
-      <w:numFmt w:val="bullet"/>
-      <w:lvlText w:val=""/>
-      <w:lvlJc w:val="left"/>
-      <w:pPr>
-        <w:ind w:left="3240" w:hanging="360"/>
-      </w:pPr>
-      <w:rPr>
-        <w:rFonts w:ascii="Symbol" w:hAnsi="Symbol" w:hint="default"/>
-      </w:rPr>
-    </w:lvl>
-    <w:lvl w:ilvl="4" w:tplc="04090003" w:tentative="1">
-      <w:start w:val="1"/>
-      <w:numFmt w:val="bullet"/>
-      <w:lvlText w:val="o"/>
-      <w:lvlJc w:val="left"/>
-      <w:pPr>
-        <w:ind w:left="3960" w:hanging="360"/>
-      </w:pPr>
-      <w:rPr>
-        <w:rFonts w:ascii="Courier New" w:hAnsi="Courier New" w:cs="Courier New" w:hint="default"/>
-      </w:rPr>
-    </w:lvl>
-    <w:lvl w:ilvl="5" w:tplc="04090005" w:tentative="1">
-      <w:start w:val="1"/>
-      <w:numFmt w:val="bullet"/>
-      <w:lvlText w:val=""/>
-      <w:lvlJc w:val="left"/>
-      <w:pPr>
-        <w:ind w:left="4680" w:hanging="360"/>
-      </w:pPr>
-      <w:rPr>
-        <w:rFonts w:ascii="Wingdings" w:hAnsi="Wingdings" w:hint="default"/>
-      </w:rPr>
-    </w:lvl>
-    <w:lvl w:ilvl="6" w:tplc="04090001" w:tentative="1">
-      <w:start w:val="1"/>
-      <w:numFmt w:val="bullet"/>
-      <w:lvlText w:val=""/>
-      <w:lvlJc w:val="left"/>
-      <w:pPr>
-        <w:ind w:left="5400" w:hanging="360"/>
-      </w:pPr>
-      <w:rPr>
-        <w:rFonts w:ascii="Symbol" w:hAnsi="Symbol" w:hint="default"/>
-      </w:rPr>
-    </w:lvl>
-    <w:lvl w:ilvl="7" w:tplc="04090003" w:tentative="1">
-      <w:start w:val="1"/>
-      <w:numFmt w:val="bullet"/>
-      <w:lvlText w:val="o"/>
-      <w:lvlJc w:val="left"/>
-      <w:pPr>
-        <w:ind w:left="6120" w:hanging="360"/>
-      </w:pPr>
-      <w:rPr>
-        <w:rFonts w:ascii="Courier New" w:hAnsi="Courier New" w:cs="Courier New" w:hint="default"/>
-      </w:rPr>
-    </w:lvl>
-    <w:lvl w:ilvl="8" w:tplc="04090005" w:tentative="1">
-      <w:start w:val="1"/>
-      <w:numFmt w:val="bullet"/>
-      <w:lvlText w:val=""/>
-      <w:lvlJc w:val="left"/>
-      <w:pPr>
-        <w:ind w:left="6840" w:hanging="360"/>
-      </w:pPr>
-      <w:rPr>
-        <w:rFonts w:ascii="Wingdings" w:hAnsi="Wingdings" w:hint="default"/>
-      </w:rPr>
-    </w:lvl>
-  </w:abstractNum>
-  <w:abstractNum w:abstractNumId="50" w15:restartNumberingAfterBreak="0">
-    <w:nsid w:val="7966116B"/>
-    <w:multiLevelType w:val="multilevel"/>
-    <w:tmpl w:val="BBE27C52"/>
-    <w:lvl w:ilvl="0">
-      <w:start w:val="1"/>
-      <w:numFmt w:val="bullet"/>
-      <w:lvlText w:val=""/>
-      <w:lvlJc w:val="left"/>
-      <w:pPr>
-        <w:tabs>
-          <w:tab w:val="num" w:pos="720"/>
-        </w:tabs>
-        <w:ind w:left="720" w:hanging="360"/>
-      </w:pPr>
-      <w:rPr>
-        <w:rFonts w:ascii="Symbol" w:hAnsi="Symbol" w:hint="default"/>
-        <w:sz w:val="20"/>
-      </w:rPr>
-    </w:lvl>
-    <w:lvl w:ilvl="1" w:tentative="1">
-      <w:start w:val="1"/>
-      <w:numFmt w:val="bullet"/>
-      <w:lvlText w:val="o"/>
-      <w:lvlJc w:val="left"/>
-      <w:pPr>
-        <w:tabs>
-          <w:tab w:val="num" w:pos="1440"/>
-        </w:tabs>
-        <w:ind w:left="1440" w:hanging="360"/>
-      </w:pPr>
-      <w:rPr>
-        <w:rFonts w:ascii="Courier New" w:hAnsi="Courier New" w:hint="default"/>
-        <w:sz w:val="20"/>
-      </w:rPr>
-    </w:lvl>
-    <w:lvl w:ilvl="2" w:tentative="1">
-      <w:start w:val="1"/>
-      <w:numFmt w:val="bullet"/>
-      <w:lvlText w:val=""/>
-      <w:lvlJc w:val="left"/>
-      <w:pPr>
-        <w:tabs>
-          <w:tab w:val="num" w:pos="2160"/>
-        </w:tabs>
-        <w:ind w:left="2160" w:hanging="360"/>
-      </w:pPr>
-      <w:rPr>
-        <w:rFonts w:ascii="Wingdings" w:hAnsi="Wingdings" w:hint="default"/>
-        <w:sz w:val="20"/>
-      </w:rPr>
-    </w:lvl>
-    <w:lvl w:ilvl="3" w:tentative="1">
-      <w:start w:val="1"/>
-      <w:numFmt w:val="bullet"/>
-      <w:lvlText w:val=""/>
-      <w:lvlJc w:val="left"/>
-      <w:pPr>
-        <w:tabs>
-          <w:tab w:val="num" w:pos="2880"/>
-        </w:tabs>
-        <w:ind w:left="2880" w:hanging="360"/>
-      </w:pPr>
-      <w:rPr>
-        <w:rFonts w:ascii="Wingdings" w:hAnsi="Wingdings" w:hint="default"/>
-        <w:sz w:val="20"/>
-      </w:rPr>
-    </w:lvl>
-    <w:lvl w:ilvl="4" w:tentative="1">
-      <w:start w:val="1"/>
-      <w:numFmt w:val="bullet"/>
-      <w:lvlText w:val=""/>
-      <w:lvlJc w:val="left"/>
-      <w:pPr>
-        <w:tabs>
-          <w:tab w:val="num" w:pos="3600"/>
-        </w:tabs>
-        <w:ind w:left="3600" w:hanging="360"/>
-      </w:pPr>
-      <w:rPr>
-        <w:rFonts w:ascii="Wingdings" w:hAnsi="Wingdings" w:hint="default"/>
-        <w:sz w:val="20"/>
-      </w:rPr>
-    </w:lvl>
-    <w:lvl w:ilvl="5" w:tentative="1">
-      <w:start w:val="1"/>
-      <w:numFmt w:val="bullet"/>
-      <w:lvlText w:val=""/>
-      <w:lvlJc w:val="left"/>
-      <w:pPr>
-        <w:tabs>
-          <w:tab w:val="num" w:pos="4320"/>
-        </w:tabs>
-        <w:ind w:left="4320" w:hanging="360"/>
-      </w:pPr>
-      <w:rPr>
-        <w:rFonts w:ascii="Wingdings" w:hAnsi="Wingdings" w:hint="default"/>
-        <w:sz w:val="20"/>
-      </w:rPr>
-    </w:lvl>
-    <w:lvl w:ilvl="6" w:tentative="1">
-      <w:start w:val="1"/>
-      <w:numFmt w:val="bullet"/>
-      <w:lvlText w:val=""/>
-      <w:lvlJc w:val="left"/>
-      <w:pPr>
-        <w:tabs>
-          <w:tab w:val="num" w:pos="5040"/>
-        </w:tabs>
-        <w:ind w:left="5040" w:hanging="360"/>
-      </w:pPr>
-      <w:rPr>
-        <w:rFonts w:ascii="Wingdings" w:hAnsi="Wingdings" w:hint="default"/>
-        <w:sz w:val="20"/>
-      </w:rPr>
-    </w:lvl>
-    <w:lvl w:ilvl="7" w:tentative="1">
-      <w:start w:val="1"/>
-      <w:numFmt w:val="bullet"/>
-      <w:lvlText w:val=""/>
-      <w:lvlJc w:val="left"/>
-      <w:pPr>
-        <w:tabs>
-          <w:tab w:val="num" w:pos="5760"/>
-        </w:tabs>
-        <w:ind w:left="5760" w:hanging="360"/>
-      </w:pPr>
-      <w:rPr>
-        <w:rFonts w:ascii="Wingdings" w:hAnsi="Wingdings" w:hint="default"/>
-        <w:sz w:val="20"/>
-      </w:rPr>
-    </w:lvl>
-    <w:lvl w:ilvl="8" w:tentative="1">
-      <w:start w:val="1"/>
-      <w:numFmt w:val="bullet"/>
-      <w:lvlText w:val=""/>
-      <w:lvlJc w:val="left"/>
-      <w:pPr>
-        <w:tabs>
-          <w:tab w:val="num" w:pos="6480"/>
-        </w:tabs>
-        <w:ind w:left="6480" w:hanging="360"/>
-      </w:pPr>
-      <w:rPr>
-        <w:rFonts w:ascii="Wingdings" w:hAnsi="Wingdings" w:hint="default"/>
-        <w:sz w:val="20"/>
-      </w:rPr>
-    </w:lvl>
-  </w:abstractNum>
-  <w:abstractNum w:abstractNumId="51" w15:restartNumberingAfterBreak="0">
-    <w:nsid w:val="7A8F1FAE"/>
-    <w:multiLevelType w:val="hybridMultilevel"/>
-    <w:tmpl w:val="0ADC006A"/>
-    <w:lvl w:ilvl="0" w:tplc="04090001">
-      <w:start w:val="1"/>
-      <w:numFmt w:val="bullet"/>
-      <w:lvlText w:val=""/>
-      <w:lvlJc w:val="left"/>
-      <w:pPr>
-        <w:ind w:left="720" w:hanging="360"/>
-      </w:pPr>
-      <w:rPr>
-        <w:rFonts w:ascii="Symbol" w:hAnsi="Symbol" w:hint="default"/>
-      </w:rPr>
-    </w:lvl>
-    <w:lvl w:ilvl="1" w:tplc="04090003">
-      <w:start w:val="1"/>
-      <w:numFmt w:val="bullet"/>
-      <w:lvlText w:val="o"/>
-      <w:lvlJc w:val="left"/>
-      <w:pPr>
-        <w:ind w:left="1440" w:hanging="360"/>
-      </w:pPr>
-      <w:rPr>
-        <w:rFonts w:ascii="Courier New" w:hAnsi="Courier New" w:cs="Courier New" w:hint="default"/>
-      </w:rPr>
-    </w:lvl>
-    <w:lvl w:ilvl="2" w:tplc="04090005" w:tentative="1">
-      <w:start w:val="1"/>
-      <w:numFmt w:val="bullet"/>
-      <w:lvlText w:val=""/>
-      <w:lvlJc w:val="left"/>
-      <w:pPr>
-        <w:ind w:left="2160" w:hanging="360"/>
-      </w:pPr>
-      <w:rPr>
-        <w:rFonts w:ascii="Wingdings" w:hAnsi="Wingdings" w:hint="default"/>
-      </w:rPr>
-    </w:lvl>
-    <w:lvl w:ilvl="3" w:tplc="04090001" w:tentative="1">
-      <w:start w:val="1"/>
-      <w:numFmt w:val="bullet"/>
-      <w:lvlText w:val=""/>
-      <w:lvlJc w:val="left"/>
-      <w:pPr>
-        <w:ind w:left="2880" w:hanging="360"/>
-      </w:pPr>
-      <w:rPr>
-        <w:rFonts w:ascii="Symbol" w:hAnsi="Symbol" w:hint="default"/>
-      </w:rPr>
-    </w:lvl>
-    <w:lvl w:ilvl="4" w:tplc="04090003" w:tentative="1">
-      <w:start w:val="1"/>
-      <w:numFmt w:val="bullet"/>
-      <w:lvlText w:val="o"/>
-      <w:lvlJc w:val="left"/>
-      <w:pPr>
-        <w:ind w:left="3600" w:hanging="360"/>
-      </w:pPr>
-      <w:rPr>
-        <w:rFonts w:ascii="Courier New" w:hAnsi="Courier New" w:cs="Courier New" w:hint="default"/>
-      </w:rPr>
-    </w:lvl>
-    <w:lvl w:ilvl="5" w:tplc="04090005" w:tentative="1">
-      <w:start w:val="1"/>
-      <w:numFmt w:val="bullet"/>
-      <w:lvlText w:val=""/>
-      <w:lvlJc w:val="left"/>
-      <w:pPr>
-        <w:ind w:left="4320" w:hanging="360"/>
-      </w:pPr>
-      <w:rPr>
-        <w:rFonts w:ascii="Wingdings" w:hAnsi="Wingdings" w:hint="default"/>
-      </w:rPr>
-    </w:lvl>
-    <w:lvl w:ilvl="6" w:tplc="04090001" w:tentative="1">
-      <w:start w:val="1"/>
-      <w:numFmt w:val="bullet"/>
-      <w:lvlText w:val=""/>
-      <w:lvlJc w:val="left"/>
-      <w:pPr>
-        <w:ind w:left="5040" w:hanging="360"/>
-      </w:pPr>
-      <w:rPr>
-        <w:rFonts w:ascii="Symbol" w:hAnsi="Symbol" w:hint="default"/>
-      </w:rPr>
-    </w:lvl>
-    <w:lvl w:ilvl="7" w:tplc="04090003" w:tentative="1">
-      <w:start w:val="1"/>
-      <w:numFmt w:val="bullet"/>
-      <w:lvlText w:val="o"/>
-      <w:lvlJc w:val="left"/>
-      <w:pPr>
-        <w:ind w:left="5760" w:hanging="360"/>
-      </w:pPr>
-      <w:rPr>
-        <w:rFonts w:ascii="Courier New" w:hAnsi="Courier New" w:cs="Courier New" w:hint="default"/>
-      </w:rPr>
-    </w:lvl>
-    <w:lvl w:ilvl="8" w:tplc="04090005" w:tentative="1">
-      <w:start w:val="1"/>
-      <w:numFmt w:val="bullet"/>
-      <w:lvlText w:val=""/>
-      <w:lvlJc w:val="left"/>
-      <w:pPr>
-        <w:ind w:left="6480" w:hanging="360"/>
-      </w:pPr>
-      <w:rPr>
-        <w:rFonts w:ascii="Wingdings" w:hAnsi="Wingdings" w:hint="default"/>
-      </w:rPr>
-    </w:lvl>
-  </w:abstractNum>
-  <w:abstractNum w:abstractNumId="52" w15:restartNumberingAfterBreak="0">
-    <w:nsid w:val="7C7D2BBC"/>
-    <w:multiLevelType w:val="hybridMultilevel"/>
-    <w:tmpl w:val="D1621E6A"/>
-    <w:lvl w:ilvl="0" w:tplc="04090001">
-      <w:start w:val="1"/>
-      <w:numFmt w:val="bullet"/>
-      <w:lvlText w:val=""/>
-      <w:lvlJc w:val="left"/>
-      <w:pPr>
-        <w:ind w:left="720" w:hanging="360"/>
-      </w:pPr>
-      <w:rPr>
-        <w:rFonts w:ascii="Symbol" w:hAnsi="Symbol" w:hint="default"/>
-      </w:rPr>
-    </w:lvl>
-    <w:lvl w:ilvl="1" w:tplc="04090003" w:tentative="1">
-      <w:start w:val="1"/>
-      <w:numFmt w:val="bullet"/>
-      <w:lvlText w:val="o"/>
-      <w:lvlJc w:val="left"/>
-      <w:pPr>
-        <w:ind w:left="1440" w:hanging="360"/>
-      </w:pPr>
-      <w:rPr>
-        <w:rFonts w:ascii="Courier New" w:hAnsi="Courier New" w:cs="Courier New" w:hint="default"/>
-      </w:rPr>
-    </w:lvl>
-    <w:lvl w:ilvl="2" w:tplc="04090005" w:tentative="1">
-      <w:start w:val="1"/>
-      <w:numFmt w:val="bullet"/>
-      <w:lvlText w:val=""/>
-      <w:lvlJc w:val="left"/>
-      <w:pPr>
-        <w:ind w:left="2160" w:hanging="360"/>
-      </w:pPr>
-      <w:rPr>
-        <w:rFonts w:ascii="Wingdings" w:hAnsi="Wingdings" w:hint="default"/>
-      </w:rPr>
-    </w:lvl>
-    <w:lvl w:ilvl="3" w:tplc="04090001" w:tentative="1">
-      <w:start w:val="1"/>
-      <w:numFmt w:val="bullet"/>
-      <w:lvlText w:val=""/>
-      <w:lvlJc w:val="left"/>
-      <w:pPr>
-        <w:ind w:left="2880" w:hanging="360"/>
-      </w:pPr>
-      <w:rPr>
-        <w:rFonts w:ascii="Symbol" w:hAnsi="Symbol" w:hint="default"/>
-      </w:rPr>
-    </w:lvl>
-    <w:lvl w:ilvl="4" w:tplc="04090003" w:tentative="1">
-      <w:start w:val="1"/>
-      <w:numFmt w:val="bullet"/>
-      <w:lvlText w:val="o"/>
-      <w:lvlJc w:val="left"/>
-      <w:pPr>
-        <w:ind w:left="3600" w:hanging="360"/>
-      </w:pPr>
-      <w:rPr>
-        <w:rFonts w:ascii="Courier New" w:hAnsi="Courier New" w:cs="Courier New" w:hint="default"/>
-      </w:rPr>
-    </w:lvl>
-    <w:lvl w:ilvl="5" w:tplc="04090005" w:tentative="1">
-      <w:start w:val="1"/>
-      <w:numFmt w:val="bullet"/>
-      <w:lvlText w:val=""/>
-      <w:lvlJc w:val="left"/>
-      <w:pPr>
-        <w:ind w:left="4320" w:hanging="360"/>
-      </w:pPr>
-      <w:rPr>
-        <w:rFonts w:ascii="Wingdings" w:hAnsi="Wingdings" w:hint="default"/>
-      </w:rPr>
-    </w:lvl>
-    <w:lvl w:ilvl="6" w:tplc="04090001" w:tentative="1">
-      <w:start w:val="1"/>
-      <w:numFmt w:val="bullet"/>
-      <w:lvlText w:val=""/>
-      <w:lvlJc w:val="left"/>
-      <w:pPr>
-        <w:ind w:left="5040" w:hanging="360"/>
-      </w:pPr>
-      <w:rPr>
-        <w:rFonts w:ascii="Symbol" w:hAnsi="Symbol" w:hint="default"/>
-      </w:rPr>
-    </w:lvl>
-    <w:lvl w:ilvl="7" w:tplc="04090003" w:tentative="1">
-      <w:start w:val="1"/>
-      <w:numFmt w:val="bullet"/>
-      <w:lvlText w:val="o"/>
-      <w:lvlJc w:val="left"/>
-      <w:pPr>
-        <w:ind w:left="5760" w:hanging="360"/>
-      </w:pPr>
-      <w:rPr>
-        <w:rFonts w:ascii="Courier New" w:hAnsi="Courier New" w:cs="Courier New" w:hint="default"/>
-      </w:rPr>
-    </w:lvl>
-    <w:lvl w:ilvl="8" w:tplc="04090005" w:tentative="1">
-      <w:start w:val="1"/>
-      <w:numFmt w:val="bullet"/>
-      <w:lvlText w:val=""/>
-      <w:lvlJc w:val="left"/>
-      <w:pPr>
-        <w:ind w:left="6480" w:hanging="360"/>
-      </w:pPr>
-      <w:rPr>
-        <w:rFonts w:ascii="Wingdings" w:hAnsi="Wingdings" w:hint="default"/>
-      </w:rPr>
-    </w:lvl>
-  </w:abstractNum>
-  <w:abstractNum w:abstractNumId="53" w15:restartNumberingAfterBreak="0">
-    <w:nsid w:val="7C9829B7"/>
-    <w:multiLevelType w:val="hybridMultilevel"/>
-    <w:tmpl w:val="1FBE27EA"/>
-    <w:lvl w:ilvl="0" w:tplc="04090001">
-      <w:start w:val="1"/>
-      <w:numFmt w:val="bullet"/>
-      <w:lvlText w:val=""/>
-      <w:lvlJc w:val="left"/>
-      <w:pPr>
-        <w:ind w:left="720" w:hanging="360"/>
-      </w:pPr>
-      <w:rPr>
-        <w:rFonts w:ascii="Symbol" w:hAnsi="Symbol" w:hint="default"/>
-      </w:rPr>
-    </w:lvl>
-    <w:lvl w:ilvl="1" w:tplc="04090003">
-      <w:start w:val="1"/>
-      <w:numFmt w:val="bullet"/>
-      <w:lvlText w:val="o"/>
-      <w:lvlJc w:val="left"/>
-      <w:pPr>
-        <w:ind w:left="1440" w:hanging="360"/>
-      </w:pPr>
-      <w:rPr>
-        <w:rFonts w:ascii="Courier New" w:hAnsi="Courier New" w:cs="Courier New" w:hint="default"/>
-      </w:rPr>
-    </w:lvl>
-    <w:lvl w:ilvl="2" w:tplc="04090005" w:tentative="1">
-      <w:start w:val="1"/>
-      <w:numFmt w:val="bullet"/>
-      <w:lvlText w:val=""/>
-      <w:lvlJc w:val="left"/>
-      <w:pPr>
-        <w:ind w:left="2160" w:hanging="360"/>
-      </w:pPr>
-      <w:rPr>
-        <w:rFonts w:ascii="Wingdings" w:hAnsi="Wingdings" w:hint="default"/>
-      </w:rPr>
-    </w:lvl>
-    <w:lvl w:ilvl="3" w:tplc="04090001" w:tentative="1">
-      <w:start w:val="1"/>
-      <w:numFmt w:val="bullet"/>
-      <w:lvlText w:val=""/>
-      <w:lvlJc w:val="left"/>
-      <w:pPr>
-        <w:ind w:left="2880" w:hanging="360"/>
-      </w:pPr>
-      <w:rPr>
-        <w:rFonts w:ascii="Symbol" w:hAnsi="Symbol" w:hint="default"/>
-      </w:rPr>
-    </w:lvl>
-    <w:lvl w:ilvl="4" w:tplc="04090003" w:tentative="1">
-      <w:start w:val="1"/>
-      <w:numFmt w:val="bullet"/>
-      <w:lvlText w:val="o"/>
-      <w:lvlJc w:val="left"/>
-      <w:pPr>
-        <w:ind w:left="3600" w:hanging="360"/>
-      </w:pPr>
-      <w:rPr>
-        <w:rFonts w:ascii="Courier New" w:hAnsi="Courier New" w:cs="Courier New" w:hint="default"/>
-      </w:rPr>
-    </w:lvl>
-    <w:lvl w:ilvl="5" w:tplc="04090005" w:tentative="1">
-      <w:start w:val="1"/>
-      <w:numFmt w:val="bullet"/>
-      <w:lvlText w:val=""/>
-      <w:lvlJc w:val="left"/>
-      <w:pPr>
-        <w:ind w:left="4320" w:hanging="360"/>
-      </w:pPr>
-      <w:rPr>
-        <w:rFonts w:ascii="Wingdings" w:hAnsi="Wingdings" w:hint="default"/>
-      </w:rPr>
-    </w:lvl>
-    <w:lvl w:ilvl="6" w:tplc="04090001" w:tentative="1">
-      <w:start w:val="1"/>
-      <w:numFmt w:val="bullet"/>
-      <w:lvlText w:val=""/>
-      <w:lvlJc w:val="left"/>
-      <w:pPr>
-        <w:ind w:left="5040" w:hanging="360"/>
-      </w:pPr>
-      <w:rPr>
-        <w:rFonts w:ascii="Symbol" w:hAnsi="Symbol" w:hint="default"/>
-      </w:rPr>
-    </w:lvl>
-    <w:lvl w:ilvl="7" w:tplc="04090003" w:tentative="1">
-      <w:start w:val="1"/>
-      <w:numFmt w:val="bullet"/>
-      <w:lvlText w:val="o"/>
-      <w:lvlJc w:val="left"/>
-      <w:pPr>
-        <w:ind w:left="5760" w:hanging="360"/>
-      </w:pPr>
-      <w:rPr>
-        <w:rFonts w:ascii="Courier New" w:hAnsi="Courier New" w:cs="Courier New" w:hint="default"/>
-      </w:rPr>
-    </w:lvl>
-    <w:lvl w:ilvl="8" w:tplc="04090005" w:tentative="1">
-      <w:start w:val="1"/>
-      <w:numFmt w:val="bullet"/>
-      <w:lvlText w:val=""/>
-      <w:lvlJc w:val="left"/>
-      <w:pPr>
-        <w:ind w:left="6480" w:hanging="360"/>
-      </w:pPr>
-      <w:rPr>
-        <w:rFonts w:ascii="Wingdings" w:hAnsi="Wingdings" w:hint="default"/>
-      </w:rPr>
-    </w:lvl>
-  </w:abstractNum>
-  <w:num w:numId="1" w16cid:durableId="2070955646">
-    <w:abstractNumId w:val="46"/>
-  </w:num>
-  <w:num w:numId="2" w16cid:durableId="1362241420">
-    <w:abstractNumId w:val="22"/>
-  </w:num>
-  <w:num w:numId="3" w16cid:durableId="1802382207">
-    <w:abstractNumId w:val="40"/>
-  </w:num>
-  <w:num w:numId="4" w16cid:durableId="1937668441">
-    <w:abstractNumId w:val="42"/>
-  </w:num>
-  <w:num w:numId="5" w16cid:durableId="1558081475">
-    <w:abstractNumId w:val="26"/>
-  </w:num>
-  <w:num w:numId="6" w16cid:durableId="1154880056">
-    <w:abstractNumId w:val="45"/>
-  </w:num>
-  <w:num w:numId="7" w16cid:durableId="56319654">
-    <w:abstractNumId w:val="27"/>
-  </w:num>
-  <w:num w:numId="8" w16cid:durableId="418213037">
-    <w:abstractNumId w:val="20"/>
-  </w:num>
-  <w:num w:numId="9" w16cid:durableId="1566527160">
-    <w:abstractNumId w:val="37"/>
-  </w:num>
-  <w:num w:numId="10" w16cid:durableId="178549590">
+  <w:num w:numId="1" w16cid:durableId="418213037">
     <w:abstractNumId w:val="9"/>
   </w:num>
-  <w:num w:numId="11" w16cid:durableId="522521730">
+  <w:num w:numId="2" w16cid:durableId="1588341785">
+    <w:abstractNumId w:val="16"/>
+  </w:num>
+  <w:num w:numId="3" w16cid:durableId="1417509629">
+    <w:abstractNumId w:val="0"/>
+  </w:num>
+  <w:num w:numId="4" w16cid:durableId="137303161">
+    <w:abstractNumId w:val="5"/>
+  </w:num>
+  <w:num w:numId="5" w16cid:durableId="1756366475">
+    <w:abstractNumId w:val="4"/>
+  </w:num>
+  <w:num w:numId="6" w16cid:durableId="880170642">
+    <w:abstractNumId w:val="17"/>
+  </w:num>
+  <w:num w:numId="7" w16cid:durableId="2073045064">
+    <w:abstractNumId w:val="3"/>
+  </w:num>
+  <w:num w:numId="8" w16cid:durableId="132992819">
+    <w:abstractNumId w:val="6"/>
+  </w:num>
+  <w:num w:numId="9" w16cid:durableId="567694036">
+    <w:abstractNumId w:val="14"/>
+  </w:num>
+  <w:num w:numId="10" w16cid:durableId="288980431">
+    <w:abstractNumId w:val="7"/>
+  </w:num>
+  <w:num w:numId="11" w16cid:durableId="797527526">
+    <w:abstractNumId w:val="10"/>
+  </w:num>
+  <w:num w:numId="12" w16cid:durableId="1619920175">
+    <w:abstractNumId w:val="1"/>
+  </w:num>
+  <w:num w:numId="13" w16cid:durableId="913705639">
+    <w:abstractNumId w:val="11"/>
+  </w:num>
+  <w:num w:numId="14" w16cid:durableId="708336130">
+    <w:abstractNumId w:val="15"/>
+  </w:num>
+  <w:num w:numId="15" w16cid:durableId="113984894">
+    <w:abstractNumId w:val="8"/>
+  </w:num>
+  <w:num w:numId="16" w16cid:durableId="1673490267">
+    <w:abstractNumId w:val="13"/>
+  </w:num>
+  <w:num w:numId="17" w16cid:durableId="238642419">
+    <w:abstractNumId w:val="18"/>
+  </w:num>
+  <w:num w:numId="18" w16cid:durableId="1281037524">
     <w:abstractNumId w:val="12"/>
   </w:num>
-  <w:num w:numId="12" w16cid:durableId="987436048">
-    <w:abstractNumId w:val="38"/>
-  </w:num>
-  <w:num w:numId="13" w16cid:durableId="1788313004">
-    <w:abstractNumId w:val="53"/>
-  </w:num>
-  <w:num w:numId="14" w16cid:durableId="1825007525">
-    <w:abstractNumId w:val="51"/>
-  </w:num>
-  <w:num w:numId="15" w16cid:durableId="318849819">
-    <w:abstractNumId w:val="48"/>
-  </w:num>
-  <w:num w:numId="16" w16cid:durableId="781845167">
-    <w:abstractNumId w:val="49"/>
-  </w:num>
-  <w:num w:numId="17" w16cid:durableId="92635050">
-    <w:abstractNumId w:val="28"/>
-  </w:num>
-  <w:num w:numId="18" w16cid:durableId="1811701450">
-    <w:abstractNumId w:val="41"/>
-  </w:num>
-  <w:num w:numId="19" w16cid:durableId="1588341785">
-    <w:abstractNumId w:val="36"/>
-  </w:num>
-  <w:num w:numId="20" w16cid:durableId="1233613090">
-    <w:abstractNumId w:val="44"/>
-  </w:num>
-  <w:num w:numId="21" w16cid:durableId="1556551550">
-    <w:abstractNumId w:val="39"/>
-  </w:num>
-  <w:num w:numId="22" w16cid:durableId="1417509629">
-    <w:abstractNumId w:val="1"/>
-  </w:num>
-  <w:num w:numId="23" w16cid:durableId="1910842764">
-    <w:abstractNumId w:val="50"/>
-  </w:num>
-  <w:num w:numId="24" w16cid:durableId="137303161">
-    <w:abstractNumId w:val="16"/>
-  </w:num>
-  <w:num w:numId="25" w16cid:durableId="1087993723">
-    <w:abstractNumId w:val="23"/>
-  </w:num>
-  <w:num w:numId="26" w16cid:durableId="1756366475">
-    <w:abstractNumId w:val="13"/>
-  </w:num>
-  <w:num w:numId="27" w16cid:durableId="880170642">
-    <w:abstractNumId w:val="47"/>
-  </w:num>
-  <w:num w:numId="28" w16cid:durableId="1864005045">
-    <w:abstractNumId w:val="7"/>
-  </w:num>
-  <w:num w:numId="29" w16cid:durableId="2073045064">
-    <w:abstractNumId w:val="8"/>
-  </w:num>
-  <w:num w:numId="30" w16cid:durableId="132992819">
-    <w:abstractNumId w:val="17"/>
-  </w:num>
-  <w:num w:numId="31" w16cid:durableId="567694036">
-    <w:abstractNumId w:val="31"/>
-  </w:num>
-  <w:num w:numId="32" w16cid:durableId="270628104">
-    <w:abstractNumId w:val="4"/>
-  </w:num>
-  <w:num w:numId="33" w16cid:durableId="1597013851">
-    <w:abstractNumId w:val="3"/>
-  </w:num>
-  <w:num w:numId="34" w16cid:durableId="1358850630">
-    <w:abstractNumId w:val="25"/>
-  </w:num>
-  <w:num w:numId="35" w16cid:durableId="288980431">
-    <w:abstractNumId w:val="18"/>
-  </w:num>
-  <w:num w:numId="36" w16cid:durableId="1546404081">
-    <w:abstractNumId w:val="15"/>
-  </w:num>
-  <w:num w:numId="37" w16cid:durableId="797527526">
-    <w:abstractNumId w:val="24"/>
-  </w:num>
-  <w:num w:numId="38" w16cid:durableId="2006125201">
-    <w:abstractNumId w:val="11"/>
-  </w:num>
-  <w:num w:numId="39" w16cid:durableId="2097827529">
-    <w:abstractNumId w:val="43"/>
-  </w:num>
-  <w:num w:numId="40" w16cid:durableId="1334182935">
+  <w:num w:numId="19" w16cid:durableId="2078703074">
     <w:abstractNumId w:val="2"/>
   </w:num>
-  <w:num w:numId="41" w16cid:durableId="1619920175">
-    <w:abstractNumId w:val="5"/>
-  </w:num>
-  <w:num w:numId="42" w16cid:durableId="913705639">
-    <w:abstractNumId w:val="29"/>
-  </w:num>
-  <w:num w:numId="43" w16cid:durableId="708336130">
-    <w:abstractNumId w:val="33"/>
-  </w:num>
-  <w:num w:numId="44" w16cid:durableId="1892426284">
-    <w:abstractNumId w:val="21"/>
-  </w:num>
-  <w:num w:numId="45" w16cid:durableId="140077120">
-    <w:abstractNumId w:val="14"/>
-  </w:num>
-  <w:num w:numId="46" w16cid:durableId="1393698564">
-    <w:abstractNumId w:val="0"/>
-  </w:num>
-  <w:num w:numId="47" w16cid:durableId="800269097">
-    <w:abstractNumId w:val="34"/>
-  </w:num>
-  <w:num w:numId="48" w16cid:durableId="925072386">
-    <w:abstractNumId w:val="6"/>
-  </w:num>
-  <w:num w:numId="49" w16cid:durableId="1880975816">
-    <w:abstractNumId w:val="32"/>
-  </w:num>
-  <w:num w:numId="50" w16cid:durableId="113984894">
-    <w:abstractNumId w:val="19"/>
-  </w:num>
-  <w:num w:numId="51" w16cid:durableId="1673490267">
-    <w:abstractNumId w:val="30"/>
-  </w:num>
-  <w:num w:numId="52" w16cid:durableId="755976268">
-    <w:abstractNumId w:val="10"/>
-  </w:num>
-  <w:num w:numId="53" w16cid:durableId="238642419">
-    <w:abstractNumId w:val="52"/>
-  </w:num>
-  <w:num w:numId="54" w16cid:durableId="58940369">
-    <w:abstractNumId w:val="35"/>
-  </w:num>
+  <w:numIdMacAtCleanup w:val="19"/>
 </w:numbering>
 </file>
 
@@ -22231,6 +18377,37 @@
     <w:basedOn w:val="DefaultParagraphFont"/>
     <w:rsid w:val="009744B5"/>
   </w:style>
+  <w:style w:type="character" w:styleId="Emphasis">
+    <w:name w:val="Emphasis"/>
+    <w:basedOn w:val="DefaultParagraphFont"/>
+    <w:uiPriority w:val="20"/>
+    <w:qFormat/>
+    <w:rsid w:val="002F5E6E"/>
+    <w:rPr>
+      <w:i/>
+      <w:iCs/>
+    </w:rPr>
+  </w:style>
+  <w:style w:type="character" w:customStyle="1" w:styleId="mtk5">
+    <w:name w:val="mtk5"/>
+    <w:basedOn w:val="DefaultParagraphFont"/>
+    <w:rsid w:val="002F5E6E"/>
+  </w:style>
+  <w:style w:type="character" w:customStyle="1" w:styleId="mtk1">
+    <w:name w:val="mtk1"/>
+    <w:basedOn w:val="DefaultParagraphFont"/>
+    <w:rsid w:val="002F5E6E"/>
+  </w:style>
+  <w:style w:type="character" w:customStyle="1" w:styleId="mtk15">
+    <w:name w:val="mtk15"/>
+    <w:basedOn w:val="DefaultParagraphFont"/>
+    <w:rsid w:val="002F5E6E"/>
+  </w:style>
+  <w:style w:type="character" w:customStyle="1" w:styleId="mtk6">
+    <w:name w:val="mtk6"/>
+    <w:basedOn w:val="DefaultParagraphFont"/>
+    <w:rsid w:val="002F5E6E"/>
+  </w:style>
 </w:styles>
 </file>
 
